--- a/Введение.docx
+++ b/Введение.docx
@@ -782,111 +782,17 @@
         <w:ind w:firstLine="709"/>
         <w:jc w:val="both"/>
         <w:rPr>
-          <w:rFonts w:ascii="Times New Roman" w:hAnsi="Times New Roman" w:cs="Times New Roman"/>
-          <w:sz w:val="28"/>
-          <w:szCs w:val="28"/>
-          <w:lang w:val="ru-RU"/>
-        </w:rPr>
-      </w:pPr>
-      <w:r>
-        <w:rPr>
-          <w:rFonts w:ascii="Times New Roman" w:eastAsia="Times New Roman" w:hAnsi="Times New Roman"/>
-          <w:sz w:val="28"/>
-          <w:lang w:val="ru-RU"/>
-        </w:rPr>
-        <w:t xml:space="preserve">Актуальность темы обусловлена следующими факторами: 1. Необходимость цифровизации библиотечных процессов: современные библиотеки нуждаются в автоматизированных системах, обеспечивающих быстрое управление книжным фондом и сокращение объёма ручной работы сотрудников. 2. Рост требований к удобству взаимодействия пользователей с библиотечными сервисами: читателям необходим доступ к электронному каталогу, бронированию литературы, истории операций и персонализированным рекомендациям. 3. Необходимость централизованного хранения и защиты данных: библиотечные учреждения нуждаются в безопасных системах хранения информации с разграничением прав доступа и механизмами резервирования. 4. Использование современных веб-технологий: применение </w:t>
-      </w:r>
-      <w:r>
-        <w:rPr>
-          <w:rFonts w:ascii="Times New Roman" w:eastAsia="Times New Roman" w:hAnsi="Times New Roman"/>
-          <w:sz w:val="28"/>
-        </w:rPr>
-        <w:t>Vue</w:t>
-      </w:r>
-      <w:r>
-        <w:rPr>
-          <w:rFonts w:ascii="Times New Roman" w:eastAsia="Times New Roman" w:hAnsi="Times New Roman"/>
-          <w:sz w:val="28"/>
-          <w:lang w:val="ru-RU"/>
-        </w:rPr>
-        <w:t xml:space="preserve"> 3, </w:t>
-      </w:r>
-      <w:r>
-        <w:rPr>
-          <w:rFonts w:ascii="Times New Roman" w:eastAsia="Times New Roman" w:hAnsi="Times New Roman"/>
-          <w:sz w:val="28"/>
-        </w:rPr>
-        <w:t>Express</w:t>
-      </w:r>
-      <w:r>
-        <w:rPr>
-          <w:rFonts w:ascii="Times New Roman" w:eastAsia="Times New Roman" w:hAnsi="Times New Roman"/>
-          <w:sz w:val="28"/>
-          <w:lang w:val="ru-RU"/>
-        </w:rPr>
-        <w:t>.</w:t>
-      </w:r>
-      <w:proofErr w:type="spellStart"/>
-      <w:r>
-        <w:rPr>
-          <w:rFonts w:ascii="Times New Roman" w:eastAsia="Times New Roman" w:hAnsi="Times New Roman"/>
-          <w:sz w:val="28"/>
-        </w:rPr>
-        <w:t>js</w:t>
-      </w:r>
-      <w:proofErr w:type="spellEnd"/>
-      <w:r>
-        <w:rPr>
-          <w:rFonts w:ascii="Times New Roman" w:eastAsia="Times New Roman" w:hAnsi="Times New Roman"/>
-          <w:sz w:val="28"/>
-          <w:lang w:val="ru-RU"/>
-        </w:rPr>
-        <w:t xml:space="preserve">, </w:t>
-      </w:r>
-      <w:r>
-        <w:rPr>
-          <w:rFonts w:ascii="Times New Roman" w:eastAsia="Times New Roman" w:hAnsi="Times New Roman"/>
-          <w:sz w:val="28"/>
-        </w:rPr>
-        <w:t>PostgreSQL</w:t>
-      </w:r>
-      <w:r>
-        <w:rPr>
-          <w:rFonts w:ascii="Times New Roman" w:eastAsia="Times New Roman" w:hAnsi="Times New Roman"/>
-          <w:sz w:val="28"/>
-          <w:lang w:val="ru-RU"/>
-        </w:rPr>
-        <w:t xml:space="preserve"> и </w:t>
-      </w:r>
-      <w:r>
-        <w:rPr>
-          <w:rFonts w:ascii="Times New Roman" w:eastAsia="Times New Roman" w:hAnsi="Times New Roman"/>
-          <w:sz w:val="28"/>
-        </w:rPr>
-        <w:t>Docker</w:t>
-      </w:r>
-      <w:r>
-        <w:rPr>
-          <w:rFonts w:ascii="Times New Roman" w:eastAsia="Times New Roman" w:hAnsi="Times New Roman"/>
-          <w:sz w:val="28"/>
-          <w:lang w:val="ru-RU"/>
-        </w:rPr>
-        <w:t xml:space="preserve"> </w:t>
-      </w:r>
-      <w:r>
-        <w:rPr>
-          <w:rFonts w:ascii="Times New Roman" w:eastAsia="Times New Roman" w:hAnsi="Times New Roman"/>
-          <w:sz w:val="28"/>
-        </w:rPr>
-        <w:t>Compose</w:t>
-      </w:r>
-      <w:r>
-        <w:rPr>
-          <w:rFonts w:ascii="Times New Roman" w:eastAsia="Times New Roman" w:hAnsi="Times New Roman"/>
-          <w:sz w:val="28"/>
-          <w:lang w:val="ru-RU"/>
-        </w:rPr>
-        <w:t xml:space="preserve"> позволяет создать масштабируемое и расширяемое решение, соответствующее современным требованиям к веб-приложениям.  5. Соответствие требованиям образовательной программы: разработка проекта позволяет продемонстрировать профессиональные компетенции в области проектирования программного обеспечения, разработки веб-приложений, баз данных и тестирования программных систем. </w:t>
+          <w:rFonts w:ascii="Times New Roman" w:eastAsia="Times New Roman" w:hAnsi="Times New Roman"/>
+          <w:sz w:val="28"/>
+        </w:rPr>
+      </w:pPr>
+      <w:r>
+        <w:rPr>
+          <w:rFonts w:ascii="Times New Roman" w:eastAsia="Times New Roman" w:hAnsi="Times New Roman"/>
+          <w:sz w:val="28"/>
+          <w:lang w:val="ru-RU"/>
+        </w:rPr>
+        <w:t>Актуальность темы обусловлена следующими факторами:</w:t>
       </w:r>
     </w:p>
     <w:p>
@@ -896,147 +802,17 @@
         <w:ind w:firstLine="709"/>
         <w:jc w:val="both"/>
         <w:rPr>
-          <w:rFonts w:ascii="Times New Roman" w:hAnsi="Times New Roman" w:cs="Times New Roman"/>
-          <w:sz w:val="28"/>
-          <w:szCs w:val="28"/>
-          <w:lang w:val="ru-RU"/>
-        </w:rPr>
-      </w:pPr>
-      <w:r>
-        <w:rPr>
-          <w:rFonts w:ascii="Times New Roman" w:eastAsia="Times New Roman" w:hAnsi="Times New Roman"/>
-          <w:b/>
-          <w:sz w:val="28"/>
-          <w:lang w:val="ru-RU"/>
-        </w:rPr>
-        <w:t>Научная и практическая новизна работы заключается в следующем</w:t>
-      </w:r>
-      <w:r>
-        <w:rPr>
-          <w:rFonts w:ascii="Times New Roman" w:eastAsia="Times New Roman" w:hAnsi="Times New Roman"/>
-          <w:sz w:val="28"/>
-          <w:lang w:val="ru-RU"/>
-        </w:rPr>
-        <w:t xml:space="preserve">: 1. Разработка комплексной информационной системы библиотечного учёта с поддержкой нескольких ролей пользователей: читатель, редактор, администратор и супер-администратор. 2. Реализация модульной клиент-серверной архитектуры на основе современных технологий веб-разработки, обеспечивающей масштабируемость и расширяемость системы. 3. Интеграция системы хранения файлов </w:t>
-      </w:r>
-      <w:proofErr w:type="spellStart"/>
-      <w:r>
-        <w:rPr>
-          <w:rFonts w:ascii="Times New Roman" w:eastAsia="Times New Roman" w:hAnsi="Times New Roman"/>
-          <w:sz w:val="28"/>
-        </w:rPr>
-        <w:t>MinIO</w:t>
-      </w:r>
-      <w:proofErr w:type="spellEnd"/>
-      <w:r>
-        <w:rPr>
-          <w:rFonts w:ascii="Times New Roman" w:eastAsia="Times New Roman" w:hAnsi="Times New Roman"/>
-          <w:sz w:val="28"/>
-          <w:lang w:val="ru-RU"/>
-        </w:rPr>
-        <w:t xml:space="preserve"> для </w:t>
-      </w:r>
-      <w:r>
-        <w:rPr>
-          <w:rFonts w:ascii="Times New Roman" w:eastAsia="Times New Roman" w:hAnsi="Times New Roman"/>
-          <w:sz w:val="28"/>
-          <w:lang w:val="ru-RU"/>
-        </w:rPr>
-        <w:lastRenderedPageBreak/>
-        <w:t xml:space="preserve">централизованного хранения изображений обложек книг и пользовательских аватаров. 4. Реализация механизмов персонализированного взаимодействия пользователей с библиотекой: избранное, рекомендации, история операций и система уведомлений. 5. Использование контейнеризации </w:t>
-      </w:r>
-      <w:r>
-        <w:rPr>
-          <w:rFonts w:ascii="Times New Roman" w:eastAsia="Times New Roman" w:hAnsi="Times New Roman"/>
-          <w:sz w:val="28"/>
-        </w:rPr>
-        <w:t>Docker</w:t>
-      </w:r>
-      <w:r>
-        <w:rPr>
-          <w:rFonts w:ascii="Times New Roman" w:eastAsia="Times New Roman" w:hAnsi="Times New Roman"/>
-          <w:sz w:val="28"/>
-          <w:lang w:val="ru-RU"/>
-        </w:rPr>
-        <w:t xml:space="preserve"> </w:t>
-      </w:r>
-      <w:r>
-        <w:rPr>
-          <w:rFonts w:ascii="Times New Roman" w:eastAsia="Times New Roman" w:hAnsi="Times New Roman"/>
-          <w:sz w:val="28"/>
-        </w:rPr>
-        <w:t>Compose</w:t>
-      </w:r>
-      <w:r>
-        <w:rPr>
-          <w:rFonts w:ascii="Times New Roman" w:eastAsia="Times New Roman" w:hAnsi="Times New Roman"/>
-          <w:sz w:val="28"/>
-          <w:lang w:val="ru-RU"/>
-        </w:rPr>
-        <w:t xml:space="preserve"> и </w:t>
-      </w:r>
-      <w:proofErr w:type="spellStart"/>
-      <w:r>
-        <w:rPr>
-          <w:rFonts w:ascii="Times New Roman" w:eastAsia="Times New Roman" w:hAnsi="Times New Roman"/>
-          <w:sz w:val="28"/>
-          <w:lang w:val="ru-RU"/>
-        </w:rPr>
-        <w:t>проксирования</w:t>
-      </w:r>
-      <w:proofErr w:type="spellEnd"/>
-      <w:r>
-        <w:rPr>
-          <w:rFonts w:ascii="Times New Roman" w:eastAsia="Times New Roman" w:hAnsi="Times New Roman"/>
-          <w:sz w:val="28"/>
-          <w:lang w:val="ru-RU"/>
-        </w:rPr>
-        <w:t xml:space="preserve"> через </w:t>
-      </w:r>
-      <w:r>
-        <w:rPr>
-          <w:rFonts w:ascii="Times New Roman" w:eastAsia="Times New Roman" w:hAnsi="Times New Roman"/>
-          <w:sz w:val="28"/>
-        </w:rPr>
-        <w:t>Nginx</w:t>
-      </w:r>
-      <w:r>
-        <w:rPr>
-          <w:rFonts w:ascii="Times New Roman" w:eastAsia="Times New Roman" w:hAnsi="Times New Roman"/>
-          <w:sz w:val="28"/>
-          <w:lang w:val="ru-RU"/>
-        </w:rPr>
-        <w:t xml:space="preserve"> для упрощения развёртывания и сопровождения системы. 6. Реализация безопасной модели разграничения доступа </w:t>
-      </w:r>
-      <w:r>
-        <w:rPr>
-          <w:rFonts w:ascii="Times New Roman" w:eastAsia="Times New Roman" w:hAnsi="Times New Roman"/>
-          <w:sz w:val="28"/>
-        </w:rPr>
-        <w:t>RBAC</w:t>
-      </w:r>
-      <w:r>
-        <w:rPr>
-          <w:rFonts w:ascii="Times New Roman" w:eastAsia="Times New Roman" w:hAnsi="Times New Roman"/>
-          <w:sz w:val="28"/>
-          <w:lang w:val="ru-RU"/>
-        </w:rPr>
-        <w:t xml:space="preserve"> с использованием </w:t>
-      </w:r>
-      <w:r>
-        <w:rPr>
-          <w:rFonts w:ascii="Times New Roman" w:eastAsia="Times New Roman" w:hAnsi="Times New Roman"/>
-          <w:sz w:val="28"/>
-        </w:rPr>
-        <w:t>JWT</w:t>
-      </w:r>
-      <w:r>
-        <w:rPr>
-          <w:rFonts w:ascii="Times New Roman" w:eastAsia="Times New Roman" w:hAnsi="Times New Roman"/>
-          <w:sz w:val="28"/>
-          <w:lang w:val="ru-RU"/>
-        </w:rPr>
-        <w:t>-аутентификации и серверной проверки полномочий пользователей.</w:t>
+          <w:rFonts w:ascii="Times New Roman" w:eastAsia="Times New Roman" w:hAnsi="Times New Roman"/>
+          <w:sz w:val="28"/>
+        </w:rPr>
+      </w:pPr>
+      <w:r>
+        <w:rPr>
+          <w:rFonts w:ascii="Times New Roman" w:eastAsia="Times New Roman" w:hAnsi="Times New Roman"/>
+          <w:sz w:val="28"/>
+          <w:lang w:val="ru-RU"/>
+        </w:rPr>
+        <w:t>1. Необходимость цифровизации библиотечных процессов: современные библиотеки нуждаются в автоматизированных системах, обеспечивающих быстрое управление книжным фондом и сокращение объёма ручной работы сотрудников.</w:t>
       </w:r>
     </w:p>
     <w:p>
@@ -1046,44 +822,18 @@
         <w:ind w:firstLine="709"/>
         <w:jc w:val="both"/>
         <w:rPr>
-          <w:rFonts w:ascii="Times New Roman" w:hAnsi="Times New Roman" w:cs="Times New Roman"/>
-          <w:sz w:val="28"/>
-          <w:szCs w:val="28"/>
-          <w:lang w:val="ru-RU"/>
-        </w:rPr>
-      </w:pPr>
-      <w:r>
-        <w:rPr>
-          <w:rFonts w:ascii="Times New Roman" w:eastAsia="Times New Roman" w:hAnsi="Times New Roman"/>
-          <w:b/>
-          <w:sz w:val="28"/>
-          <w:lang w:val="ru-RU"/>
-        </w:rPr>
-        <w:t>Структура работы</w:t>
-      </w:r>
-      <w:r>
-        <w:rPr>
-          <w:rFonts w:ascii="Times New Roman" w:eastAsia="Times New Roman" w:hAnsi="Times New Roman"/>
-          <w:sz w:val="28"/>
-          <w:lang w:val="ru-RU"/>
-        </w:rPr>
-        <w:t xml:space="preserve"> </w:t>
-      </w:r>
-      <w:r>
-        <w:rPr>
-          <w:rFonts w:ascii="Times New Roman" w:eastAsia="Times New Roman" w:hAnsi="Times New Roman"/>
-          <w:sz w:val="28"/>
-          <w:lang w:val="ru-RU"/>
-        </w:rPr>
-        <w:t>–</w:t>
-      </w:r>
-      <w:r>
-        <w:rPr>
-          <w:rFonts w:ascii="Times New Roman" w:eastAsia="Times New Roman" w:hAnsi="Times New Roman"/>
-          <w:sz w:val="28"/>
-          <w:lang w:val="ru-RU"/>
-        </w:rPr>
-        <w:t xml:space="preserve"> выпускная квалификационная работа состоит из введения, шести глав, заключения, списка использованных источников и приложений. Представленная структура обеспечивает последовательное изложение материала от анализа предметной области и постановки задачи до разработки, тестирования и внедрения программного обеспечения.</w:t>
+          <w:rFonts w:ascii="Times New Roman" w:eastAsia="Times New Roman" w:hAnsi="Times New Roman"/>
+          <w:sz w:val="28"/>
+          <w:lang w:val="ru-RU"/>
+        </w:rPr>
+      </w:pPr>
+      <w:r>
+        <w:rPr>
+          <w:rFonts w:ascii="Times New Roman" w:eastAsia="Times New Roman" w:hAnsi="Times New Roman"/>
+          <w:sz w:val="28"/>
+          <w:lang w:val="ru-RU"/>
+        </w:rPr>
+        <w:t>2. Рост требований к удобству взаимодействия пользователей с библиотечными сервисами: читателям необходим доступ к электронному каталогу, бронированию литературы, истории операций и персонализированным рекомендациям.</w:t>
       </w:r>
     </w:p>
     <w:p>
@@ -1093,36 +843,17 @@
         <w:ind w:firstLine="709"/>
         <w:jc w:val="both"/>
         <w:rPr>
-          <w:rFonts w:ascii="Times New Roman" w:hAnsi="Times New Roman" w:cs="Times New Roman"/>
-          <w:sz w:val="28"/>
-          <w:szCs w:val="28"/>
-          <w:lang w:val="ru-RU"/>
-        </w:rPr>
-      </w:pPr>
-      <w:r>
-        <w:rPr>
-          <w:rFonts w:ascii="Times New Roman" w:eastAsia="Times New Roman" w:hAnsi="Times New Roman"/>
-          <w:sz w:val="28"/>
-          <w:lang w:val="ru-RU"/>
-        </w:rPr>
-        <w:t>Глава 1 «Техническое задание» определяет нормативно-правовую основу разработки веб-приложения «</w:t>
-      </w:r>
-      <w:proofErr w:type="spellStart"/>
-      <w:r>
-        <w:rPr>
-          <w:rFonts w:ascii="Times New Roman" w:eastAsia="Times New Roman" w:hAnsi="Times New Roman"/>
-          <w:sz w:val="28"/>
-        </w:rPr>
-        <w:t>TopLibrary</w:t>
-      </w:r>
-      <w:proofErr w:type="spellEnd"/>
-      <w:r>
-        <w:rPr>
-          <w:rFonts w:ascii="Times New Roman" w:eastAsia="Times New Roman" w:hAnsi="Times New Roman"/>
-          <w:sz w:val="28"/>
-          <w:lang w:val="ru-RU"/>
-        </w:rPr>
-        <w:t xml:space="preserve">». В данной главе формулируются цели и назначение приложения, требования к функциональным возможностям системы, архитектуре, безопасности, программному и техническому обеспечению. Отдельное внимание уделяется ролям пользователей, структуре интерфейса и функциональным требованиям к основным разделам приложения. Глава составлена в соответствии с требованиями ГОСТ 34.602–2020 и ГОСТ 19.201–78. </w:t>
+          <w:rFonts w:ascii="Times New Roman" w:eastAsia="Times New Roman" w:hAnsi="Times New Roman"/>
+          <w:sz w:val="28"/>
+        </w:rPr>
+      </w:pPr>
+      <w:r>
+        <w:rPr>
+          <w:rFonts w:ascii="Times New Roman" w:eastAsia="Times New Roman" w:hAnsi="Times New Roman"/>
+          <w:sz w:val="28"/>
+          <w:lang w:val="ru-RU"/>
+        </w:rPr>
+        <w:t>3. Необходимость централизованного хранения и защиты данных: библиотечные учреждения нуждаются в безопасных системах хранения информации с разграничением прав доступа и механизмами резервирования.</w:t>
       </w:r>
     </w:p>
     <w:p>
@@ -1132,19 +863,18 @@
         <w:ind w:firstLine="709"/>
         <w:jc w:val="both"/>
         <w:rPr>
-          <w:rFonts w:ascii="Times New Roman" w:hAnsi="Times New Roman" w:cs="Times New Roman"/>
-          <w:sz w:val="28"/>
-          <w:szCs w:val="28"/>
-          <w:lang w:val="ru-RU"/>
-        </w:rPr>
-      </w:pPr>
-      <w:r>
-        <w:rPr>
-          <w:rFonts w:ascii="Times New Roman" w:eastAsia="Times New Roman" w:hAnsi="Times New Roman"/>
-          <w:sz w:val="28"/>
-          <w:lang w:val="ru-RU"/>
-        </w:rPr>
-        <w:t xml:space="preserve">Глава 2 «Проектирование и разработка программного обеспечения» посвящена анализу предметной области, проектированию архитектуры системы и реализации программных модулей. В главе рассматриваются алгоритмы работы системы библиотечного учёта, обосновывается выбор технологий </w:t>
+          <w:rFonts w:ascii="Times New Roman" w:eastAsia="Times New Roman" w:hAnsi="Times New Roman"/>
+          <w:sz w:val="28"/>
+          <w:lang w:val="ru-RU"/>
+        </w:rPr>
+      </w:pPr>
+      <w:r>
+        <w:rPr>
+          <w:rFonts w:ascii="Times New Roman" w:eastAsia="Times New Roman" w:hAnsi="Times New Roman"/>
+          <w:sz w:val="28"/>
+          <w:lang w:val="ru-RU"/>
+        </w:rPr>
+        <w:t xml:space="preserve">4. Использование современных веб-технологий: применение </w:t>
       </w:r>
       <w:r>
         <w:rPr>
@@ -1213,7 +943,7 @@
           <w:rFonts w:ascii="Times New Roman" w:eastAsia="Times New Roman" w:hAnsi="Times New Roman"/>
           <w:sz w:val="28"/>
         </w:rPr>
-        <w:t>Prisma</w:t>
+        <w:t>Docker</w:t>
       </w:r>
       <w:r>
         <w:rPr>
@@ -1228,39 +958,15 @@
           <w:rFonts w:ascii="Times New Roman" w:eastAsia="Times New Roman" w:hAnsi="Times New Roman"/>
           <w:sz w:val="28"/>
         </w:rPr>
-        <w:t>ORM</w:t>
-      </w:r>
-      <w:r>
-        <w:rPr>
-          <w:rFonts w:ascii="Times New Roman" w:eastAsia="Times New Roman" w:hAnsi="Times New Roman"/>
-          <w:sz w:val="28"/>
-          <w:lang w:val="ru-RU"/>
-        </w:rPr>
-        <w:t xml:space="preserve">. Особое внимание уделяется проектированию базы данных, построению </w:t>
-      </w:r>
-      <w:r>
-        <w:rPr>
-          <w:rFonts w:ascii="Times New Roman" w:eastAsia="Times New Roman" w:hAnsi="Times New Roman"/>
-          <w:sz w:val="28"/>
-        </w:rPr>
-        <w:t>ER</w:t>
-      </w:r>
-      <w:r>
-        <w:rPr>
-          <w:rFonts w:ascii="Times New Roman" w:eastAsia="Times New Roman" w:hAnsi="Times New Roman"/>
-          <w:sz w:val="28"/>
-          <w:lang w:val="ru-RU"/>
-        </w:rPr>
-        <w:t xml:space="preserve">-диаграммы и </w:t>
-      </w:r>
-      <w:r>
-        <w:rPr>
-          <w:rFonts w:ascii="Times New Roman" w:eastAsia="Times New Roman" w:hAnsi="Times New Roman"/>
-          <w:sz w:val="28"/>
-          <w:lang w:val="ru-RU"/>
-        </w:rPr>
-        <w:lastRenderedPageBreak/>
-        <w:t xml:space="preserve">разработке модулей каталога книг, системы бронирования, личного кабинета пользователя, административной панели и механизмов разграничения доступа. Содержание главы отражает выполнение профессиональных компетенций ПК 1.1–1.6, ПК 2.1–2.5 и ПК 11.1–11.4. </w:t>
+        <w:t>Compose</w:t>
+      </w:r>
+      <w:r>
+        <w:rPr>
+          <w:rFonts w:ascii="Times New Roman" w:eastAsia="Times New Roman" w:hAnsi="Times New Roman"/>
+          <w:sz w:val="28"/>
+          <w:lang w:val="ru-RU"/>
+        </w:rPr>
+        <w:t xml:space="preserve"> позволяет создать масштабируемое и расширяемое решение, соответствующее современным требованиям к веб-приложениям.</w:t>
       </w:r>
     </w:p>
     <w:p>
@@ -1270,37 +976,18 @@
         <w:ind w:firstLine="709"/>
         <w:jc w:val="both"/>
         <w:rPr>
-          <w:rFonts w:ascii="Times New Roman" w:hAnsi="Times New Roman" w:cs="Times New Roman"/>
-          <w:sz w:val="28"/>
-          <w:szCs w:val="28"/>
-          <w:lang w:val="ru-RU"/>
-        </w:rPr>
-      </w:pPr>
-      <w:r>
-        <w:rPr>
-          <w:rFonts w:ascii="Times New Roman" w:eastAsia="Times New Roman" w:hAnsi="Times New Roman" w:cs="Times New Roman"/>
-          <w:sz w:val="28"/>
-          <w:szCs w:val="28"/>
-          <w:lang w:val="ru-RU"/>
-        </w:rPr>
-        <w:t xml:space="preserve">Глава 3 «Тестирование программного обеспечения» посвящена проверке работоспособности и надёжности разработанной системы. В главе рассматриваются методы функционального и структурного тестирования, выполняется проверка процессов авторизации, бронирования, выдачи и возврата книг, а также анализируется корректность ролевого разграничения доступа. Дополнительно оцениваются эксплуатационные характеристики системы: время отклика </w:t>
-      </w:r>
-      <w:r>
-        <w:rPr>
-          <w:rFonts w:ascii="Times New Roman" w:eastAsia="Times New Roman" w:hAnsi="Times New Roman" w:cs="Times New Roman"/>
-          <w:sz w:val="28"/>
-          <w:szCs w:val="28"/>
-        </w:rPr>
-        <w:t>API</w:t>
-      </w:r>
-      <w:r>
-        <w:rPr>
-          <w:rFonts w:ascii="Times New Roman" w:eastAsia="Times New Roman" w:hAnsi="Times New Roman" w:cs="Times New Roman"/>
-          <w:sz w:val="28"/>
-          <w:szCs w:val="28"/>
-          <w:lang w:val="ru-RU"/>
-        </w:rPr>
-        <w:t>, производительность интерфейса и корректность адаптивного отображения на различных устройствах. Данная глава демонстрирует освоение компетенций ПК 1.3, ПК 1.4, ПК 2.3, ПК 2.4 и ПК 4.2.</w:t>
+          <w:rFonts w:ascii="Times New Roman" w:eastAsia="Times New Roman" w:hAnsi="Times New Roman"/>
+          <w:sz w:val="28"/>
+          <w:lang w:val="ru-RU"/>
+        </w:rPr>
+      </w:pPr>
+      <w:r>
+        <w:rPr>
+          <w:rFonts w:ascii="Times New Roman" w:eastAsia="Times New Roman" w:hAnsi="Times New Roman"/>
+          <w:sz w:val="28"/>
+          <w:lang w:val="ru-RU"/>
+        </w:rPr>
+        <w:t xml:space="preserve">5. Соответствие требованиям образовательной программы: разработка проекта позволяет продемонстрировать профессиональные компетенции в области проектирования программного обеспечения, разработки веб-приложений, баз данных и тестирования программных систем. </w:t>
       </w:r>
     </w:p>
     <w:p>
@@ -1310,107 +997,26 @@
         <w:ind w:firstLine="709"/>
         <w:jc w:val="both"/>
         <w:rPr>
-          <w:rFonts w:ascii="Times New Roman" w:hAnsi="Times New Roman" w:cs="Times New Roman"/>
-          <w:sz w:val="28"/>
-          <w:szCs w:val="28"/>
-          <w:lang w:val="ru-RU"/>
-        </w:rPr>
-      </w:pPr>
-      <w:r>
-        <w:rPr>
-          <w:rFonts w:ascii="Times New Roman" w:eastAsia="Times New Roman" w:hAnsi="Times New Roman" w:cs="Times New Roman"/>
-          <w:sz w:val="28"/>
-          <w:szCs w:val="28"/>
-          <w:lang w:val="ru-RU"/>
-        </w:rPr>
-        <w:t xml:space="preserve">Глава 4 «Руководство системного программиста» содержит сведения, необходимые для установки, настройки и сопровождения веб-приложения. В данной главе описываются структура программного обеспечения, настройка </w:t>
-      </w:r>
-      <w:r>
-        <w:rPr>
-          <w:rFonts w:ascii="Times New Roman" w:eastAsia="Times New Roman" w:hAnsi="Times New Roman" w:cs="Times New Roman"/>
-          <w:sz w:val="28"/>
-          <w:szCs w:val="28"/>
-        </w:rPr>
-        <w:t>Docker</w:t>
-      </w:r>
-      <w:r>
-        <w:rPr>
-          <w:rFonts w:ascii="Times New Roman" w:eastAsia="Times New Roman" w:hAnsi="Times New Roman" w:cs="Times New Roman"/>
-          <w:sz w:val="28"/>
-          <w:szCs w:val="28"/>
-          <w:lang w:val="ru-RU"/>
-        </w:rPr>
-        <w:t xml:space="preserve"> </w:t>
-      </w:r>
-      <w:r>
-        <w:rPr>
-          <w:rFonts w:ascii="Times New Roman" w:eastAsia="Times New Roman" w:hAnsi="Times New Roman" w:cs="Times New Roman"/>
-          <w:sz w:val="28"/>
-          <w:szCs w:val="28"/>
-        </w:rPr>
-        <w:t>Compose</w:t>
-      </w:r>
-      <w:r>
-        <w:rPr>
-          <w:rFonts w:ascii="Times New Roman" w:eastAsia="Times New Roman" w:hAnsi="Times New Roman" w:cs="Times New Roman"/>
-          <w:sz w:val="28"/>
-          <w:szCs w:val="28"/>
-          <w:lang w:val="ru-RU"/>
-        </w:rPr>
-        <w:t xml:space="preserve">, </w:t>
-      </w:r>
-      <w:r>
-        <w:rPr>
-          <w:rFonts w:ascii="Times New Roman" w:eastAsia="Times New Roman" w:hAnsi="Times New Roman" w:cs="Times New Roman"/>
-          <w:sz w:val="28"/>
-          <w:szCs w:val="28"/>
-        </w:rPr>
-        <w:t>Nginx</w:t>
-      </w:r>
-      <w:r>
-        <w:rPr>
-          <w:rFonts w:ascii="Times New Roman" w:eastAsia="Times New Roman" w:hAnsi="Times New Roman" w:cs="Times New Roman"/>
-          <w:sz w:val="28"/>
-          <w:szCs w:val="28"/>
-          <w:lang w:val="ru-RU"/>
-        </w:rPr>
-        <w:t xml:space="preserve">, </w:t>
-      </w:r>
-      <w:r>
-        <w:rPr>
-          <w:rFonts w:ascii="Times New Roman" w:eastAsia="Times New Roman" w:hAnsi="Times New Roman" w:cs="Times New Roman"/>
-          <w:sz w:val="28"/>
-          <w:szCs w:val="28"/>
-        </w:rPr>
-        <w:t>PostgreSQL</w:t>
-      </w:r>
-      <w:r>
-        <w:rPr>
-          <w:rFonts w:ascii="Times New Roman" w:eastAsia="Times New Roman" w:hAnsi="Times New Roman" w:cs="Times New Roman"/>
-          <w:sz w:val="28"/>
-          <w:szCs w:val="28"/>
-          <w:lang w:val="ru-RU"/>
-        </w:rPr>
-        <w:t xml:space="preserve"> и </w:t>
-      </w:r>
-      <w:proofErr w:type="spellStart"/>
-      <w:r>
-        <w:rPr>
-          <w:rFonts w:ascii="Times New Roman" w:eastAsia="Times New Roman" w:hAnsi="Times New Roman" w:cs="Times New Roman"/>
-          <w:sz w:val="28"/>
-          <w:szCs w:val="28"/>
-        </w:rPr>
-        <w:t>MinIO</w:t>
-      </w:r>
-      <w:proofErr w:type="spellEnd"/>
-      <w:r>
-        <w:rPr>
-          <w:rFonts w:ascii="Times New Roman" w:eastAsia="Times New Roman" w:hAnsi="Times New Roman" w:cs="Times New Roman"/>
-          <w:sz w:val="28"/>
-          <w:szCs w:val="28"/>
-          <w:lang w:val="ru-RU"/>
-        </w:rPr>
-        <w:t>, процедуры запуска приложения и резервного копирования базы данных. Руководство разработано в соответствии с требованиями ЕСПД и подтверждает выполнение компетенций ПК 4.1, ПК 4.3 и ПК 11.5.</w:t>
+          <w:rFonts w:ascii="Times New Roman" w:eastAsia="Times New Roman" w:hAnsi="Times New Roman"/>
+          <w:sz w:val="28"/>
+        </w:rPr>
+      </w:pPr>
+      <w:r>
+        <w:rPr>
+          <w:rFonts w:ascii="Times New Roman" w:eastAsia="Times New Roman" w:hAnsi="Times New Roman"/>
+          <w:b/>
+          <w:sz w:val="28"/>
+          <w:lang w:val="ru-RU"/>
+        </w:rPr>
+        <w:t>Научная и практическая новизна работы заключается в следующем</w:t>
+      </w:r>
+      <w:r>
+        <w:rPr>
+          <w:rFonts w:ascii="Times New Roman" w:eastAsia="Times New Roman" w:hAnsi="Times New Roman"/>
+          <w:sz w:val="28"/>
+          <w:lang w:val="ru-RU"/>
+        </w:rPr>
+        <w:t>:</w:t>
       </w:r>
     </w:p>
     <w:p>
@@ -1420,30 +1026,17 @@
         <w:ind w:firstLine="709"/>
         <w:jc w:val="both"/>
         <w:rPr>
-          <w:rFonts w:ascii="Times New Roman" w:hAnsi="Times New Roman" w:cs="Times New Roman"/>
-          <w:sz w:val="28"/>
-          <w:szCs w:val="28"/>
-          <w:lang w:val="ru-RU"/>
-        </w:rPr>
-      </w:pPr>
-      <w:r>
-        <w:rPr>
-          <w:rFonts w:ascii="Times New Roman" w:eastAsia="Times New Roman" w:hAnsi="Times New Roman" w:cs="Times New Roman"/>
-          <w:sz w:val="28"/>
-          <w:szCs w:val="28"/>
-          <w:lang w:val="ru-RU"/>
-        </w:rPr>
-        <w:t xml:space="preserve">Глава 5 «Руководство оператора» предназначена для конечных пользователей системы. В главе приводятся инструкции по работе с каталогом книг, бронированием литературы, управлением профилем пользователя, обработкой выдач и возвратов, а также использованием административной панели и системы уведомлений. Наличие данного </w:t>
-      </w:r>
-      <w:r>
-        <w:rPr>
-          <w:rFonts w:ascii="Times New Roman" w:eastAsia="Times New Roman" w:hAnsi="Times New Roman" w:cs="Times New Roman"/>
-          <w:sz w:val="28"/>
-          <w:szCs w:val="28"/>
-          <w:lang w:val="ru-RU"/>
-        </w:rPr>
-        <w:lastRenderedPageBreak/>
-        <w:t>руководства обеспечивает практическую применимость разработанного программного обеспечения.</w:t>
+          <w:rFonts w:ascii="Times New Roman" w:eastAsia="Times New Roman" w:hAnsi="Times New Roman"/>
+          <w:sz w:val="28"/>
+        </w:rPr>
+      </w:pPr>
+      <w:r>
+        <w:rPr>
+          <w:rFonts w:ascii="Times New Roman" w:eastAsia="Times New Roman" w:hAnsi="Times New Roman"/>
+          <w:sz w:val="28"/>
+          <w:lang w:val="ru-RU"/>
+        </w:rPr>
+        <w:t>1. Разработка комплексной информационной системы библиотечного учёта с поддержкой нескольких ролей пользователей: читатель, редактор, администратор и супер-администратор.</w:t>
       </w:r>
     </w:p>
     <w:p>
@@ -1453,20 +1046,19 @@
         <w:ind w:firstLine="709"/>
         <w:jc w:val="both"/>
         <w:rPr>
-          <w:rFonts w:ascii="Times New Roman" w:hAnsi="Times New Roman" w:cs="Times New Roman"/>
-          <w:sz w:val="28"/>
-          <w:szCs w:val="28"/>
-          <w:lang w:val="ru-RU"/>
-        </w:rPr>
-      </w:pPr>
-      <w:r>
-        <w:rPr>
-          <w:rFonts w:ascii="Times New Roman" w:eastAsia="Times New Roman" w:hAnsi="Times New Roman" w:cs="Times New Roman"/>
-          <w:sz w:val="28"/>
-          <w:szCs w:val="28"/>
-          <w:lang w:val="ru-RU"/>
-        </w:rPr>
-        <w:t>Глава 6 «Охрана труда и безопасность жизнедеятельности» рассматривает вопросы безопасной эксплуатации компьютерной техники и программного обеспечения. Анализируются требования к организации рабочего места, режиму труда и отдыха, электробезопасности, а также факторы, влияющие на безопасность пользователей при длительной работе за персональным компьютером.</w:t>
+          <w:rFonts w:ascii="Times New Roman" w:eastAsia="Times New Roman" w:hAnsi="Times New Roman"/>
+          <w:sz w:val="28"/>
+          <w:lang w:val="ru-RU"/>
+        </w:rPr>
+      </w:pPr>
+      <w:r>
+        <w:rPr>
+          <w:rFonts w:ascii="Times New Roman" w:eastAsia="Times New Roman" w:hAnsi="Times New Roman"/>
+          <w:sz w:val="28"/>
+          <w:lang w:val="ru-RU"/>
+        </w:rPr>
+        <w:lastRenderedPageBreak/>
+        <w:t>2. Реализация модульной клиент-серверной архитектуры на основе современных технологий веб-разработки, обеспечивающей масштабируемость и расширяемость системы.</w:t>
       </w:r>
     </w:p>
     <w:p>
@@ -1476,39 +1068,34 @@
         <w:ind w:firstLine="709"/>
         <w:jc w:val="both"/>
         <w:rPr>
-          <w:rFonts w:ascii="Times New Roman" w:hAnsi="Times New Roman" w:cs="Times New Roman"/>
-          <w:sz w:val="28"/>
-          <w:szCs w:val="28"/>
-          <w:lang w:val="ru-RU"/>
-        </w:rPr>
-      </w:pPr>
-      <w:r>
-        <w:rPr>
-          <w:rFonts w:ascii="Times New Roman" w:eastAsia="Times New Roman" w:hAnsi="Times New Roman" w:cs="Times New Roman"/>
-          <w:sz w:val="28"/>
-          <w:szCs w:val="28"/>
-          <w:lang w:val="ru-RU"/>
-        </w:rPr>
-        <w:t>Заключение содержит оценку результатов выполненной работы, анализ степени достижения поставленной цели и решения поставленных задач. В заключении подтверждается практическая значимость разработанного веб-приложения «</w:t>
+          <w:rFonts w:ascii="Times New Roman" w:eastAsia="Times New Roman" w:hAnsi="Times New Roman"/>
+          <w:sz w:val="28"/>
+        </w:rPr>
+      </w:pPr>
+      <w:r>
+        <w:rPr>
+          <w:rFonts w:ascii="Times New Roman" w:eastAsia="Times New Roman" w:hAnsi="Times New Roman"/>
+          <w:sz w:val="28"/>
+          <w:lang w:val="ru-RU"/>
+        </w:rPr>
+        <w:t xml:space="preserve">3. Интеграция системы хранения файлов </w:t>
       </w:r>
       <w:proofErr w:type="spellStart"/>
       <w:r>
         <w:rPr>
-          <w:rFonts w:ascii="Times New Roman" w:eastAsia="Times New Roman" w:hAnsi="Times New Roman" w:cs="Times New Roman"/>
-          <w:sz w:val="28"/>
-          <w:szCs w:val="28"/>
-        </w:rPr>
-        <w:t>TopLibrary</w:t>
+          <w:rFonts w:ascii="Times New Roman" w:eastAsia="Times New Roman" w:hAnsi="Times New Roman"/>
+          <w:sz w:val="28"/>
+        </w:rPr>
+        <w:t>MinIO</w:t>
       </w:r>
       <w:proofErr w:type="spellEnd"/>
       <w:r>
         <w:rPr>
-          <w:rFonts w:ascii="Times New Roman" w:eastAsia="Times New Roman" w:hAnsi="Times New Roman" w:cs="Times New Roman"/>
-          <w:sz w:val="28"/>
-          <w:szCs w:val="28"/>
-          <w:lang w:val="ru-RU"/>
-        </w:rPr>
-        <w:t>» для автоматизации библиотечного учёта, а также формулируются перспективы дальнейшего развития системы.</w:t>
+          <w:rFonts w:ascii="Times New Roman" w:eastAsia="Times New Roman" w:hAnsi="Times New Roman"/>
+          <w:sz w:val="28"/>
+          <w:lang w:val="ru-RU"/>
+        </w:rPr>
+        <w:t xml:space="preserve"> для централизованного хранения изображений обложек книг и пользовательских аватаров.</w:t>
       </w:r>
     </w:p>
     <w:p>
@@ -1518,158 +1105,18 @@
         <w:ind w:firstLine="709"/>
         <w:jc w:val="both"/>
         <w:rPr>
-          <w:rFonts w:ascii="Times New Roman" w:hAnsi="Times New Roman" w:cs="Times New Roman"/>
-          <w:sz w:val="28"/>
-          <w:szCs w:val="28"/>
-          <w:lang w:val="ru-RU"/>
-        </w:rPr>
-      </w:pPr>
-      <w:r>
-        <w:rPr>
-          <w:rFonts w:ascii="Times New Roman" w:eastAsia="Times New Roman" w:hAnsi="Times New Roman"/>
-          <w:sz w:val="28"/>
-          <w:lang w:val="ru-RU"/>
-        </w:rPr>
-        <w:t>Список использованных источников включает нормативно-правовую документацию, международные стандарты в области качества программного обеспечения и тестирования, документацию по используемым технологиям (</w:t>
-      </w:r>
-      <w:r>
-        <w:rPr>
-          <w:rFonts w:ascii="Times New Roman" w:eastAsia="Times New Roman" w:hAnsi="Times New Roman"/>
-          <w:sz w:val="28"/>
-        </w:rPr>
-        <w:t>Vue</w:t>
-      </w:r>
-      <w:r>
-        <w:rPr>
-          <w:rFonts w:ascii="Times New Roman" w:eastAsia="Times New Roman" w:hAnsi="Times New Roman"/>
-          <w:sz w:val="28"/>
-          <w:lang w:val="ru-RU"/>
-        </w:rPr>
-        <w:t>.</w:t>
-      </w:r>
-      <w:proofErr w:type="spellStart"/>
-      <w:r>
-        <w:rPr>
-          <w:rFonts w:ascii="Times New Roman" w:eastAsia="Times New Roman" w:hAnsi="Times New Roman"/>
-          <w:sz w:val="28"/>
-        </w:rPr>
-        <w:t>js</w:t>
-      </w:r>
-      <w:proofErr w:type="spellEnd"/>
-      <w:r>
-        <w:rPr>
-          <w:rFonts w:ascii="Times New Roman" w:eastAsia="Times New Roman" w:hAnsi="Times New Roman"/>
-          <w:sz w:val="28"/>
-          <w:lang w:val="ru-RU"/>
-        </w:rPr>
-        <w:t xml:space="preserve">, </w:t>
-      </w:r>
-      <w:r>
-        <w:rPr>
-          <w:rFonts w:ascii="Times New Roman" w:eastAsia="Times New Roman" w:hAnsi="Times New Roman"/>
-          <w:sz w:val="28"/>
-        </w:rPr>
-        <w:t>Express</w:t>
-      </w:r>
-      <w:r>
-        <w:rPr>
-          <w:rFonts w:ascii="Times New Roman" w:eastAsia="Times New Roman" w:hAnsi="Times New Roman"/>
-          <w:sz w:val="28"/>
-          <w:lang w:val="ru-RU"/>
-        </w:rPr>
-        <w:t>.</w:t>
-      </w:r>
-      <w:proofErr w:type="spellStart"/>
-      <w:r>
-        <w:rPr>
-          <w:rFonts w:ascii="Times New Roman" w:eastAsia="Times New Roman" w:hAnsi="Times New Roman"/>
-          <w:sz w:val="28"/>
-        </w:rPr>
-        <w:t>js</w:t>
-      </w:r>
-      <w:proofErr w:type="spellEnd"/>
-      <w:r>
-        <w:rPr>
-          <w:rFonts w:ascii="Times New Roman" w:eastAsia="Times New Roman" w:hAnsi="Times New Roman"/>
-          <w:sz w:val="28"/>
-          <w:lang w:val="ru-RU"/>
-        </w:rPr>
-        <w:t xml:space="preserve">, </w:t>
-      </w:r>
-      <w:r>
-        <w:rPr>
-          <w:rFonts w:ascii="Times New Roman" w:eastAsia="Times New Roman" w:hAnsi="Times New Roman"/>
-          <w:sz w:val="28"/>
-        </w:rPr>
-        <w:t>PostgreSQL</w:t>
-      </w:r>
-      <w:r>
-        <w:rPr>
-          <w:rFonts w:ascii="Times New Roman" w:eastAsia="Times New Roman" w:hAnsi="Times New Roman"/>
-          <w:sz w:val="28"/>
-          <w:lang w:val="ru-RU"/>
-        </w:rPr>
-        <w:t xml:space="preserve">, </w:t>
-      </w:r>
-      <w:r>
-        <w:rPr>
-          <w:rFonts w:ascii="Times New Roman" w:eastAsia="Times New Roman" w:hAnsi="Times New Roman"/>
-          <w:sz w:val="28"/>
-        </w:rPr>
-        <w:t>Prisma</w:t>
-      </w:r>
-      <w:r>
-        <w:rPr>
-          <w:rFonts w:ascii="Times New Roman" w:eastAsia="Times New Roman" w:hAnsi="Times New Roman"/>
-          <w:sz w:val="28"/>
-          <w:lang w:val="ru-RU"/>
-        </w:rPr>
-        <w:t xml:space="preserve"> </w:t>
-      </w:r>
-      <w:r>
-        <w:rPr>
-          <w:rFonts w:ascii="Times New Roman" w:eastAsia="Times New Roman" w:hAnsi="Times New Roman"/>
-          <w:sz w:val="28"/>
-        </w:rPr>
-        <w:t>ORM</w:t>
-      </w:r>
-      <w:r>
-        <w:rPr>
-          <w:rFonts w:ascii="Times New Roman" w:eastAsia="Times New Roman" w:hAnsi="Times New Roman"/>
-          <w:sz w:val="28"/>
-          <w:lang w:val="ru-RU"/>
-        </w:rPr>
-        <w:t xml:space="preserve">, </w:t>
-      </w:r>
-      <w:r>
-        <w:rPr>
-          <w:rFonts w:ascii="Times New Roman" w:eastAsia="Times New Roman" w:hAnsi="Times New Roman"/>
-          <w:sz w:val="28"/>
-        </w:rPr>
-        <w:t>Docker</w:t>
-      </w:r>
-      <w:r>
-        <w:rPr>
-          <w:rFonts w:ascii="Times New Roman" w:eastAsia="Times New Roman" w:hAnsi="Times New Roman"/>
-          <w:sz w:val="28"/>
-          <w:lang w:val="ru-RU"/>
-        </w:rPr>
-        <w:t xml:space="preserve">, </w:t>
-      </w:r>
-      <w:r>
-        <w:rPr>
-          <w:rFonts w:ascii="Times New Roman" w:eastAsia="Times New Roman" w:hAnsi="Times New Roman"/>
-          <w:sz w:val="28"/>
-        </w:rPr>
-        <w:t>Nginx</w:t>
-      </w:r>
-      <w:r>
-        <w:rPr>
-          <w:rFonts w:ascii="Times New Roman" w:eastAsia="Times New Roman" w:hAnsi="Times New Roman"/>
-          <w:sz w:val="28"/>
-          <w:lang w:val="ru-RU"/>
-        </w:rPr>
-        <w:t xml:space="preserve">), а также научную и учебную литературу по разработке информационных систем и библиотечных сервисов. </w:t>
+          <w:rFonts w:ascii="Times New Roman" w:eastAsia="Times New Roman" w:hAnsi="Times New Roman"/>
+          <w:sz w:val="28"/>
+          <w:lang w:val="ru-RU"/>
+        </w:rPr>
+      </w:pPr>
+      <w:r>
+        <w:rPr>
+          <w:rFonts w:ascii="Times New Roman" w:eastAsia="Times New Roman" w:hAnsi="Times New Roman"/>
+          <w:sz w:val="28"/>
+          <w:lang w:val="ru-RU"/>
+        </w:rPr>
+        <w:t>4. Реализация механизмов персонализированного взаимодействия пользователей с библиотекой: избранное, рекомендации, история операций и система уведомлений.</w:t>
       </w:r>
     </w:p>
     <w:p>
@@ -1679,71 +1126,80 @@
         <w:ind w:firstLine="709"/>
         <w:jc w:val="both"/>
         <w:rPr>
-          <w:rFonts w:ascii="Times New Roman" w:hAnsi="Times New Roman" w:cs="Times New Roman"/>
-          <w:sz w:val="28"/>
-          <w:szCs w:val="28"/>
-          <w:lang w:val="ru-RU"/>
-        </w:rPr>
-      </w:pPr>
-      <w:r>
-        <w:rPr>
-          <w:rFonts w:ascii="Times New Roman" w:eastAsia="Times New Roman" w:hAnsi="Times New Roman" w:cs="Times New Roman"/>
-          <w:sz w:val="28"/>
-          <w:szCs w:val="28"/>
-          <w:lang w:val="ru-RU"/>
-        </w:rPr>
-        <w:t xml:space="preserve">Приложения содержат </w:t>
-      </w:r>
-      <w:r>
-        <w:rPr>
-          <w:rFonts w:ascii="Times New Roman" w:eastAsia="Times New Roman" w:hAnsi="Times New Roman" w:cs="Times New Roman"/>
-          <w:sz w:val="28"/>
-          <w:szCs w:val="28"/>
-        </w:rPr>
-        <w:t>UML</w:t>
-      </w:r>
-      <w:r>
-        <w:rPr>
-          <w:rFonts w:ascii="Times New Roman" w:eastAsia="Times New Roman" w:hAnsi="Times New Roman" w:cs="Times New Roman"/>
-          <w:sz w:val="28"/>
-          <w:szCs w:val="28"/>
+          <w:rFonts w:ascii="Times New Roman" w:eastAsia="Times New Roman" w:hAnsi="Times New Roman"/>
+          <w:sz w:val="28"/>
+        </w:rPr>
+      </w:pPr>
+      <w:r>
+        <w:rPr>
+          <w:rFonts w:ascii="Times New Roman" w:eastAsia="Times New Roman" w:hAnsi="Times New Roman"/>
+          <w:sz w:val="28"/>
+          <w:lang w:val="ru-RU"/>
+        </w:rPr>
+        <w:t xml:space="preserve">5. Использование контейнеризации </w:t>
+      </w:r>
+      <w:r>
+        <w:rPr>
+          <w:rFonts w:ascii="Times New Roman" w:eastAsia="Times New Roman" w:hAnsi="Times New Roman"/>
+          <w:sz w:val="28"/>
+        </w:rPr>
+        <w:t>Docker</w:t>
+      </w:r>
+      <w:r>
+        <w:rPr>
+          <w:rFonts w:ascii="Times New Roman" w:eastAsia="Times New Roman" w:hAnsi="Times New Roman"/>
+          <w:sz w:val="28"/>
+          <w:lang w:val="ru-RU"/>
+        </w:rPr>
+        <w:t xml:space="preserve"> </w:t>
+      </w:r>
+      <w:r>
+        <w:rPr>
+          <w:rFonts w:ascii="Times New Roman" w:eastAsia="Times New Roman" w:hAnsi="Times New Roman"/>
+          <w:sz w:val="28"/>
+        </w:rPr>
+        <w:t>Compose</w:t>
+      </w:r>
+      <w:r>
+        <w:rPr>
+          <w:rFonts w:ascii="Times New Roman" w:eastAsia="Times New Roman" w:hAnsi="Times New Roman"/>
+          <w:sz w:val="28"/>
           <w:lang w:val="ru-RU"/>
         </w:rPr>
         <w:t xml:space="preserve"> и </w:t>
       </w:r>
-      <w:r>
-        <w:rPr>
-          <w:rFonts w:ascii="Times New Roman" w:eastAsia="Times New Roman" w:hAnsi="Times New Roman" w:cs="Times New Roman"/>
-          <w:sz w:val="28"/>
-          <w:szCs w:val="28"/>
-        </w:rPr>
-        <w:t>ER</w:t>
-      </w:r>
-      <w:r>
-        <w:rPr>
-          <w:rFonts w:ascii="Times New Roman" w:eastAsia="Times New Roman" w:hAnsi="Times New Roman" w:cs="Times New Roman"/>
-          <w:sz w:val="28"/>
-          <w:szCs w:val="28"/>
-          <w:lang w:val="ru-RU"/>
-        </w:rPr>
-        <w:t xml:space="preserve">-диаграммы, фрагменты программного кода, тестовые сценарии, </w:t>
-      </w:r>
-      <w:r>
-        <w:rPr>
-          <w:rFonts w:ascii="Times New Roman" w:eastAsia="Times New Roman" w:hAnsi="Times New Roman" w:cs="Times New Roman"/>
-          <w:sz w:val="28"/>
-          <w:szCs w:val="28"/>
-        </w:rPr>
-        <w:t>SQL</w:t>
-      </w:r>
-      <w:r>
-        <w:rPr>
-          <w:rFonts w:ascii="Times New Roman" w:eastAsia="Times New Roman" w:hAnsi="Times New Roman" w:cs="Times New Roman"/>
-          <w:sz w:val="28"/>
-          <w:szCs w:val="28"/>
-          <w:lang w:val="ru-RU"/>
-        </w:rPr>
-        <w:t>-структуры базы данных, примеры пользовательских интерфейсов и материалы, подтверждающие внедрение и работоспособность системы.</w:t>
+      <w:proofErr w:type="spellStart"/>
+      <w:r>
+        <w:rPr>
+          <w:rFonts w:ascii="Times New Roman" w:eastAsia="Times New Roman" w:hAnsi="Times New Roman"/>
+          <w:sz w:val="28"/>
+          <w:lang w:val="ru-RU"/>
+        </w:rPr>
+        <w:t>проксирования</w:t>
+      </w:r>
+      <w:proofErr w:type="spellEnd"/>
+      <w:r>
+        <w:rPr>
+          <w:rFonts w:ascii="Times New Roman" w:eastAsia="Times New Roman" w:hAnsi="Times New Roman"/>
+          <w:sz w:val="28"/>
+          <w:lang w:val="ru-RU"/>
+        </w:rPr>
+        <w:t xml:space="preserve"> через </w:t>
+      </w:r>
+      <w:r>
+        <w:rPr>
+          <w:rFonts w:ascii="Times New Roman" w:eastAsia="Times New Roman" w:hAnsi="Times New Roman"/>
+          <w:sz w:val="28"/>
+        </w:rPr>
+        <w:t>Nginx</w:t>
+      </w:r>
+      <w:r>
+        <w:rPr>
+          <w:rFonts w:ascii="Times New Roman" w:eastAsia="Times New Roman" w:hAnsi="Times New Roman"/>
+          <w:sz w:val="28"/>
+          <w:lang w:val="ru-RU"/>
+        </w:rPr>
+        <w:t xml:space="preserve"> для упрощения развёртывания и сопровождения системы.</w:t>
       </w:r>
     </w:p>
     <w:p>
@@ -1761,6 +1217,758 @@
       </w:pPr>
       <w:r>
         <w:rPr>
+          <w:rFonts w:ascii="Times New Roman" w:eastAsia="Times New Roman" w:hAnsi="Times New Roman"/>
+          <w:sz w:val="28"/>
+          <w:lang w:val="ru-RU"/>
+        </w:rPr>
+        <w:t xml:space="preserve">6. Реализация безопасной модели разграничения доступа </w:t>
+      </w:r>
+      <w:r>
+        <w:rPr>
+          <w:rFonts w:ascii="Times New Roman" w:eastAsia="Times New Roman" w:hAnsi="Times New Roman"/>
+          <w:sz w:val="28"/>
+        </w:rPr>
+        <w:t>RBAC</w:t>
+      </w:r>
+      <w:r>
+        <w:rPr>
+          <w:rFonts w:ascii="Times New Roman" w:eastAsia="Times New Roman" w:hAnsi="Times New Roman"/>
+          <w:sz w:val="28"/>
+          <w:lang w:val="ru-RU"/>
+        </w:rPr>
+        <w:t xml:space="preserve"> с использованием </w:t>
+      </w:r>
+      <w:r>
+        <w:rPr>
+          <w:rFonts w:ascii="Times New Roman" w:eastAsia="Times New Roman" w:hAnsi="Times New Roman"/>
+          <w:sz w:val="28"/>
+        </w:rPr>
+        <w:t>JWT</w:t>
+      </w:r>
+      <w:r>
+        <w:rPr>
+          <w:rFonts w:ascii="Times New Roman" w:eastAsia="Times New Roman" w:hAnsi="Times New Roman"/>
+          <w:sz w:val="28"/>
+          <w:lang w:val="ru-RU"/>
+        </w:rPr>
+        <w:t>-аутентификации и серверной проверки полномочий пользователей.</w:t>
+      </w:r>
+    </w:p>
+    <w:p>
+      <w:pPr>
+        <w:pStyle w:val="a0"/>
+        <w:spacing w:before="0" w:after="0" w:line="360" w:lineRule="auto"/>
+        <w:ind w:firstLine="709"/>
+        <w:jc w:val="both"/>
+        <w:rPr>
+          <w:rFonts w:ascii="Times New Roman" w:hAnsi="Times New Roman" w:cs="Times New Roman"/>
+          <w:sz w:val="28"/>
+          <w:szCs w:val="28"/>
+          <w:lang w:val="ru-RU"/>
+        </w:rPr>
+      </w:pPr>
+      <w:r>
+        <w:rPr>
+          <w:rFonts w:ascii="Times New Roman" w:eastAsia="Times New Roman" w:hAnsi="Times New Roman"/>
+          <w:b/>
+          <w:sz w:val="28"/>
+          <w:lang w:val="ru-RU"/>
+        </w:rPr>
+        <w:t>Структура работы</w:t>
+      </w:r>
+      <w:r>
+        <w:rPr>
+          <w:rFonts w:ascii="Times New Roman" w:eastAsia="Times New Roman" w:hAnsi="Times New Roman"/>
+          <w:sz w:val="28"/>
+          <w:lang w:val="ru-RU"/>
+        </w:rPr>
+        <w:t xml:space="preserve"> </w:t>
+      </w:r>
+      <w:r>
+        <w:rPr>
+          <w:rFonts w:ascii="Times New Roman" w:eastAsia="Times New Roman" w:hAnsi="Times New Roman"/>
+          <w:sz w:val="28"/>
+          <w:lang w:val="ru-RU"/>
+        </w:rPr>
+        <w:t>–</w:t>
+      </w:r>
+      <w:r>
+        <w:rPr>
+          <w:rFonts w:ascii="Times New Roman" w:eastAsia="Times New Roman" w:hAnsi="Times New Roman"/>
+          <w:sz w:val="28"/>
+          <w:lang w:val="ru-RU"/>
+        </w:rPr>
+        <w:t xml:space="preserve"> выпускная квалификационная работа состоит из введения, шести глав, заключения, списка использованных источников и приложений. Представленная структура обеспечивает последовательное изложение материала от анализа предметной области и постановки задачи до разработки, тестирования и внедрения программного обеспечения.</w:t>
+      </w:r>
+    </w:p>
+    <w:p>
+      <w:pPr>
+        <w:pStyle w:val="a0"/>
+        <w:spacing w:before="0" w:after="0" w:line="360" w:lineRule="auto"/>
+        <w:ind w:firstLine="709"/>
+        <w:jc w:val="both"/>
+        <w:rPr>
+          <w:rFonts w:ascii="Times New Roman" w:hAnsi="Times New Roman" w:cs="Times New Roman"/>
+          <w:sz w:val="28"/>
+          <w:szCs w:val="28"/>
+          <w:lang w:val="ru-RU"/>
+        </w:rPr>
+      </w:pPr>
+      <w:r>
+        <w:rPr>
+          <w:rFonts w:ascii="Times New Roman" w:eastAsia="Times New Roman" w:hAnsi="Times New Roman"/>
+          <w:sz w:val="28"/>
+          <w:lang w:val="ru-RU"/>
+        </w:rPr>
+        <w:t>Глава 1 «Техническое задание» определяет нормативно-правовую основу разработки веб-приложения «</w:t>
+      </w:r>
+      <w:proofErr w:type="spellStart"/>
+      <w:r>
+        <w:rPr>
+          <w:rFonts w:ascii="Times New Roman" w:eastAsia="Times New Roman" w:hAnsi="Times New Roman"/>
+          <w:sz w:val="28"/>
+        </w:rPr>
+        <w:t>TopLibrary</w:t>
+      </w:r>
+      <w:proofErr w:type="spellEnd"/>
+      <w:r>
+        <w:rPr>
+          <w:rFonts w:ascii="Times New Roman" w:eastAsia="Times New Roman" w:hAnsi="Times New Roman"/>
+          <w:sz w:val="28"/>
+          <w:lang w:val="ru-RU"/>
+        </w:rPr>
+        <w:t xml:space="preserve">». В данной главе формулируются цели и назначение приложения, требования к функциональным возможностям системы, архитектуре, безопасности, программному и техническому обеспечению. Отдельное внимание уделяется ролям пользователей, структуре интерфейса и функциональным требованиям к основным разделам приложения. Глава составлена в соответствии с требованиями ГОСТ 34.602–2020 и ГОСТ 19.201–78. </w:t>
+      </w:r>
+    </w:p>
+    <w:p>
+      <w:pPr>
+        <w:pStyle w:val="a0"/>
+        <w:spacing w:before="0" w:after="0" w:line="360" w:lineRule="auto"/>
+        <w:ind w:firstLine="709"/>
+        <w:jc w:val="both"/>
+        <w:rPr>
+          <w:rFonts w:ascii="Times New Roman" w:hAnsi="Times New Roman" w:cs="Times New Roman"/>
+          <w:sz w:val="28"/>
+          <w:szCs w:val="28"/>
+          <w:lang w:val="ru-RU"/>
+        </w:rPr>
+      </w:pPr>
+      <w:r>
+        <w:rPr>
+          <w:rFonts w:ascii="Times New Roman" w:eastAsia="Times New Roman" w:hAnsi="Times New Roman"/>
+          <w:sz w:val="28"/>
+          <w:lang w:val="ru-RU"/>
+        </w:rPr>
+        <w:lastRenderedPageBreak/>
+        <w:t xml:space="preserve">Глава 2 «Проектирование и разработка программного обеспечения» посвящена анализу предметной области, проектированию архитектуры системы и реализации программных модулей. В главе рассматриваются алгоритмы работы системы библиотечного учёта, обосновывается выбор технологий </w:t>
+      </w:r>
+      <w:r>
+        <w:rPr>
+          <w:rFonts w:ascii="Times New Roman" w:eastAsia="Times New Roman" w:hAnsi="Times New Roman"/>
+          <w:sz w:val="28"/>
+        </w:rPr>
+        <w:t>Vue</w:t>
+      </w:r>
+      <w:r>
+        <w:rPr>
+          <w:rFonts w:ascii="Times New Roman" w:eastAsia="Times New Roman" w:hAnsi="Times New Roman"/>
+          <w:sz w:val="28"/>
+          <w:lang w:val="ru-RU"/>
+        </w:rPr>
+        <w:t xml:space="preserve"> 3, </w:t>
+      </w:r>
+      <w:r>
+        <w:rPr>
+          <w:rFonts w:ascii="Times New Roman" w:eastAsia="Times New Roman" w:hAnsi="Times New Roman"/>
+          <w:sz w:val="28"/>
+        </w:rPr>
+        <w:t>Express</w:t>
+      </w:r>
+      <w:r>
+        <w:rPr>
+          <w:rFonts w:ascii="Times New Roman" w:eastAsia="Times New Roman" w:hAnsi="Times New Roman"/>
+          <w:sz w:val="28"/>
+          <w:lang w:val="ru-RU"/>
+        </w:rPr>
+        <w:t>.</w:t>
+      </w:r>
+      <w:proofErr w:type="spellStart"/>
+      <w:r>
+        <w:rPr>
+          <w:rFonts w:ascii="Times New Roman" w:eastAsia="Times New Roman" w:hAnsi="Times New Roman"/>
+          <w:sz w:val="28"/>
+        </w:rPr>
+        <w:t>js</w:t>
+      </w:r>
+      <w:proofErr w:type="spellEnd"/>
+      <w:r>
+        <w:rPr>
+          <w:rFonts w:ascii="Times New Roman" w:eastAsia="Times New Roman" w:hAnsi="Times New Roman"/>
+          <w:sz w:val="28"/>
+          <w:lang w:val="ru-RU"/>
+        </w:rPr>
+        <w:t xml:space="preserve">, </w:t>
+      </w:r>
+      <w:r>
+        <w:rPr>
+          <w:rFonts w:ascii="Times New Roman" w:eastAsia="Times New Roman" w:hAnsi="Times New Roman"/>
+          <w:sz w:val="28"/>
+        </w:rPr>
+        <w:t>PostgreSQL</w:t>
+      </w:r>
+      <w:r>
+        <w:rPr>
+          <w:rFonts w:ascii="Times New Roman" w:eastAsia="Times New Roman" w:hAnsi="Times New Roman"/>
+          <w:sz w:val="28"/>
+          <w:lang w:val="ru-RU"/>
+        </w:rPr>
+        <w:t xml:space="preserve"> и </w:t>
+      </w:r>
+      <w:r>
+        <w:rPr>
+          <w:rFonts w:ascii="Times New Roman" w:eastAsia="Times New Roman" w:hAnsi="Times New Roman"/>
+          <w:sz w:val="28"/>
+        </w:rPr>
+        <w:t>Prisma</w:t>
+      </w:r>
+      <w:r>
+        <w:rPr>
+          <w:rFonts w:ascii="Times New Roman" w:eastAsia="Times New Roman" w:hAnsi="Times New Roman"/>
+          <w:sz w:val="28"/>
+          <w:lang w:val="ru-RU"/>
+        </w:rPr>
+        <w:t xml:space="preserve"> </w:t>
+      </w:r>
+      <w:r>
+        <w:rPr>
+          <w:rFonts w:ascii="Times New Roman" w:eastAsia="Times New Roman" w:hAnsi="Times New Roman"/>
+          <w:sz w:val="28"/>
+        </w:rPr>
+        <w:t>ORM</w:t>
+      </w:r>
+      <w:r>
+        <w:rPr>
+          <w:rFonts w:ascii="Times New Roman" w:eastAsia="Times New Roman" w:hAnsi="Times New Roman"/>
+          <w:sz w:val="28"/>
+          <w:lang w:val="ru-RU"/>
+        </w:rPr>
+        <w:t xml:space="preserve">. Особое внимание уделяется проектированию базы данных, построению </w:t>
+      </w:r>
+      <w:r>
+        <w:rPr>
+          <w:rFonts w:ascii="Times New Roman" w:eastAsia="Times New Roman" w:hAnsi="Times New Roman"/>
+          <w:sz w:val="28"/>
+        </w:rPr>
+        <w:t>ER</w:t>
+      </w:r>
+      <w:r>
+        <w:rPr>
+          <w:rFonts w:ascii="Times New Roman" w:eastAsia="Times New Roman" w:hAnsi="Times New Roman"/>
+          <w:sz w:val="28"/>
+          <w:lang w:val="ru-RU"/>
+        </w:rPr>
+        <w:t xml:space="preserve">-диаграммы и разработке модулей каталога книг, системы бронирования, личного кабинета пользователя, административной панели и механизмов разграничения доступа. Содержание главы отражает выполнение профессиональных компетенций ПК 1.1–1.6, ПК 2.1–2.5 и ПК 11.1–11.4. </w:t>
+      </w:r>
+    </w:p>
+    <w:p>
+      <w:pPr>
+        <w:pStyle w:val="a0"/>
+        <w:spacing w:before="0" w:after="0" w:line="360" w:lineRule="auto"/>
+        <w:ind w:firstLine="709"/>
+        <w:jc w:val="both"/>
+        <w:rPr>
+          <w:rFonts w:ascii="Times New Roman" w:hAnsi="Times New Roman" w:cs="Times New Roman"/>
+          <w:sz w:val="28"/>
+          <w:szCs w:val="28"/>
+          <w:lang w:val="ru-RU"/>
+        </w:rPr>
+      </w:pPr>
+      <w:r>
+        <w:rPr>
+          <w:rFonts w:ascii="Times New Roman" w:eastAsia="Times New Roman" w:hAnsi="Times New Roman" w:cs="Times New Roman"/>
+          <w:sz w:val="28"/>
+          <w:szCs w:val="28"/>
+          <w:lang w:val="ru-RU"/>
+        </w:rPr>
+        <w:t xml:space="preserve">Глава 3 «Тестирование программного обеспечения» посвящена проверке работоспособности и надёжности разработанной системы. В главе рассматриваются методы функционального и структурного тестирования, выполняется проверка процессов авторизации, бронирования, выдачи и возврата книг, а также анализируется корректность ролевого разграничения доступа. Дополнительно оцениваются эксплуатационные характеристики системы: время отклика </w:t>
+      </w:r>
+      <w:r>
+        <w:rPr>
+          <w:rFonts w:ascii="Times New Roman" w:eastAsia="Times New Roman" w:hAnsi="Times New Roman" w:cs="Times New Roman"/>
+          <w:sz w:val="28"/>
+          <w:szCs w:val="28"/>
+        </w:rPr>
+        <w:t>API</w:t>
+      </w:r>
+      <w:r>
+        <w:rPr>
+          <w:rFonts w:ascii="Times New Roman" w:eastAsia="Times New Roman" w:hAnsi="Times New Roman" w:cs="Times New Roman"/>
+          <w:sz w:val="28"/>
+          <w:szCs w:val="28"/>
+          <w:lang w:val="ru-RU"/>
+        </w:rPr>
+        <w:t>, производительность интерфейса и корректность адаптивного отображения на различных устройствах. Данная глава демонстрирует освоение компетенций ПК 1.3, ПК 1.4, ПК 2.3, ПК 2.4 и ПК 4.2.</w:t>
+      </w:r>
+    </w:p>
+    <w:p>
+      <w:pPr>
+        <w:pStyle w:val="a0"/>
+        <w:spacing w:before="0" w:after="0" w:line="360" w:lineRule="auto"/>
+        <w:ind w:firstLine="709"/>
+        <w:jc w:val="both"/>
+        <w:rPr>
+          <w:rFonts w:ascii="Times New Roman" w:hAnsi="Times New Roman" w:cs="Times New Roman"/>
+          <w:sz w:val="28"/>
+          <w:szCs w:val="28"/>
+          <w:lang w:val="ru-RU"/>
+        </w:rPr>
+      </w:pPr>
+      <w:r>
+        <w:rPr>
+          <w:rFonts w:ascii="Times New Roman" w:eastAsia="Times New Roman" w:hAnsi="Times New Roman" w:cs="Times New Roman"/>
+          <w:sz w:val="28"/>
+          <w:szCs w:val="28"/>
+          <w:lang w:val="ru-RU"/>
+        </w:rPr>
+        <w:t xml:space="preserve">Глава 4 «Руководство системного программиста» содержит сведения, необходимые для установки, настройки и сопровождения веб-приложения. В данной главе описываются структура программного обеспечения, настройка </w:t>
+      </w:r>
+      <w:r>
+        <w:rPr>
+          <w:rFonts w:ascii="Times New Roman" w:eastAsia="Times New Roman" w:hAnsi="Times New Roman" w:cs="Times New Roman"/>
+          <w:sz w:val="28"/>
+          <w:szCs w:val="28"/>
+        </w:rPr>
+        <w:t>Docker</w:t>
+      </w:r>
+      <w:r>
+        <w:rPr>
+          <w:rFonts w:ascii="Times New Roman" w:eastAsia="Times New Roman" w:hAnsi="Times New Roman" w:cs="Times New Roman"/>
+          <w:sz w:val="28"/>
+          <w:szCs w:val="28"/>
+          <w:lang w:val="ru-RU"/>
+        </w:rPr>
+        <w:t xml:space="preserve"> </w:t>
+      </w:r>
+      <w:r>
+        <w:rPr>
+          <w:rFonts w:ascii="Times New Roman" w:eastAsia="Times New Roman" w:hAnsi="Times New Roman" w:cs="Times New Roman"/>
+          <w:sz w:val="28"/>
+          <w:szCs w:val="28"/>
+        </w:rPr>
+        <w:t>Compose</w:t>
+      </w:r>
+      <w:r>
+        <w:rPr>
+          <w:rFonts w:ascii="Times New Roman" w:eastAsia="Times New Roman" w:hAnsi="Times New Roman" w:cs="Times New Roman"/>
+          <w:sz w:val="28"/>
+          <w:szCs w:val="28"/>
+          <w:lang w:val="ru-RU"/>
+        </w:rPr>
+        <w:t xml:space="preserve">, </w:t>
+      </w:r>
+      <w:r>
+        <w:rPr>
+          <w:rFonts w:ascii="Times New Roman" w:eastAsia="Times New Roman" w:hAnsi="Times New Roman" w:cs="Times New Roman"/>
+          <w:sz w:val="28"/>
+          <w:szCs w:val="28"/>
+        </w:rPr>
+        <w:t>Nginx</w:t>
+      </w:r>
+      <w:r>
+        <w:rPr>
+          <w:rFonts w:ascii="Times New Roman" w:eastAsia="Times New Roman" w:hAnsi="Times New Roman" w:cs="Times New Roman"/>
+          <w:sz w:val="28"/>
+          <w:szCs w:val="28"/>
+          <w:lang w:val="ru-RU"/>
+        </w:rPr>
+        <w:t xml:space="preserve">, </w:t>
+      </w:r>
+      <w:r>
+        <w:rPr>
+          <w:rFonts w:ascii="Times New Roman" w:eastAsia="Times New Roman" w:hAnsi="Times New Roman" w:cs="Times New Roman"/>
+          <w:sz w:val="28"/>
+          <w:szCs w:val="28"/>
+        </w:rPr>
+        <w:t>PostgreSQL</w:t>
+      </w:r>
+      <w:r>
+        <w:rPr>
+          <w:rFonts w:ascii="Times New Roman" w:eastAsia="Times New Roman" w:hAnsi="Times New Roman" w:cs="Times New Roman"/>
+          <w:sz w:val="28"/>
+          <w:szCs w:val="28"/>
+          <w:lang w:val="ru-RU"/>
+        </w:rPr>
+        <w:t xml:space="preserve"> и </w:t>
+      </w:r>
+      <w:proofErr w:type="spellStart"/>
+      <w:r>
+        <w:rPr>
+          <w:rFonts w:ascii="Times New Roman" w:eastAsia="Times New Roman" w:hAnsi="Times New Roman" w:cs="Times New Roman"/>
+          <w:sz w:val="28"/>
+          <w:szCs w:val="28"/>
+        </w:rPr>
+        <w:t>MinIO</w:t>
+      </w:r>
+      <w:proofErr w:type="spellEnd"/>
+      <w:r>
+        <w:rPr>
+          <w:rFonts w:ascii="Times New Roman" w:eastAsia="Times New Roman" w:hAnsi="Times New Roman" w:cs="Times New Roman"/>
+          <w:sz w:val="28"/>
+          <w:szCs w:val="28"/>
+          <w:lang w:val="ru-RU"/>
+        </w:rPr>
+        <w:t>, процедуры запуска приложения и резервного копирования базы данных. Руководство разработано в соответствии с требованиями ЕСПД и подтверждает выполнение компетенций ПК 4.1, ПК 4.3 и ПК 11.5.</w:t>
+      </w:r>
+    </w:p>
+    <w:p>
+      <w:pPr>
+        <w:pStyle w:val="a0"/>
+        <w:spacing w:before="0" w:after="0" w:line="360" w:lineRule="auto"/>
+        <w:ind w:firstLine="709"/>
+        <w:jc w:val="both"/>
+        <w:rPr>
+          <w:rFonts w:ascii="Times New Roman" w:hAnsi="Times New Roman" w:cs="Times New Roman"/>
+          <w:sz w:val="28"/>
+          <w:szCs w:val="28"/>
+          <w:lang w:val="ru-RU"/>
+        </w:rPr>
+      </w:pPr>
+      <w:r>
+        <w:rPr>
+          <w:rFonts w:ascii="Times New Roman" w:eastAsia="Times New Roman" w:hAnsi="Times New Roman" w:cs="Times New Roman"/>
+          <w:sz w:val="28"/>
+          <w:szCs w:val="28"/>
+          <w:lang w:val="ru-RU"/>
+        </w:rPr>
+        <w:lastRenderedPageBreak/>
+        <w:t>Глава 5 «Руководство оператора» предназначена для конечных пользователей системы. В главе приводятся инструкции по работе с каталогом книг, бронированием литературы, управлением профилем пользователя, обработкой выдач и возвратов, а также использованием административной панели и системы уведомлений. Наличие данного руководства обеспечивает практическую применимость разработанного программного обеспечения.</w:t>
+      </w:r>
+    </w:p>
+    <w:p>
+      <w:pPr>
+        <w:pStyle w:val="a0"/>
+        <w:spacing w:before="0" w:after="0" w:line="360" w:lineRule="auto"/>
+        <w:ind w:firstLine="709"/>
+        <w:jc w:val="both"/>
+        <w:rPr>
+          <w:rFonts w:ascii="Times New Roman" w:hAnsi="Times New Roman" w:cs="Times New Roman"/>
+          <w:sz w:val="28"/>
+          <w:szCs w:val="28"/>
+          <w:lang w:val="ru-RU"/>
+        </w:rPr>
+      </w:pPr>
+      <w:r>
+        <w:rPr>
+          <w:rFonts w:ascii="Times New Roman" w:eastAsia="Times New Roman" w:hAnsi="Times New Roman" w:cs="Times New Roman"/>
+          <w:sz w:val="28"/>
+          <w:szCs w:val="28"/>
+          <w:lang w:val="ru-RU"/>
+        </w:rPr>
+        <w:t>Глава 6 «Охрана труда и безопасность жизнедеятельности» рассматривает вопросы безопасной эксплуатации компьютерной техники и программного обеспечения. Анализируются требования к организации рабочего места, режиму труда и отдыха, электробезопасности, а также факторы, влияющие на безопасность пользователей при длительной работе за персональным компьютером.</w:t>
+      </w:r>
+    </w:p>
+    <w:p>
+      <w:pPr>
+        <w:pStyle w:val="a0"/>
+        <w:spacing w:before="0" w:after="0" w:line="360" w:lineRule="auto"/>
+        <w:ind w:firstLine="709"/>
+        <w:jc w:val="both"/>
+        <w:rPr>
+          <w:rFonts w:ascii="Times New Roman" w:hAnsi="Times New Roman" w:cs="Times New Roman"/>
+          <w:sz w:val="28"/>
+          <w:szCs w:val="28"/>
+          <w:lang w:val="ru-RU"/>
+        </w:rPr>
+      </w:pPr>
+      <w:r>
+        <w:rPr>
+          <w:rFonts w:ascii="Times New Roman" w:eastAsia="Times New Roman" w:hAnsi="Times New Roman" w:cs="Times New Roman"/>
+          <w:sz w:val="28"/>
+          <w:szCs w:val="28"/>
+          <w:lang w:val="ru-RU"/>
+        </w:rPr>
+        <w:t>Заключение содержит оценку результатов выполненной работы, анализ степени достижения поставленной цели и решения поставленных задач. В заключении подтверждается практическая значимость разработанного веб-приложения «</w:t>
+      </w:r>
+      <w:proofErr w:type="spellStart"/>
+      <w:r>
+        <w:rPr>
+          <w:rFonts w:ascii="Times New Roman" w:eastAsia="Times New Roman" w:hAnsi="Times New Roman" w:cs="Times New Roman"/>
+          <w:sz w:val="28"/>
+          <w:szCs w:val="28"/>
+        </w:rPr>
+        <w:t>TopLibrary</w:t>
+      </w:r>
+      <w:proofErr w:type="spellEnd"/>
+      <w:r>
+        <w:rPr>
+          <w:rFonts w:ascii="Times New Roman" w:eastAsia="Times New Roman" w:hAnsi="Times New Roman" w:cs="Times New Roman"/>
+          <w:sz w:val="28"/>
+          <w:szCs w:val="28"/>
+          <w:lang w:val="ru-RU"/>
+        </w:rPr>
+        <w:t>» для автоматизации библиотечного учёта, а также формулируются перспективы дальнейшего развития системы.</w:t>
+      </w:r>
+    </w:p>
+    <w:p>
+      <w:pPr>
+        <w:pStyle w:val="a0"/>
+        <w:spacing w:before="0" w:after="0" w:line="360" w:lineRule="auto"/>
+        <w:ind w:firstLine="709"/>
+        <w:jc w:val="both"/>
+        <w:rPr>
+          <w:rFonts w:ascii="Times New Roman" w:hAnsi="Times New Roman" w:cs="Times New Roman"/>
+          <w:sz w:val="28"/>
+          <w:szCs w:val="28"/>
+          <w:lang w:val="ru-RU"/>
+        </w:rPr>
+      </w:pPr>
+      <w:r>
+        <w:rPr>
+          <w:rFonts w:ascii="Times New Roman" w:eastAsia="Times New Roman" w:hAnsi="Times New Roman"/>
+          <w:sz w:val="28"/>
+          <w:lang w:val="ru-RU"/>
+        </w:rPr>
+        <w:t>Список использованных источников включает нормативно-правовую документацию, международные стандарты в области качества программного обеспечения и тестирования, документацию по используемым технологиям (</w:t>
+      </w:r>
+      <w:r>
+        <w:rPr>
+          <w:rFonts w:ascii="Times New Roman" w:eastAsia="Times New Roman" w:hAnsi="Times New Roman"/>
+          <w:sz w:val="28"/>
+        </w:rPr>
+        <w:t>Vue</w:t>
+      </w:r>
+      <w:r>
+        <w:rPr>
+          <w:rFonts w:ascii="Times New Roman" w:eastAsia="Times New Roman" w:hAnsi="Times New Roman"/>
+          <w:sz w:val="28"/>
+          <w:lang w:val="ru-RU"/>
+        </w:rPr>
+        <w:t>.</w:t>
+      </w:r>
+      <w:proofErr w:type="spellStart"/>
+      <w:r>
+        <w:rPr>
+          <w:rFonts w:ascii="Times New Roman" w:eastAsia="Times New Roman" w:hAnsi="Times New Roman"/>
+          <w:sz w:val="28"/>
+        </w:rPr>
+        <w:t>js</w:t>
+      </w:r>
+      <w:proofErr w:type="spellEnd"/>
+      <w:r>
+        <w:rPr>
+          <w:rFonts w:ascii="Times New Roman" w:eastAsia="Times New Roman" w:hAnsi="Times New Roman"/>
+          <w:sz w:val="28"/>
+          <w:lang w:val="ru-RU"/>
+        </w:rPr>
+        <w:t xml:space="preserve">, </w:t>
+      </w:r>
+      <w:r>
+        <w:rPr>
+          <w:rFonts w:ascii="Times New Roman" w:eastAsia="Times New Roman" w:hAnsi="Times New Roman"/>
+          <w:sz w:val="28"/>
+        </w:rPr>
+        <w:t>Express</w:t>
+      </w:r>
+      <w:r>
+        <w:rPr>
+          <w:rFonts w:ascii="Times New Roman" w:eastAsia="Times New Roman" w:hAnsi="Times New Roman"/>
+          <w:sz w:val="28"/>
+          <w:lang w:val="ru-RU"/>
+        </w:rPr>
+        <w:t>.</w:t>
+      </w:r>
+      <w:proofErr w:type="spellStart"/>
+      <w:r>
+        <w:rPr>
+          <w:rFonts w:ascii="Times New Roman" w:eastAsia="Times New Roman" w:hAnsi="Times New Roman"/>
+          <w:sz w:val="28"/>
+        </w:rPr>
+        <w:t>js</w:t>
+      </w:r>
+      <w:proofErr w:type="spellEnd"/>
+      <w:r>
+        <w:rPr>
+          <w:rFonts w:ascii="Times New Roman" w:eastAsia="Times New Roman" w:hAnsi="Times New Roman"/>
+          <w:sz w:val="28"/>
+          <w:lang w:val="ru-RU"/>
+        </w:rPr>
+        <w:t xml:space="preserve">, </w:t>
+      </w:r>
+      <w:r>
+        <w:rPr>
+          <w:rFonts w:ascii="Times New Roman" w:eastAsia="Times New Roman" w:hAnsi="Times New Roman"/>
+          <w:sz w:val="28"/>
+        </w:rPr>
+        <w:t>PostgreSQL</w:t>
+      </w:r>
+      <w:r>
+        <w:rPr>
+          <w:rFonts w:ascii="Times New Roman" w:eastAsia="Times New Roman" w:hAnsi="Times New Roman"/>
+          <w:sz w:val="28"/>
+          <w:lang w:val="ru-RU"/>
+        </w:rPr>
+        <w:t xml:space="preserve">, </w:t>
+      </w:r>
+      <w:r>
+        <w:rPr>
+          <w:rFonts w:ascii="Times New Roman" w:eastAsia="Times New Roman" w:hAnsi="Times New Roman"/>
+          <w:sz w:val="28"/>
+        </w:rPr>
+        <w:t>Prisma</w:t>
+      </w:r>
+      <w:r>
+        <w:rPr>
+          <w:rFonts w:ascii="Times New Roman" w:eastAsia="Times New Roman" w:hAnsi="Times New Roman"/>
+          <w:sz w:val="28"/>
+          <w:lang w:val="ru-RU"/>
+        </w:rPr>
+        <w:t xml:space="preserve"> </w:t>
+      </w:r>
+      <w:r>
+        <w:rPr>
+          <w:rFonts w:ascii="Times New Roman" w:eastAsia="Times New Roman" w:hAnsi="Times New Roman"/>
+          <w:sz w:val="28"/>
+        </w:rPr>
+        <w:t>ORM</w:t>
+      </w:r>
+      <w:r>
+        <w:rPr>
+          <w:rFonts w:ascii="Times New Roman" w:eastAsia="Times New Roman" w:hAnsi="Times New Roman"/>
+          <w:sz w:val="28"/>
+          <w:lang w:val="ru-RU"/>
+        </w:rPr>
+        <w:t xml:space="preserve">, </w:t>
+      </w:r>
+      <w:r>
+        <w:rPr>
+          <w:rFonts w:ascii="Times New Roman" w:eastAsia="Times New Roman" w:hAnsi="Times New Roman"/>
+          <w:sz w:val="28"/>
+        </w:rPr>
+        <w:t>Docker</w:t>
+      </w:r>
+      <w:r>
+        <w:rPr>
+          <w:rFonts w:ascii="Times New Roman" w:eastAsia="Times New Roman" w:hAnsi="Times New Roman"/>
+          <w:sz w:val="28"/>
+          <w:lang w:val="ru-RU"/>
+        </w:rPr>
+        <w:t xml:space="preserve">, </w:t>
+      </w:r>
+      <w:r>
+        <w:rPr>
+          <w:rFonts w:ascii="Times New Roman" w:eastAsia="Times New Roman" w:hAnsi="Times New Roman"/>
+          <w:sz w:val="28"/>
+        </w:rPr>
+        <w:t>Nginx</w:t>
+      </w:r>
+      <w:r>
+        <w:rPr>
+          <w:rFonts w:ascii="Times New Roman" w:eastAsia="Times New Roman" w:hAnsi="Times New Roman"/>
+          <w:sz w:val="28"/>
+          <w:lang w:val="ru-RU"/>
+        </w:rPr>
+        <w:t xml:space="preserve">), а также научную и учебную литературу по разработке информационных систем и библиотечных сервисов. </w:t>
+      </w:r>
+    </w:p>
+    <w:p>
+      <w:pPr>
+        <w:pStyle w:val="a0"/>
+        <w:spacing w:before="0" w:after="0" w:line="360" w:lineRule="auto"/>
+        <w:ind w:firstLine="709"/>
+        <w:jc w:val="both"/>
+        <w:rPr>
+          <w:rFonts w:ascii="Times New Roman" w:hAnsi="Times New Roman" w:cs="Times New Roman"/>
+          <w:sz w:val="28"/>
+          <w:szCs w:val="28"/>
+          <w:lang w:val="ru-RU"/>
+        </w:rPr>
+      </w:pPr>
+      <w:r>
+        <w:rPr>
+          <w:rFonts w:ascii="Times New Roman" w:eastAsia="Times New Roman" w:hAnsi="Times New Roman" w:cs="Times New Roman"/>
+          <w:sz w:val="28"/>
+          <w:szCs w:val="28"/>
+          <w:lang w:val="ru-RU"/>
+        </w:rPr>
+        <w:t xml:space="preserve">Приложения содержат </w:t>
+      </w:r>
+      <w:r>
+        <w:rPr>
+          <w:rFonts w:ascii="Times New Roman" w:eastAsia="Times New Roman" w:hAnsi="Times New Roman" w:cs="Times New Roman"/>
+          <w:sz w:val="28"/>
+          <w:szCs w:val="28"/>
+        </w:rPr>
+        <w:t>UML</w:t>
+      </w:r>
+      <w:r>
+        <w:rPr>
+          <w:rFonts w:ascii="Times New Roman" w:eastAsia="Times New Roman" w:hAnsi="Times New Roman" w:cs="Times New Roman"/>
+          <w:sz w:val="28"/>
+          <w:szCs w:val="28"/>
+          <w:lang w:val="ru-RU"/>
+        </w:rPr>
+        <w:t xml:space="preserve"> и </w:t>
+      </w:r>
+      <w:r>
+        <w:rPr>
+          <w:rFonts w:ascii="Times New Roman" w:eastAsia="Times New Roman" w:hAnsi="Times New Roman" w:cs="Times New Roman"/>
+          <w:sz w:val="28"/>
+          <w:szCs w:val="28"/>
+        </w:rPr>
+        <w:t>ER</w:t>
+      </w:r>
+      <w:r>
+        <w:rPr>
+          <w:rFonts w:ascii="Times New Roman" w:eastAsia="Times New Roman" w:hAnsi="Times New Roman" w:cs="Times New Roman"/>
+          <w:sz w:val="28"/>
+          <w:szCs w:val="28"/>
+          <w:lang w:val="ru-RU"/>
+        </w:rPr>
+        <w:t xml:space="preserve">-диаграммы, фрагменты программного кода, тестовые сценарии, </w:t>
+      </w:r>
+      <w:r>
+        <w:rPr>
+          <w:rFonts w:ascii="Times New Roman" w:eastAsia="Times New Roman" w:hAnsi="Times New Roman" w:cs="Times New Roman"/>
+          <w:sz w:val="28"/>
+          <w:szCs w:val="28"/>
+        </w:rPr>
+        <w:t>SQL</w:t>
+      </w:r>
+      <w:r>
+        <w:rPr>
+          <w:rFonts w:ascii="Times New Roman" w:eastAsia="Times New Roman" w:hAnsi="Times New Roman" w:cs="Times New Roman"/>
+          <w:sz w:val="28"/>
+          <w:szCs w:val="28"/>
+          <w:lang w:val="ru-RU"/>
+        </w:rPr>
+        <w:t xml:space="preserve">-структуры базы данных, </w:t>
+      </w:r>
+      <w:r>
+        <w:rPr>
+          <w:rFonts w:ascii="Times New Roman" w:eastAsia="Times New Roman" w:hAnsi="Times New Roman" w:cs="Times New Roman"/>
+          <w:sz w:val="28"/>
+          <w:szCs w:val="28"/>
+          <w:lang w:val="ru-RU"/>
+        </w:rPr>
+        <w:lastRenderedPageBreak/>
+        <w:t>примеры пользовательских интерфейсов и материалы, подтверждающие внедрение и работоспособность системы.</w:t>
+      </w:r>
+    </w:p>
+    <w:p>
+      <w:pPr>
+        <w:pStyle w:val="a0"/>
+        <w:spacing w:before="0" w:after="0" w:line="360" w:lineRule="auto"/>
+        <w:ind w:firstLine="709"/>
+        <w:jc w:val="both"/>
+        <w:rPr>
+          <w:rFonts w:ascii="Times New Roman" w:hAnsi="Times New Roman" w:cs="Times New Roman"/>
+          <w:sz w:val="28"/>
+          <w:szCs w:val="28"/>
+          <w:lang w:val="ru-RU"/>
+        </w:rPr>
+      </w:pPr>
+      <w:r>
+        <w:rPr>
           <w:rFonts w:ascii="Times New Roman" w:eastAsia="Times New Roman" w:hAnsi="Times New Roman" w:cs="Times New Roman"/>
           <w:sz w:val="28"/>
           <w:szCs w:val="28"/>
@@ -1802,17 +2010,7 @@
           <w:szCs w:val="28"/>
           <w:lang w:val="ru-RU"/>
         </w:rPr>
-        <w:t xml:space="preserve"> </w:t>
-      </w:r>
-      <w:r>
-        <w:rPr>
-          <w:rFonts w:ascii="Times New Roman" w:eastAsia="Times New Roman" w:hAnsi="Times New Roman" w:cs="Times New Roman"/>
-          <w:sz w:val="28"/>
-          <w:szCs w:val="28"/>
-          <w:lang w:val="ru-RU"/>
-        </w:rPr>
-        <w:lastRenderedPageBreak/>
-        <w:t>и соответствует профессиональным компетенциям, предусмотренным образовательной программой по специальности 09.02.07 «Информационные системы и программирование».</w:t>
+        <w:t xml:space="preserve"> и соответствует профессиональным компетенциям, предусмотренным образовательной программой по специальности 09.02.07 «Информационные системы и программирование».</w:t>
       </w:r>
       <w:bookmarkEnd w:id="0"/>
     </w:p>

--- a/Введение.docx
+++ b/Введение.docx
@@ -532,6 +532,487 @@
         <w:ind w:firstLine="709"/>
         <w:jc w:val="both"/>
         <w:rPr>
+          <w:rFonts w:ascii="Times New Roman" w:eastAsia="Times New Roman" w:hAnsi="Times New Roman"/>
+          <w:sz w:val="28"/>
+          <w:lang w:val="ru-RU"/>
+        </w:rPr>
+      </w:pPr>
+      <w:r>
+        <w:rPr>
+          <w:rFonts w:ascii="Times New Roman" w:eastAsia="Times New Roman" w:hAnsi="Times New Roman"/>
+          <w:sz w:val="28"/>
+          <w:lang w:val="ru-RU"/>
+        </w:rPr>
+        <w:t>Для достижения поставленной цели необходимо решить следующие задачи:</w:t>
+      </w:r>
+    </w:p>
+    <w:p>
+      <w:pPr>
+        <w:pStyle w:val="a0"/>
+        <w:spacing w:before="0" w:after="0" w:line="360" w:lineRule="auto"/>
+        <w:ind w:firstLine="709"/>
+        <w:jc w:val="both"/>
+        <w:rPr>
+          <w:rFonts w:ascii="Times New Roman" w:eastAsia="Times New Roman" w:hAnsi="Times New Roman"/>
+          <w:sz w:val="28"/>
+        </w:rPr>
+      </w:pPr>
+      <w:r>
+        <w:rPr>
+          <w:rFonts w:ascii="Times New Roman" w:eastAsia="Times New Roman" w:hAnsi="Times New Roman"/>
+          <w:sz w:val="28"/>
+          <w:lang w:val="ru-RU"/>
+        </w:rPr>
+        <w:t>1. Провести анализ предметной области библиотечного учёта и определить основные бизнес-процессы библиотеки.</w:t>
+      </w:r>
+    </w:p>
+    <w:p>
+      <w:pPr>
+        <w:pStyle w:val="a0"/>
+        <w:spacing w:before="0" w:after="0" w:line="360" w:lineRule="auto"/>
+        <w:ind w:firstLine="709"/>
+        <w:jc w:val="both"/>
+        <w:rPr>
+          <w:rFonts w:ascii="Times New Roman" w:eastAsia="Times New Roman" w:hAnsi="Times New Roman"/>
+          <w:sz w:val="28"/>
+        </w:rPr>
+      </w:pPr>
+      <w:r>
+        <w:rPr>
+          <w:rFonts w:ascii="Times New Roman" w:eastAsia="Times New Roman" w:hAnsi="Times New Roman"/>
+          <w:sz w:val="28"/>
+          <w:lang w:val="ru-RU"/>
+        </w:rPr>
+        <w:t>2. Сформулировать техническое задание на разработку веб-приложения «</w:t>
+      </w:r>
+      <w:proofErr w:type="spellStart"/>
+      <w:r>
+        <w:rPr>
+          <w:rFonts w:ascii="Times New Roman" w:eastAsia="Times New Roman" w:hAnsi="Times New Roman"/>
+          <w:sz w:val="28"/>
+        </w:rPr>
+        <w:t>TopLibrary</w:t>
+      </w:r>
+      <w:proofErr w:type="spellEnd"/>
+      <w:r>
+        <w:rPr>
+          <w:rFonts w:ascii="Times New Roman" w:eastAsia="Times New Roman" w:hAnsi="Times New Roman"/>
+          <w:sz w:val="28"/>
+          <w:lang w:val="ru-RU"/>
+        </w:rPr>
+        <w:t>» в соответствии с требованиями ГОСТ.</w:t>
+      </w:r>
+    </w:p>
+    <w:p>
+      <w:pPr>
+        <w:pStyle w:val="a0"/>
+        <w:spacing w:before="0" w:after="0" w:line="360" w:lineRule="auto"/>
+        <w:ind w:firstLine="709"/>
+        <w:jc w:val="both"/>
+        <w:rPr>
+          <w:rFonts w:ascii="Times New Roman" w:eastAsia="Times New Roman" w:hAnsi="Times New Roman"/>
+          <w:sz w:val="28"/>
+        </w:rPr>
+      </w:pPr>
+      <w:r>
+        <w:rPr>
+          <w:rFonts w:ascii="Times New Roman" w:eastAsia="Times New Roman" w:hAnsi="Times New Roman"/>
+          <w:sz w:val="28"/>
+          <w:lang w:val="ru-RU"/>
+        </w:rPr>
+        <w:t>3. Обосновать выбор архитектуры, инструментов и технологий разработки клиентской и серверной частей приложения.</w:t>
+      </w:r>
+    </w:p>
+    <w:p>
+      <w:pPr>
+        <w:pStyle w:val="a0"/>
+        <w:spacing w:before="0" w:after="0" w:line="360" w:lineRule="auto"/>
+        <w:ind w:firstLine="709"/>
+        <w:jc w:val="both"/>
+        <w:rPr>
+          <w:rFonts w:ascii="Times New Roman" w:eastAsia="Times New Roman" w:hAnsi="Times New Roman"/>
+          <w:sz w:val="28"/>
+        </w:rPr>
+      </w:pPr>
+      <w:r>
+        <w:rPr>
+          <w:rFonts w:ascii="Times New Roman" w:eastAsia="Times New Roman" w:hAnsi="Times New Roman"/>
+          <w:sz w:val="28"/>
+          <w:lang w:val="ru-RU"/>
+        </w:rPr>
+        <w:t xml:space="preserve">4. Разработать инфологическую и </w:t>
+      </w:r>
+      <w:proofErr w:type="spellStart"/>
+      <w:r>
+        <w:rPr>
+          <w:rFonts w:ascii="Times New Roman" w:eastAsia="Times New Roman" w:hAnsi="Times New Roman"/>
+          <w:sz w:val="28"/>
+          <w:lang w:val="ru-RU"/>
+        </w:rPr>
+        <w:t>даталогическую</w:t>
+      </w:r>
+      <w:proofErr w:type="spellEnd"/>
+      <w:r>
+        <w:rPr>
+          <w:rFonts w:ascii="Times New Roman" w:eastAsia="Times New Roman" w:hAnsi="Times New Roman"/>
+          <w:sz w:val="28"/>
+          <w:lang w:val="ru-RU"/>
+        </w:rPr>
+        <w:t xml:space="preserve"> модели базы данных для хранения информации о книгах, пользователях, экземплярах, бронированиях, выдачах и отзывах.</w:t>
+      </w:r>
+    </w:p>
+    <w:p>
+      <w:pPr>
+        <w:pStyle w:val="a0"/>
+        <w:spacing w:before="0" w:after="0" w:line="360" w:lineRule="auto"/>
+        <w:ind w:firstLine="709"/>
+        <w:jc w:val="both"/>
+        <w:rPr>
+          <w:rFonts w:ascii="Times New Roman" w:eastAsia="Times New Roman" w:hAnsi="Times New Roman"/>
+          <w:sz w:val="28"/>
+        </w:rPr>
+      </w:pPr>
+      <w:r>
+        <w:rPr>
+          <w:rFonts w:ascii="Times New Roman" w:eastAsia="Times New Roman" w:hAnsi="Times New Roman"/>
+          <w:sz w:val="28"/>
+          <w:lang w:val="ru-RU"/>
+        </w:rPr>
+        <w:t xml:space="preserve">5. Реализовать серверную часть приложения на базе </w:t>
+      </w:r>
+      <w:r>
+        <w:rPr>
+          <w:rFonts w:ascii="Times New Roman" w:eastAsia="Times New Roman" w:hAnsi="Times New Roman"/>
+          <w:sz w:val="28"/>
+        </w:rPr>
+        <w:t>Express</w:t>
+      </w:r>
+      <w:r>
+        <w:rPr>
+          <w:rFonts w:ascii="Times New Roman" w:eastAsia="Times New Roman" w:hAnsi="Times New Roman"/>
+          <w:sz w:val="28"/>
+          <w:lang w:val="ru-RU"/>
+        </w:rPr>
+        <w:t>.</w:t>
+      </w:r>
+      <w:proofErr w:type="spellStart"/>
+      <w:r>
+        <w:rPr>
+          <w:rFonts w:ascii="Times New Roman" w:eastAsia="Times New Roman" w:hAnsi="Times New Roman"/>
+          <w:sz w:val="28"/>
+        </w:rPr>
+        <w:t>js</w:t>
+      </w:r>
+      <w:proofErr w:type="spellEnd"/>
+      <w:r>
+        <w:rPr>
+          <w:rFonts w:ascii="Times New Roman" w:eastAsia="Times New Roman" w:hAnsi="Times New Roman"/>
+          <w:sz w:val="28"/>
+          <w:lang w:val="ru-RU"/>
+        </w:rPr>
+        <w:t xml:space="preserve"> и </w:t>
+      </w:r>
+      <w:r>
+        <w:rPr>
+          <w:rFonts w:ascii="Times New Roman" w:eastAsia="Times New Roman" w:hAnsi="Times New Roman"/>
+          <w:sz w:val="28"/>
+        </w:rPr>
+        <w:t>PostgreSQL</w:t>
+      </w:r>
+      <w:r>
+        <w:rPr>
+          <w:rFonts w:ascii="Times New Roman" w:eastAsia="Times New Roman" w:hAnsi="Times New Roman"/>
+          <w:sz w:val="28"/>
+          <w:lang w:val="ru-RU"/>
+        </w:rPr>
+        <w:t xml:space="preserve"> с использованием </w:t>
+      </w:r>
+      <w:r>
+        <w:rPr>
+          <w:rFonts w:ascii="Times New Roman" w:eastAsia="Times New Roman" w:hAnsi="Times New Roman"/>
+          <w:sz w:val="28"/>
+        </w:rPr>
+        <w:t>Prisma</w:t>
+      </w:r>
+      <w:r>
+        <w:rPr>
+          <w:rFonts w:ascii="Times New Roman" w:eastAsia="Times New Roman" w:hAnsi="Times New Roman"/>
+          <w:sz w:val="28"/>
+          <w:lang w:val="ru-RU"/>
+        </w:rPr>
+        <w:t xml:space="preserve"> </w:t>
+      </w:r>
+      <w:r>
+        <w:rPr>
+          <w:rFonts w:ascii="Times New Roman" w:eastAsia="Times New Roman" w:hAnsi="Times New Roman"/>
+          <w:sz w:val="28"/>
+        </w:rPr>
+        <w:t>ORM</w:t>
+      </w:r>
+      <w:r>
+        <w:rPr>
+          <w:rFonts w:ascii="Times New Roman" w:eastAsia="Times New Roman" w:hAnsi="Times New Roman"/>
+          <w:sz w:val="28"/>
+          <w:lang w:val="ru-RU"/>
+        </w:rPr>
+        <w:t>.</w:t>
+      </w:r>
+    </w:p>
+    <w:p>
+      <w:pPr>
+        <w:pStyle w:val="a0"/>
+        <w:spacing w:before="0" w:after="0" w:line="360" w:lineRule="auto"/>
+        <w:ind w:firstLine="709"/>
+        <w:jc w:val="both"/>
+        <w:rPr>
+          <w:rFonts w:ascii="Times New Roman" w:eastAsia="Times New Roman" w:hAnsi="Times New Roman"/>
+          <w:sz w:val="28"/>
+        </w:rPr>
+      </w:pPr>
+      <w:r>
+        <w:rPr>
+          <w:rFonts w:ascii="Times New Roman" w:eastAsia="Times New Roman" w:hAnsi="Times New Roman"/>
+          <w:sz w:val="28"/>
+          <w:lang w:val="ru-RU"/>
+        </w:rPr>
+        <w:t xml:space="preserve">6. Разработать пользовательский интерфейс веб-приложения на </w:t>
+      </w:r>
+      <w:r>
+        <w:rPr>
+          <w:rFonts w:ascii="Times New Roman" w:eastAsia="Times New Roman" w:hAnsi="Times New Roman"/>
+          <w:sz w:val="28"/>
+        </w:rPr>
+        <w:t>Vue</w:t>
+      </w:r>
+      <w:r>
+        <w:rPr>
+          <w:rFonts w:ascii="Times New Roman" w:eastAsia="Times New Roman" w:hAnsi="Times New Roman"/>
+          <w:sz w:val="28"/>
+          <w:lang w:val="ru-RU"/>
+        </w:rPr>
+        <w:t xml:space="preserve"> 3 с поддержкой адаптивного дизайна.</w:t>
+      </w:r>
+    </w:p>
+    <w:p>
+      <w:pPr>
+        <w:pStyle w:val="a0"/>
+        <w:spacing w:before="0" w:after="0" w:line="360" w:lineRule="auto"/>
+        <w:ind w:firstLine="709"/>
+        <w:jc w:val="both"/>
+        <w:rPr>
+          <w:rFonts w:ascii="Times New Roman" w:eastAsia="Times New Roman" w:hAnsi="Times New Roman"/>
+          <w:sz w:val="28"/>
+        </w:rPr>
+      </w:pPr>
+      <w:r>
+        <w:rPr>
+          <w:rFonts w:ascii="Times New Roman" w:eastAsia="Times New Roman" w:hAnsi="Times New Roman"/>
+          <w:sz w:val="28"/>
+          <w:lang w:val="ru-RU"/>
+        </w:rPr>
+        <w:t xml:space="preserve">7. Реализовать механизмы аутентификации, авторизации и ролевого разграничения доступа на основе </w:t>
+      </w:r>
+      <w:r>
+        <w:rPr>
+          <w:rFonts w:ascii="Times New Roman" w:eastAsia="Times New Roman" w:hAnsi="Times New Roman"/>
+          <w:sz w:val="28"/>
+        </w:rPr>
+        <w:t>JWT</w:t>
+      </w:r>
+      <w:r>
+        <w:rPr>
+          <w:rFonts w:ascii="Times New Roman" w:eastAsia="Times New Roman" w:hAnsi="Times New Roman"/>
+          <w:sz w:val="28"/>
+          <w:lang w:val="ru-RU"/>
+        </w:rPr>
+        <w:t xml:space="preserve"> и </w:t>
+      </w:r>
+      <w:r>
+        <w:rPr>
+          <w:rFonts w:ascii="Times New Roman" w:eastAsia="Times New Roman" w:hAnsi="Times New Roman"/>
+          <w:sz w:val="28"/>
+        </w:rPr>
+        <w:t>RBAC</w:t>
+      </w:r>
+      <w:r>
+        <w:rPr>
+          <w:rFonts w:ascii="Times New Roman" w:eastAsia="Times New Roman" w:hAnsi="Times New Roman"/>
+          <w:sz w:val="28"/>
+          <w:lang w:val="ru-RU"/>
+        </w:rPr>
+        <w:t>.</w:t>
+      </w:r>
+    </w:p>
+    <w:p>
+      <w:pPr>
+        <w:pStyle w:val="a0"/>
+        <w:spacing w:before="0" w:after="0" w:line="360" w:lineRule="auto"/>
+        <w:ind w:firstLine="709"/>
+        <w:jc w:val="both"/>
+        <w:rPr>
+          <w:rFonts w:ascii="Times New Roman" w:eastAsia="Times New Roman" w:hAnsi="Times New Roman"/>
+          <w:sz w:val="28"/>
+        </w:rPr>
+      </w:pPr>
+      <w:r>
+        <w:rPr>
+          <w:rFonts w:ascii="Times New Roman" w:eastAsia="Times New Roman" w:hAnsi="Times New Roman"/>
+          <w:sz w:val="28"/>
+          <w:lang w:val="ru-RU"/>
+        </w:rPr>
+        <w:t xml:space="preserve">8. Обеспечить интеграцию модулей приложения, системы хранения файлов </w:t>
+      </w:r>
+      <w:proofErr w:type="spellStart"/>
+      <w:r>
+        <w:rPr>
+          <w:rFonts w:ascii="Times New Roman" w:eastAsia="Times New Roman" w:hAnsi="Times New Roman"/>
+          <w:sz w:val="28"/>
+        </w:rPr>
+        <w:t>MinIO</w:t>
+      </w:r>
+      <w:proofErr w:type="spellEnd"/>
+      <w:r>
+        <w:rPr>
+          <w:rFonts w:ascii="Times New Roman" w:eastAsia="Times New Roman" w:hAnsi="Times New Roman"/>
+          <w:sz w:val="28"/>
+          <w:lang w:val="ru-RU"/>
+        </w:rPr>
+        <w:t xml:space="preserve"> и инфраструктурных компонентов </w:t>
+      </w:r>
+      <w:r>
+        <w:rPr>
+          <w:rFonts w:ascii="Times New Roman" w:eastAsia="Times New Roman" w:hAnsi="Times New Roman"/>
+          <w:sz w:val="28"/>
+        </w:rPr>
+        <w:t>Docker</w:t>
+      </w:r>
+      <w:r>
+        <w:rPr>
+          <w:rFonts w:ascii="Times New Roman" w:eastAsia="Times New Roman" w:hAnsi="Times New Roman"/>
+          <w:sz w:val="28"/>
+          <w:lang w:val="ru-RU"/>
+        </w:rPr>
+        <w:t xml:space="preserve"> </w:t>
+      </w:r>
+      <w:r>
+        <w:rPr>
+          <w:rFonts w:ascii="Times New Roman" w:eastAsia="Times New Roman" w:hAnsi="Times New Roman"/>
+          <w:sz w:val="28"/>
+        </w:rPr>
+        <w:t>Compose</w:t>
+      </w:r>
+      <w:r>
+        <w:rPr>
+          <w:rFonts w:ascii="Times New Roman" w:eastAsia="Times New Roman" w:hAnsi="Times New Roman"/>
+          <w:sz w:val="28"/>
+          <w:lang w:val="ru-RU"/>
+        </w:rPr>
+        <w:t xml:space="preserve"> и </w:t>
+      </w:r>
+      <w:r>
+        <w:rPr>
+          <w:rFonts w:ascii="Times New Roman" w:eastAsia="Times New Roman" w:hAnsi="Times New Roman"/>
+          <w:sz w:val="28"/>
+        </w:rPr>
+        <w:t>Nginx</w:t>
+      </w:r>
+      <w:r>
+        <w:rPr>
+          <w:rFonts w:ascii="Times New Roman" w:eastAsia="Times New Roman" w:hAnsi="Times New Roman"/>
+          <w:sz w:val="28"/>
+          <w:lang w:val="ru-RU"/>
+        </w:rPr>
+        <w:t>.</w:t>
+      </w:r>
+    </w:p>
+    <w:p>
+      <w:pPr>
+        <w:pStyle w:val="a0"/>
+        <w:spacing w:before="0" w:after="0" w:line="360" w:lineRule="auto"/>
+        <w:ind w:firstLine="709"/>
+        <w:jc w:val="both"/>
+        <w:rPr>
+          <w:rFonts w:ascii="Times New Roman" w:eastAsia="Times New Roman" w:hAnsi="Times New Roman"/>
+          <w:sz w:val="28"/>
+        </w:rPr>
+      </w:pPr>
+      <w:r>
+        <w:rPr>
+          <w:rFonts w:ascii="Times New Roman" w:eastAsia="Times New Roman" w:hAnsi="Times New Roman"/>
+          <w:sz w:val="28"/>
+          <w:lang w:val="ru-RU"/>
+        </w:rPr>
+        <w:t>9. Разработать систему поиска, фильтрации, бронирования и учёта операций выдачи литературы.</w:t>
+      </w:r>
+    </w:p>
+    <w:p>
+      <w:pPr>
+        <w:pStyle w:val="a0"/>
+        <w:spacing w:before="0" w:after="0" w:line="360" w:lineRule="auto"/>
+        <w:ind w:firstLine="709"/>
+        <w:jc w:val="both"/>
+        <w:rPr>
+          <w:rFonts w:ascii="Times New Roman" w:eastAsia="Times New Roman" w:hAnsi="Times New Roman"/>
+          <w:sz w:val="28"/>
+        </w:rPr>
+      </w:pPr>
+      <w:r>
+        <w:rPr>
+          <w:rFonts w:ascii="Times New Roman" w:eastAsia="Times New Roman" w:hAnsi="Times New Roman"/>
+          <w:sz w:val="28"/>
+          <w:lang w:val="ru-RU"/>
+        </w:rPr>
+        <w:lastRenderedPageBreak/>
+        <w:t>10. Выполнить функциональное и структурное тестирование программного обеспечения.</w:t>
+      </w:r>
+    </w:p>
+    <w:p>
+      <w:pPr>
+        <w:pStyle w:val="a0"/>
+        <w:spacing w:before="0" w:after="0" w:line="360" w:lineRule="auto"/>
+        <w:ind w:firstLine="709"/>
+        <w:jc w:val="both"/>
+        <w:rPr>
+          <w:rFonts w:ascii="Times New Roman" w:eastAsia="Times New Roman" w:hAnsi="Times New Roman"/>
+          <w:sz w:val="28"/>
+        </w:rPr>
+      </w:pPr>
+      <w:r>
+        <w:rPr>
+          <w:rFonts w:ascii="Times New Roman" w:eastAsia="Times New Roman" w:hAnsi="Times New Roman"/>
+          <w:sz w:val="28"/>
+          <w:lang w:val="ru-RU"/>
+        </w:rPr>
+        <w:t>11. Оценить эксплуатационные характеристики разработанной системы.</w:t>
+      </w:r>
+    </w:p>
+    <w:p>
+      <w:pPr>
+        <w:pStyle w:val="a0"/>
+        <w:spacing w:before="0" w:after="0" w:line="360" w:lineRule="auto"/>
+        <w:ind w:firstLine="709"/>
+        <w:jc w:val="both"/>
+        <w:rPr>
+          <w:rFonts w:ascii="Times New Roman" w:eastAsia="Times New Roman" w:hAnsi="Times New Roman"/>
+          <w:sz w:val="28"/>
+        </w:rPr>
+      </w:pPr>
+      <w:r>
+        <w:rPr>
+          <w:rFonts w:ascii="Times New Roman" w:eastAsia="Times New Roman" w:hAnsi="Times New Roman"/>
+          <w:sz w:val="28"/>
+          <w:lang w:val="ru-RU"/>
+        </w:rPr>
+        <w:t>12. Разработать руководство системного программиста и руководство оператора.</w:t>
+      </w:r>
+    </w:p>
+    <w:p>
+      <w:pPr>
+        <w:pStyle w:val="a0"/>
+        <w:spacing w:before="0" w:after="0" w:line="360" w:lineRule="auto"/>
+        <w:ind w:firstLine="709"/>
+        <w:jc w:val="both"/>
+        <w:rPr>
           <w:rFonts w:ascii="Times New Roman" w:hAnsi="Times New Roman" w:cs="Times New Roman"/>
           <w:sz w:val="28"/>
           <w:szCs w:val="28"/>
@@ -544,7 +1025,142 @@
           <w:sz w:val="28"/>
           <w:lang w:val="ru-RU"/>
         </w:rPr>
-        <w:t>Для достижения поставленной цели необходимо решить следующие задачи: 1. Провести анализ предметной области библиотечного учёта и определить основные бизнес-процессы библиотеки. 2. Сформулировать техническое задание на разработку веб-приложения «</w:t>
+        <w:t>13. Рассмотреть вопросы охраны труда и безопасности жизнедеятельности при эксплуатации программного обеспечения.</w:t>
+      </w:r>
+    </w:p>
+    <w:p>
+      <w:pPr>
+        <w:pStyle w:val="a0"/>
+        <w:spacing w:before="0" w:after="0" w:line="360" w:lineRule="auto"/>
+        <w:ind w:firstLine="709"/>
+        <w:jc w:val="both"/>
+        <w:rPr>
+          <w:rFonts w:ascii="Times New Roman" w:eastAsia="Times New Roman" w:hAnsi="Times New Roman"/>
+          <w:sz w:val="28"/>
+          <w:lang w:val="ru-RU"/>
+        </w:rPr>
+      </w:pPr>
+      <w:r>
+        <w:rPr>
+          <w:rFonts w:ascii="Times New Roman" w:eastAsia="Times New Roman" w:hAnsi="Times New Roman"/>
+          <w:sz w:val="28"/>
+          <w:lang w:val="ru-RU"/>
+        </w:rPr>
+        <w:t>Актуальность темы обусловлена следующими факторами:</w:t>
+      </w:r>
+    </w:p>
+    <w:p>
+      <w:pPr>
+        <w:pStyle w:val="a0"/>
+        <w:spacing w:before="0" w:after="0" w:line="360" w:lineRule="auto"/>
+        <w:ind w:firstLine="709"/>
+        <w:jc w:val="both"/>
+        <w:rPr>
+          <w:rFonts w:ascii="Times New Roman" w:eastAsia="Times New Roman" w:hAnsi="Times New Roman"/>
+          <w:sz w:val="28"/>
+          <w:lang w:val="ru-RU"/>
+        </w:rPr>
+      </w:pPr>
+      <w:r>
+        <w:rPr>
+          <w:rFonts w:ascii="Times New Roman" w:eastAsia="Times New Roman" w:hAnsi="Times New Roman"/>
+          <w:sz w:val="28"/>
+          <w:lang w:val="ru-RU"/>
+        </w:rPr>
+        <w:t>1. Необходимость цифровизации библиотечных процессов: современные библиотеки нуждаются в автоматизированных системах, обеспечивающих быстрое управление книжным фондом и сокращение объёма ручной работы сотрудников.</w:t>
+      </w:r>
+    </w:p>
+    <w:p>
+      <w:pPr>
+        <w:pStyle w:val="a0"/>
+        <w:spacing w:before="0" w:after="0" w:line="360" w:lineRule="auto"/>
+        <w:ind w:firstLine="709"/>
+        <w:jc w:val="both"/>
+        <w:rPr>
+          <w:rFonts w:ascii="Times New Roman" w:eastAsia="Times New Roman" w:hAnsi="Times New Roman"/>
+          <w:sz w:val="28"/>
+          <w:lang w:val="ru-RU"/>
+        </w:rPr>
+      </w:pPr>
+      <w:r>
+        <w:rPr>
+          <w:rFonts w:ascii="Times New Roman" w:eastAsia="Times New Roman" w:hAnsi="Times New Roman"/>
+          <w:sz w:val="28"/>
+          <w:lang w:val="ru-RU"/>
+        </w:rPr>
+        <w:t>2. Рост требований к удобству взаимодействия пользователей с библиотечными сервисами: читателям необходим доступ к электронному каталогу, бронированию литературы, истории операций и персонализированным рекомендациям.</w:t>
+      </w:r>
+    </w:p>
+    <w:p>
+      <w:pPr>
+        <w:pStyle w:val="a0"/>
+        <w:spacing w:before="0" w:after="0" w:line="360" w:lineRule="auto"/>
+        <w:ind w:firstLine="709"/>
+        <w:jc w:val="both"/>
+        <w:rPr>
+          <w:rFonts w:ascii="Times New Roman" w:eastAsia="Times New Roman" w:hAnsi="Times New Roman"/>
+          <w:sz w:val="28"/>
+          <w:lang w:val="ru-RU"/>
+        </w:rPr>
+      </w:pPr>
+      <w:r>
+        <w:rPr>
+          <w:rFonts w:ascii="Times New Roman" w:eastAsia="Times New Roman" w:hAnsi="Times New Roman"/>
+          <w:sz w:val="28"/>
+          <w:lang w:val="ru-RU"/>
+        </w:rPr>
+        <w:t>3. Необходимость централизованного хранения и защиты данных: библиотечные учреждения нуждаются в безопасных системах хранения информации с разграничением прав доступа и механизмами резервирования.</w:t>
+      </w:r>
+    </w:p>
+    <w:p>
+      <w:pPr>
+        <w:pStyle w:val="a0"/>
+        <w:spacing w:before="0" w:after="0" w:line="360" w:lineRule="auto"/>
+        <w:ind w:firstLine="709"/>
+        <w:jc w:val="both"/>
+        <w:rPr>
+          <w:rFonts w:ascii="Times New Roman" w:eastAsia="Times New Roman" w:hAnsi="Times New Roman"/>
+          <w:sz w:val="28"/>
+          <w:lang w:val="ru-RU"/>
+        </w:rPr>
+      </w:pPr>
+      <w:r>
+        <w:rPr>
+          <w:rFonts w:ascii="Times New Roman" w:eastAsia="Times New Roman" w:hAnsi="Times New Roman"/>
+          <w:sz w:val="28"/>
+          <w:lang w:val="ru-RU"/>
+        </w:rPr>
+        <w:t xml:space="preserve">4. Использование современных веб-технологий: применение </w:t>
+      </w:r>
+      <w:r>
+        <w:rPr>
+          <w:rFonts w:ascii="Times New Roman" w:eastAsia="Times New Roman" w:hAnsi="Times New Roman"/>
+          <w:sz w:val="28"/>
+        </w:rPr>
+        <w:t>Vue</w:t>
+      </w:r>
+      <w:r>
+        <w:rPr>
+          <w:rFonts w:ascii="Times New Roman" w:eastAsia="Times New Roman" w:hAnsi="Times New Roman"/>
+          <w:sz w:val="28"/>
+          <w:lang w:val="ru-RU"/>
+        </w:rPr>
+        <w:t xml:space="preserve"> 3, </w:t>
+      </w:r>
+      <w:r>
+        <w:rPr>
+          <w:rFonts w:ascii="Times New Roman" w:eastAsia="Times New Roman" w:hAnsi="Times New Roman"/>
+          <w:sz w:val="28"/>
+        </w:rPr>
+        <w:t>Express</w:t>
+      </w:r>
+      <w:r>
+        <w:rPr>
+          <w:rFonts w:ascii="Times New Roman" w:eastAsia="Times New Roman" w:hAnsi="Times New Roman"/>
+          <w:sz w:val="28"/>
+          <w:lang w:val="ru-RU"/>
+        </w:rPr>
+        <w:t>.</w:t>
       </w:r>
       <w:proofErr w:type="spellStart"/>
       <w:r>
@@ -552,6 +1168,434 @@
           <w:rFonts w:ascii="Times New Roman" w:eastAsia="Times New Roman" w:hAnsi="Times New Roman"/>
           <w:sz w:val="28"/>
         </w:rPr>
+        <w:t>js</w:t>
+      </w:r>
+      <w:proofErr w:type="spellEnd"/>
+      <w:r>
+        <w:rPr>
+          <w:rFonts w:ascii="Times New Roman" w:eastAsia="Times New Roman" w:hAnsi="Times New Roman"/>
+          <w:sz w:val="28"/>
+          <w:lang w:val="ru-RU"/>
+        </w:rPr>
+        <w:t xml:space="preserve">, </w:t>
+      </w:r>
+      <w:r>
+        <w:rPr>
+          <w:rFonts w:ascii="Times New Roman" w:eastAsia="Times New Roman" w:hAnsi="Times New Roman"/>
+          <w:sz w:val="28"/>
+        </w:rPr>
+        <w:t>PostgreSQL</w:t>
+      </w:r>
+      <w:r>
+        <w:rPr>
+          <w:rFonts w:ascii="Times New Roman" w:eastAsia="Times New Roman" w:hAnsi="Times New Roman"/>
+          <w:sz w:val="28"/>
+          <w:lang w:val="ru-RU"/>
+        </w:rPr>
+        <w:t xml:space="preserve"> и </w:t>
+      </w:r>
+      <w:r>
+        <w:rPr>
+          <w:rFonts w:ascii="Times New Roman" w:eastAsia="Times New Roman" w:hAnsi="Times New Roman"/>
+          <w:sz w:val="28"/>
+        </w:rPr>
+        <w:t>Docker</w:t>
+      </w:r>
+      <w:r>
+        <w:rPr>
+          <w:rFonts w:ascii="Times New Roman" w:eastAsia="Times New Roman" w:hAnsi="Times New Roman"/>
+          <w:sz w:val="28"/>
+          <w:lang w:val="ru-RU"/>
+        </w:rPr>
+        <w:t xml:space="preserve"> </w:t>
+      </w:r>
+      <w:r>
+        <w:rPr>
+          <w:rFonts w:ascii="Times New Roman" w:eastAsia="Times New Roman" w:hAnsi="Times New Roman"/>
+          <w:sz w:val="28"/>
+        </w:rPr>
+        <w:t>Compose</w:t>
+      </w:r>
+      <w:r>
+        <w:rPr>
+          <w:rFonts w:ascii="Times New Roman" w:eastAsia="Times New Roman" w:hAnsi="Times New Roman"/>
+          <w:sz w:val="28"/>
+          <w:lang w:val="ru-RU"/>
+        </w:rPr>
+        <w:t xml:space="preserve"> позволяет создать масштабируемое и расширяемое решение, соответствующее современным требованиям к веб-приложениям.</w:t>
+      </w:r>
+    </w:p>
+    <w:p>
+      <w:pPr>
+        <w:pStyle w:val="a0"/>
+        <w:spacing w:before="0" w:after="0" w:line="360" w:lineRule="auto"/>
+        <w:ind w:firstLine="709"/>
+        <w:jc w:val="both"/>
+        <w:rPr>
+          <w:rFonts w:ascii="Times New Roman" w:eastAsia="Times New Roman" w:hAnsi="Times New Roman"/>
+          <w:sz w:val="28"/>
+          <w:lang w:val="ru-RU"/>
+        </w:rPr>
+      </w:pPr>
+      <w:r>
+        <w:rPr>
+          <w:rFonts w:ascii="Times New Roman" w:eastAsia="Times New Roman" w:hAnsi="Times New Roman"/>
+          <w:sz w:val="28"/>
+          <w:lang w:val="ru-RU"/>
+        </w:rPr>
+        <w:t xml:space="preserve">5. Соответствие требованиям образовательной программы: разработка проекта позволяет продемонстрировать профессиональные компетенции в </w:t>
+      </w:r>
+      <w:r>
+        <w:rPr>
+          <w:rFonts w:ascii="Times New Roman" w:eastAsia="Times New Roman" w:hAnsi="Times New Roman"/>
+          <w:sz w:val="28"/>
+          <w:lang w:val="ru-RU"/>
+        </w:rPr>
+        <w:lastRenderedPageBreak/>
+        <w:t xml:space="preserve">области проектирования программного обеспечения, разработки веб-приложений, баз данных и тестирования программных систем. </w:t>
+      </w:r>
+    </w:p>
+    <w:p>
+      <w:pPr>
+        <w:pStyle w:val="a0"/>
+        <w:spacing w:before="0" w:after="0" w:line="360" w:lineRule="auto"/>
+        <w:ind w:firstLine="709"/>
+        <w:jc w:val="both"/>
+        <w:rPr>
+          <w:rFonts w:ascii="Times New Roman" w:eastAsia="Times New Roman" w:hAnsi="Times New Roman"/>
+          <w:sz w:val="28"/>
+          <w:lang w:val="ru-RU"/>
+        </w:rPr>
+      </w:pPr>
+      <w:r>
+        <w:rPr>
+          <w:rFonts w:ascii="Times New Roman" w:eastAsia="Times New Roman" w:hAnsi="Times New Roman"/>
+          <w:b/>
+          <w:sz w:val="28"/>
+          <w:lang w:val="ru-RU"/>
+        </w:rPr>
+        <w:t>Научная и практическая новизна работы заключается в следующем</w:t>
+      </w:r>
+      <w:r>
+        <w:rPr>
+          <w:rFonts w:ascii="Times New Roman" w:eastAsia="Times New Roman" w:hAnsi="Times New Roman"/>
+          <w:sz w:val="28"/>
+          <w:lang w:val="ru-RU"/>
+        </w:rPr>
+        <w:t>:</w:t>
+      </w:r>
+    </w:p>
+    <w:p>
+      <w:pPr>
+        <w:pStyle w:val="a0"/>
+        <w:spacing w:before="0" w:after="0" w:line="360" w:lineRule="auto"/>
+        <w:ind w:firstLine="709"/>
+        <w:jc w:val="both"/>
+        <w:rPr>
+          <w:rFonts w:ascii="Times New Roman" w:eastAsia="Times New Roman" w:hAnsi="Times New Roman"/>
+          <w:sz w:val="28"/>
+          <w:lang w:val="ru-RU"/>
+        </w:rPr>
+      </w:pPr>
+      <w:r>
+        <w:rPr>
+          <w:rFonts w:ascii="Times New Roman" w:eastAsia="Times New Roman" w:hAnsi="Times New Roman"/>
+          <w:sz w:val="28"/>
+          <w:lang w:val="ru-RU"/>
+        </w:rPr>
+        <w:t>1. Разработка комплексной информационной системы библиотечного учёта с поддержкой нескольких ролей пользователей: читатель, редактор, администратор и супер-администратор.</w:t>
+      </w:r>
+    </w:p>
+    <w:p>
+      <w:pPr>
+        <w:pStyle w:val="a0"/>
+        <w:spacing w:before="0" w:after="0" w:line="360" w:lineRule="auto"/>
+        <w:ind w:firstLine="709"/>
+        <w:jc w:val="both"/>
+        <w:rPr>
+          <w:rFonts w:ascii="Times New Roman" w:eastAsia="Times New Roman" w:hAnsi="Times New Roman"/>
+          <w:sz w:val="28"/>
+          <w:lang w:val="ru-RU"/>
+        </w:rPr>
+      </w:pPr>
+      <w:r>
+        <w:rPr>
+          <w:rFonts w:ascii="Times New Roman" w:eastAsia="Times New Roman" w:hAnsi="Times New Roman"/>
+          <w:sz w:val="28"/>
+          <w:lang w:val="ru-RU"/>
+        </w:rPr>
+        <w:t>2. Реализация модульной клиент-серверной архитектуры на основе современных технологий веб-разработки, обеспечивающей масштабируемость и расширяемость системы.</w:t>
+      </w:r>
+    </w:p>
+    <w:p>
+      <w:pPr>
+        <w:pStyle w:val="a0"/>
+        <w:spacing w:before="0" w:after="0" w:line="360" w:lineRule="auto"/>
+        <w:ind w:firstLine="709"/>
+        <w:jc w:val="both"/>
+        <w:rPr>
+          <w:rFonts w:ascii="Times New Roman" w:eastAsia="Times New Roman" w:hAnsi="Times New Roman"/>
+          <w:sz w:val="28"/>
+          <w:lang w:val="ru-RU"/>
+        </w:rPr>
+      </w:pPr>
+      <w:r>
+        <w:rPr>
+          <w:rFonts w:ascii="Times New Roman" w:eastAsia="Times New Roman" w:hAnsi="Times New Roman"/>
+          <w:sz w:val="28"/>
+          <w:lang w:val="ru-RU"/>
+        </w:rPr>
+        <w:t xml:space="preserve">3. Интеграция системы хранения файлов </w:t>
+      </w:r>
+      <w:proofErr w:type="spellStart"/>
+      <w:r>
+        <w:rPr>
+          <w:rFonts w:ascii="Times New Roman" w:eastAsia="Times New Roman" w:hAnsi="Times New Roman"/>
+          <w:sz w:val="28"/>
+        </w:rPr>
+        <w:t>MinIO</w:t>
+      </w:r>
+      <w:proofErr w:type="spellEnd"/>
+      <w:r>
+        <w:rPr>
+          <w:rFonts w:ascii="Times New Roman" w:eastAsia="Times New Roman" w:hAnsi="Times New Roman"/>
+          <w:sz w:val="28"/>
+          <w:lang w:val="ru-RU"/>
+        </w:rPr>
+        <w:t xml:space="preserve"> для централизованного хранения изображений обложек книг и пользовательских аватаров.</w:t>
+      </w:r>
+    </w:p>
+    <w:p>
+      <w:pPr>
+        <w:pStyle w:val="a0"/>
+        <w:spacing w:before="0" w:after="0" w:line="360" w:lineRule="auto"/>
+        <w:ind w:firstLine="709"/>
+        <w:jc w:val="both"/>
+        <w:rPr>
+          <w:rFonts w:ascii="Times New Roman" w:eastAsia="Times New Roman" w:hAnsi="Times New Roman"/>
+          <w:sz w:val="28"/>
+          <w:lang w:val="ru-RU"/>
+        </w:rPr>
+      </w:pPr>
+      <w:r>
+        <w:rPr>
+          <w:rFonts w:ascii="Times New Roman" w:eastAsia="Times New Roman" w:hAnsi="Times New Roman"/>
+          <w:sz w:val="28"/>
+          <w:lang w:val="ru-RU"/>
+        </w:rPr>
+        <w:t>4. Реализация механизмов персонализированного взаимодействия пользователей с библиотекой: избранное, рекомендации, история операций и система уведомлений.</w:t>
+      </w:r>
+    </w:p>
+    <w:p>
+      <w:pPr>
+        <w:pStyle w:val="a0"/>
+        <w:spacing w:before="0" w:after="0" w:line="360" w:lineRule="auto"/>
+        <w:ind w:firstLine="709"/>
+        <w:jc w:val="both"/>
+        <w:rPr>
+          <w:rFonts w:ascii="Times New Roman" w:eastAsia="Times New Roman" w:hAnsi="Times New Roman"/>
+          <w:sz w:val="28"/>
+          <w:lang w:val="ru-RU"/>
+        </w:rPr>
+      </w:pPr>
+      <w:r>
+        <w:rPr>
+          <w:rFonts w:ascii="Times New Roman" w:eastAsia="Times New Roman" w:hAnsi="Times New Roman"/>
+          <w:sz w:val="28"/>
+          <w:lang w:val="ru-RU"/>
+        </w:rPr>
+        <w:t xml:space="preserve">5. Использование контейнеризации </w:t>
+      </w:r>
+      <w:r>
+        <w:rPr>
+          <w:rFonts w:ascii="Times New Roman" w:eastAsia="Times New Roman" w:hAnsi="Times New Roman"/>
+          <w:sz w:val="28"/>
+        </w:rPr>
+        <w:t>Docker</w:t>
+      </w:r>
+      <w:r>
+        <w:rPr>
+          <w:rFonts w:ascii="Times New Roman" w:eastAsia="Times New Roman" w:hAnsi="Times New Roman"/>
+          <w:sz w:val="28"/>
+          <w:lang w:val="ru-RU"/>
+        </w:rPr>
+        <w:t xml:space="preserve"> </w:t>
+      </w:r>
+      <w:r>
+        <w:rPr>
+          <w:rFonts w:ascii="Times New Roman" w:eastAsia="Times New Roman" w:hAnsi="Times New Roman"/>
+          <w:sz w:val="28"/>
+        </w:rPr>
+        <w:t>Compose</w:t>
+      </w:r>
+      <w:r>
+        <w:rPr>
+          <w:rFonts w:ascii="Times New Roman" w:eastAsia="Times New Roman" w:hAnsi="Times New Roman"/>
+          <w:sz w:val="28"/>
+          <w:lang w:val="ru-RU"/>
+        </w:rPr>
+        <w:t xml:space="preserve"> и </w:t>
+      </w:r>
+      <w:proofErr w:type="spellStart"/>
+      <w:r>
+        <w:rPr>
+          <w:rFonts w:ascii="Times New Roman" w:eastAsia="Times New Roman" w:hAnsi="Times New Roman"/>
+          <w:sz w:val="28"/>
+          <w:lang w:val="ru-RU"/>
+        </w:rPr>
+        <w:t>проксирования</w:t>
+      </w:r>
+      <w:proofErr w:type="spellEnd"/>
+      <w:r>
+        <w:rPr>
+          <w:rFonts w:ascii="Times New Roman" w:eastAsia="Times New Roman" w:hAnsi="Times New Roman"/>
+          <w:sz w:val="28"/>
+          <w:lang w:val="ru-RU"/>
+        </w:rPr>
+        <w:t xml:space="preserve"> через </w:t>
+      </w:r>
+      <w:r>
+        <w:rPr>
+          <w:rFonts w:ascii="Times New Roman" w:eastAsia="Times New Roman" w:hAnsi="Times New Roman"/>
+          <w:sz w:val="28"/>
+        </w:rPr>
+        <w:t>Nginx</w:t>
+      </w:r>
+      <w:r>
+        <w:rPr>
+          <w:rFonts w:ascii="Times New Roman" w:eastAsia="Times New Roman" w:hAnsi="Times New Roman"/>
+          <w:sz w:val="28"/>
+          <w:lang w:val="ru-RU"/>
+        </w:rPr>
+        <w:t xml:space="preserve"> для упрощения развёртывания и сопровождения системы.</w:t>
+      </w:r>
+    </w:p>
+    <w:p>
+      <w:pPr>
+        <w:pStyle w:val="a0"/>
+        <w:spacing w:before="0" w:after="0" w:line="360" w:lineRule="auto"/>
+        <w:ind w:firstLine="709"/>
+        <w:jc w:val="both"/>
+        <w:rPr>
+          <w:rFonts w:ascii="Times New Roman" w:hAnsi="Times New Roman" w:cs="Times New Roman"/>
+          <w:sz w:val="28"/>
+          <w:szCs w:val="28"/>
+          <w:lang w:val="ru-RU"/>
+        </w:rPr>
+      </w:pPr>
+      <w:r>
+        <w:rPr>
+          <w:rFonts w:ascii="Times New Roman" w:eastAsia="Times New Roman" w:hAnsi="Times New Roman"/>
+          <w:sz w:val="28"/>
+          <w:lang w:val="ru-RU"/>
+        </w:rPr>
+        <w:t xml:space="preserve">6. Реализация безопасной модели разграничения доступа </w:t>
+      </w:r>
+      <w:r>
+        <w:rPr>
+          <w:rFonts w:ascii="Times New Roman" w:eastAsia="Times New Roman" w:hAnsi="Times New Roman"/>
+          <w:sz w:val="28"/>
+        </w:rPr>
+        <w:t>RBAC</w:t>
+      </w:r>
+      <w:r>
+        <w:rPr>
+          <w:rFonts w:ascii="Times New Roman" w:eastAsia="Times New Roman" w:hAnsi="Times New Roman"/>
+          <w:sz w:val="28"/>
+          <w:lang w:val="ru-RU"/>
+        </w:rPr>
+        <w:t xml:space="preserve"> с использованием </w:t>
+      </w:r>
+      <w:r>
+        <w:rPr>
+          <w:rFonts w:ascii="Times New Roman" w:eastAsia="Times New Roman" w:hAnsi="Times New Roman"/>
+          <w:sz w:val="28"/>
+        </w:rPr>
+        <w:t>JWT</w:t>
+      </w:r>
+      <w:r>
+        <w:rPr>
+          <w:rFonts w:ascii="Times New Roman" w:eastAsia="Times New Roman" w:hAnsi="Times New Roman"/>
+          <w:sz w:val="28"/>
+          <w:lang w:val="ru-RU"/>
+        </w:rPr>
+        <w:t>-аутентификации и серверной проверки полномочий пользователей.</w:t>
+      </w:r>
+    </w:p>
+    <w:p>
+      <w:pPr>
+        <w:pStyle w:val="a0"/>
+        <w:spacing w:before="0" w:after="0" w:line="360" w:lineRule="auto"/>
+        <w:ind w:firstLine="709"/>
+        <w:jc w:val="both"/>
+        <w:rPr>
+          <w:rFonts w:ascii="Times New Roman" w:hAnsi="Times New Roman" w:cs="Times New Roman"/>
+          <w:sz w:val="28"/>
+          <w:szCs w:val="28"/>
+          <w:lang w:val="ru-RU"/>
+        </w:rPr>
+      </w:pPr>
+      <w:r>
+        <w:rPr>
+          <w:rFonts w:ascii="Times New Roman" w:eastAsia="Times New Roman" w:hAnsi="Times New Roman"/>
+          <w:b/>
+          <w:sz w:val="28"/>
+          <w:lang w:val="ru-RU"/>
+        </w:rPr>
+        <w:t>Структура работы</w:t>
+      </w:r>
+      <w:r>
+        <w:rPr>
+          <w:rFonts w:ascii="Times New Roman" w:eastAsia="Times New Roman" w:hAnsi="Times New Roman"/>
+          <w:sz w:val="28"/>
+          <w:lang w:val="ru-RU"/>
+        </w:rPr>
+        <w:t xml:space="preserve"> </w:t>
+      </w:r>
+      <w:r>
+        <w:rPr>
+          <w:rFonts w:ascii="Times New Roman" w:eastAsia="Times New Roman" w:hAnsi="Times New Roman"/>
+          <w:sz w:val="28"/>
+          <w:lang w:val="ru-RU"/>
+        </w:rPr>
+        <w:t>–</w:t>
+      </w:r>
+      <w:r>
+        <w:rPr>
+          <w:rFonts w:ascii="Times New Roman" w:eastAsia="Times New Roman" w:hAnsi="Times New Roman"/>
+          <w:sz w:val="28"/>
+          <w:lang w:val="ru-RU"/>
+        </w:rPr>
+        <w:t xml:space="preserve"> выпускная квалификационная работа состоит из введения, шести глав, заключения, списка использованных источников и приложений. Представленная структура обеспечивает последовательное изложение материала от анализа предметной области и постановки задачи до разработки, тестирования и внедрения программного обеспечения.</w:t>
+      </w:r>
+    </w:p>
+    <w:p>
+      <w:pPr>
+        <w:pStyle w:val="a0"/>
+        <w:spacing w:before="0" w:after="0" w:line="360" w:lineRule="auto"/>
+        <w:ind w:firstLine="709"/>
+        <w:jc w:val="both"/>
+        <w:rPr>
+          <w:rFonts w:ascii="Times New Roman" w:hAnsi="Times New Roman" w:cs="Times New Roman"/>
+          <w:sz w:val="28"/>
+          <w:szCs w:val="28"/>
+          <w:lang w:val="ru-RU"/>
+        </w:rPr>
+      </w:pPr>
+      <w:r>
+        <w:rPr>
+          <w:rFonts w:ascii="Times New Roman" w:eastAsia="Times New Roman" w:hAnsi="Times New Roman"/>
+          <w:sz w:val="28"/>
+          <w:lang w:val="ru-RU"/>
+        </w:rPr>
+        <w:t>Глава 1 «Техническое задание» определяет нормативно-правовую основу разработки веб-приложения «</w:t>
+      </w:r>
+      <w:proofErr w:type="spellStart"/>
+      <w:r>
+        <w:rPr>
+          <w:rFonts w:ascii="Times New Roman" w:eastAsia="Times New Roman" w:hAnsi="Times New Roman"/>
+          <w:sz w:val="28"/>
+        </w:rPr>
         <w:t>TopLibrary</w:t>
       </w:r>
       <w:proofErr w:type="spellEnd"/>
@@ -561,16 +1605,76 @@
           <w:sz w:val="28"/>
           <w:lang w:val="ru-RU"/>
         </w:rPr>
-        <w:t xml:space="preserve">» в соответствии с требованиями ГОСТ.  3. Обосновать выбор архитектуры, инструментов и технологий разработки клиентской и серверной частей приложения. 4. Разработать инфологическую и </w:t>
+        <w:t xml:space="preserve">». В данной главе </w:t>
+      </w:r>
+      <w:r>
+        <w:rPr>
+          <w:rFonts w:ascii="Times New Roman" w:eastAsia="Times New Roman" w:hAnsi="Times New Roman"/>
+          <w:sz w:val="28"/>
+          <w:lang w:val="ru-RU"/>
+        </w:rPr>
+        <w:lastRenderedPageBreak/>
+        <w:t xml:space="preserve">формулируются цели и назначение приложения, требования к функциональным возможностям системы, архитектуре, безопасности, программному и техническому обеспечению. Отдельное внимание уделяется ролям пользователей, структуре интерфейса и функциональным требованиям к основным разделам приложения. Глава составлена в соответствии с требованиями ГОСТ 34.602–2020 и ГОСТ 19.201–78. </w:t>
+      </w:r>
+    </w:p>
+    <w:p>
+      <w:pPr>
+        <w:pStyle w:val="a0"/>
+        <w:spacing w:before="0" w:after="0" w:line="360" w:lineRule="auto"/>
+        <w:ind w:firstLine="709"/>
+        <w:jc w:val="both"/>
+        <w:rPr>
+          <w:rFonts w:ascii="Times New Roman" w:hAnsi="Times New Roman" w:cs="Times New Roman"/>
+          <w:sz w:val="28"/>
+          <w:szCs w:val="28"/>
+          <w:lang w:val="ru-RU"/>
+        </w:rPr>
+      </w:pPr>
+      <w:r>
+        <w:rPr>
+          <w:rFonts w:ascii="Times New Roman" w:eastAsia="Times New Roman" w:hAnsi="Times New Roman"/>
+          <w:sz w:val="28"/>
+          <w:lang w:val="ru-RU"/>
+        </w:rPr>
+        <w:t xml:space="preserve">Глава 2 «Проектирование и разработка программного обеспечения» посвящена анализу предметной области, проектированию архитектуры системы и реализации программных модулей. В главе рассматриваются алгоритмы работы системы библиотечного учёта, обосновывается выбор технологий </w:t>
+      </w:r>
+      <w:r>
+        <w:rPr>
+          <w:rFonts w:ascii="Times New Roman" w:eastAsia="Times New Roman" w:hAnsi="Times New Roman"/>
+          <w:sz w:val="28"/>
+        </w:rPr>
+        <w:t>Vue</w:t>
+      </w:r>
+      <w:r>
+        <w:rPr>
+          <w:rFonts w:ascii="Times New Roman" w:eastAsia="Times New Roman" w:hAnsi="Times New Roman"/>
+          <w:sz w:val="28"/>
+          <w:lang w:val="ru-RU"/>
+        </w:rPr>
+        <w:t xml:space="preserve"> 3, </w:t>
+      </w:r>
+      <w:r>
+        <w:rPr>
+          <w:rFonts w:ascii="Times New Roman" w:eastAsia="Times New Roman" w:hAnsi="Times New Roman"/>
+          <w:sz w:val="28"/>
+        </w:rPr>
+        <w:t>Express</w:t>
+      </w:r>
+      <w:r>
+        <w:rPr>
+          <w:rFonts w:ascii="Times New Roman" w:eastAsia="Times New Roman" w:hAnsi="Times New Roman"/>
+          <w:sz w:val="28"/>
+          <w:lang w:val="ru-RU"/>
+        </w:rPr>
+        <w:t>.</w:t>
       </w:r>
       <w:proofErr w:type="spellStart"/>
       <w:r>
         <w:rPr>
           <w:rFonts w:ascii="Times New Roman" w:eastAsia="Times New Roman" w:hAnsi="Times New Roman"/>
           <w:sz w:val="28"/>
-          <w:lang w:val="ru-RU"/>
-        </w:rPr>
-        <w:t>даталогическую</w:t>
+        </w:rPr>
+        <w:t>js</w:t>
       </w:r>
       <w:proofErr w:type="spellEnd"/>
       <w:r>
@@ -579,7 +1683,369 @@
           <w:sz w:val="28"/>
           <w:lang w:val="ru-RU"/>
         </w:rPr>
-        <w:t xml:space="preserve"> модели базы данных для хранения информации о книгах, пользователях, экземплярах, бронированиях, выдачах и отзывах. 5. Реализовать серверную часть приложения на базе </w:t>
+        <w:t xml:space="preserve">, </w:t>
+      </w:r>
+      <w:r>
+        <w:rPr>
+          <w:rFonts w:ascii="Times New Roman" w:eastAsia="Times New Roman" w:hAnsi="Times New Roman"/>
+          <w:sz w:val="28"/>
+        </w:rPr>
+        <w:t>PostgreSQL</w:t>
+      </w:r>
+      <w:r>
+        <w:rPr>
+          <w:rFonts w:ascii="Times New Roman" w:eastAsia="Times New Roman" w:hAnsi="Times New Roman"/>
+          <w:sz w:val="28"/>
+          <w:lang w:val="ru-RU"/>
+        </w:rPr>
+        <w:t xml:space="preserve"> и </w:t>
+      </w:r>
+      <w:r>
+        <w:rPr>
+          <w:rFonts w:ascii="Times New Roman" w:eastAsia="Times New Roman" w:hAnsi="Times New Roman"/>
+          <w:sz w:val="28"/>
+        </w:rPr>
+        <w:t>Prisma</w:t>
+      </w:r>
+      <w:r>
+        <w:rPr>
+          <w:rFonts w:ascii="Times New Roman" w:eastAsia="Times New Roman" w:hAnsi="Times New Roman"/>
+          <w:sz w:val="28"/>
+          <w:lang w:val="ru-RU"/>
+        </w:rPr>
+        <w:t xml:space="preserve"> </w:t>
+      </w:r>
+      <w:r>
+        <w:rPr>
+          <w:rFonts w:ascii="Times New Roman" w:eastAsia="Times New Roman" w:hAnsi="Times New Roman"/>
+          <w:sz w:val="28"/>
+        </w:rPr>
+        <w:t>ORM</w:t>
+      </w:r>
+      <w:r>
+        <w:rPr>
+          <w:rFonts w:ascii="Times New Roman" w:eastAsia="Times New Roman" w:hAnsi="Times New Roman"/>
+          <w:sz w:val="28"/>
+          <w:lang w:val="ru-RU"/>
+        </w:rPr>
+        <w:t xml:space="preserve">. Особое внимание уделяется проектированию базы данных, построению </w:t>
+      </w:r>
+      <w:r>
+        <w:rPr>
+          <w:rFonts w:ascii="Times New Roman" w:eastAsia="Times New Roman" w:hAnsi="Times New Roman"/>
+          <w:sz w:val="28"/>
+        </w:rPr>
+        <w:t>ER</w:t>
+      </w:r>
+      <w:r>
+        <w:rPr>
+          <w:rFonts w:ascii="Times New Roman" w:eastAsia="Times New Roman" w:hAnsi="Times New Roman"/>
+          <w:sz w:val="28"/>
+          <w:lang w:val="ru-RU"/>
+        </w:rPr>
+        <w:t xml:space="preserve">-диаграммы и разработке модулей каталога книг, системы бронирования, личного кабинета пользователя, административной панели и механизмов разграничения доступа. Содержание главы отражает выполнение профессиональных компетенций ПК 1.1–1.6, ПК 2.1–2.5 и ПК 11.1–11.4. </w:t>
+      </w:r>
+    </w:p>
+    <w:p>
+      <w:pPr>
+        <w:pStyle w:val="a0"/>
+        <w:spacing w:before="0" w:after="0" w:line="360" w:lineRule="auto"/>
+        <w:ind w:firstLine="709"/>
+        <w:jc w:val="both"/>
+        <w:rPr>
+          <w:rFonts w:ascii="Times New Roman" w:hAnsi="Times New Roman" w:cs="Times New Roman"/>
+          <w:sz w:val="28"/>
+          <w:szCs w:val="28"/>
+          <w:lang w:val="ru-RU"/>
+        </w:rPr>
+      </w:pPr>
+      <w:r>
+        <w:rPr>
+          <w:rFonts w:ascii="Times New Roman" w:eastAsia="Times New Roman" w:hAnsi="Times New Roman" w:cs="Times New Roman"/>
+          <w:sz w:val="28"/>
+          <w:szCs w:val="28"/>
+          <w:lang w:val="ru-RU"/>
+        </w:rPr>
+        <w:t xml:space="preserve">Глава 3 «Тестирование программного обеспечения» посвящена проверке работоспособности и надёжности разработанной системы. В главе рассматриваются методы функционального и структурного тестирования, выполняется проверка процессов авторизации, бронирования, выдачи и возврата книг, а также анализируется корректность ролевого разграничения доступа. Дополнительно оцениваются эксплуатационные характеристики системы: время отклика </w:t>
+      </w:r>
+      <w:r>
+        <w:rPr>
+          <w:rFonts w:ascii="Times New Roman" w:eastAsia="Times New Roman" w:hAnsi="Times New Roman" w:cs="Times New Roman"/>
+          <w:sz w:val="28"/>
+          <w:szCs w:val="28"/>
+        </w:rPr>
+        <w:t>API</w:t>
+      </w:r>
+      <w:r>
+        <w:rPr>
+          <w:rFonts w:ascii="Times New Roman" w:eastAsia="Times New Roman" w:hAnsi="Times New Roman" w:cs="Times New Roman"/>
+          <w:sz w:val="28"/>
+          <w:szCs w:val="28"/>
+          <w:lang w:val="ru-RU"/>
+        </w:rPr>
+        <w:t>, производительность интерфейса и корректность адаптивного отображения на различных устройствах. Данная глава демонстрирует освоение компетенций ПК 1.3, ПК 1.4, ПК 2.3, ПК 2.4 и ПК 4.2.</w:t>
+      </w:r>
+    </w:p>
+    <w:p>
+      <w:pPr>
+        <w:pStyle w:val="a0"/>
+        <w:spacing w:before="0" w:after="0" w:line="360" w:lineRule="auto"/>
+        <w:ind w:firstLine="709"/>
+        <w:jc w:val="both"/>
+        <w:rPr>
+          <w:rFonts w:ascii="Times New Roman" w:hAnsi="Times New Roman" w:cs="Times New Roman"/>
+          <w:sz w:val="28"/>
+          <w:szCs w:val="28"/>
+          <w:lang w:val="ru-RU"/>
+        </w:rPr>
+      </w:pPr>
+      <w:r>
+        <w:rPr>
+          <w:rFonts w:ascii="Times New Roman" w:eastAsia="Times New Roman" w:hAnsi="Times New Roman" w:cs="Times New Roman"/>
+          <w:sz w:val="28"/>
+          <w:szCs w:val="28"/>
+          <w:lang w:val="ru-RU"/>
+        </w:rPr>
+        <w:lastRenderedPageBreak/>
+        <w:t xml:space="preserve">Глава 4 «Руководство системного программиста» содержит сведения, необходимые для установки, настройки и сопровождения веб-приложения. В данной главе описываются структура программного обеспечения, настройка </w:t>
+      </w:r>
+      <w:r>
+        <w:rPr>
+          <w:rFonts w:ascii="Times New Roman" w:eastAsia="Times New Roman" w:hAnsi="Times New Roman" w:cs="Times New Roman"/>
+          <w:sz w:val="28"/>
+          <w:szCs w:val="28"/>
+        </w:rPr>
+        <w:t>Docker</w:t>
+      </w:r>
+      <w:r>
+        <w:rPr>
+          <w:rFonts w:ascii="Times New Roman" w:eastAsia="Times New Roman" w:hAnsi="Times New Roman" w:cs="Times New Roman"/>
+          <w:sz w:val="28"/>
+          <w:szCs w:val="28"/>
+          <w:lang w:val="ru-RU"/>
+        </w:rPr>
+        <w:t xml:space="preserve"> </w:t>
+      </w:r>
+      <w:r>
+        <w:rPr>
+          <w:rFonts w:ascii="Times New Roman" w:eastAsia="Times New Roman" w:hAnsi="Times New Roman" w:cs="Times New Roman"/>
+          <w:sz w:val="28"/>
+          <w:szCs w:val="28"/>
+        </w:rPr>
+        <w:t>Compose</w:t>
+      </w:r>
+      <w:r>
+        <w:rPr>
+          <w:rFonts w:ascii="Times New Roman" w:eastAsia="Times New Roman" w:hAnsi="Times New Roman" w:cs="Times New Roman"/>
+          <w:sz w:val="28"/>
+          <w:szCs w:val="28"/>
+          <w:lang w:val="ru-RU"/>
+        </w:rPr>
+        <w:t xml:space="preserve">, </w:t>
+      </w:r>
+      <w:r>
+        <w:rPr>
+          <w:rFonts w:ascii="Times New Roman" w:eastAsia="Times New Roman" w:hAnsi="Times New Roman" w:cs="Times New Roman"/>
+          <w:sz w:val="28"/>
+          <w:szCs w:val="28"/>
+        </w:rPr>
+        <w:t>Nginx</w:t>
+      </w:r>
+      <w:r>
+        <w:rPr>
+          <w:rFonts w:ascii="Times New Roman" w:eastAsia="Times New Roman" w:hAnsi="Times New Roman" w:cs="Times New Roman"/>
+          <w:sz w:val="28"/>
+          <w:szCs w:val="28"/>
+          <w:lang w:val="ru-RU"/>
+        </w:rPr>
+        <w:t xml:space="preserve">, </w:t>
+      </w:r>
+      <w:r>
+        <w:rPr>
+          <w:rFonts w:ascii="Times New Roman" w:eastAsia="Times New Roman" w:hAnsi="Times New Roman" w:cs="Times New Roman"/>
+          <w:sz w:val="28"/>
+          <w:szCs w:val="28"/>
+        </w:rPr>
+        <w:t>PostgreSQL</w:t>
+      </w:r>
+      <w:r>
+        <w:rPr>
+          <w:rFonts w:ascii="Times New Roman" w:eastAsia="Times New Roman" w:hAnsi="Times New Roman" w:cs="Times New Roman"/>
+          <w:sz w:val="28"/>
+          <w:szCs w:val="28"/>
+          <w:lang w:val="ru-RU"/>
+        </w:rPr>
+        <w:t xml:space="preserve"> и </w:t>
+      </w:r>
+      <w:proofErr w:type="spellStart"/>
+      <w:r>
+        <w:rPr>
+          <w:rFonts w:ascii="Times New Roman" w:eastAsia="Times New Roman" w:hAnsi="Times New Roman" w:cs="Times New Roman"/>
+          <w:sz w:val="28"/>
+          <w:szCs w:val="28"/>
+        </w:rPr>
+        <w:t>MinIO</w:t>
+      </w:r>
+      <w:proofErr w:type="spellEnd"/>
+      <w:r>
+        <w:rPr>
+          <w:rFonts w:ascii="Times New Roman" w:eastAsia="Times New Roman" w:hAnsi="Times New Roman" w:cs="Times New Roman"/>
+          <w:sz w:val="28"/>
+          <w:szCs w:val="28"/>
+          <w:lang w:val="ru-RU"/>
+        </w:rPr>
+        <w:t>, процедуры запуска приложения и резервного копирования базы данных. Руководство разработано в соответствии с требованиями ЕСПД и подтверждает выполнение компетенций ПК 4.1, ПК 4.3 и ПК 11.5.</w:t>
+      </w:r>
+    </w:p>
+    <w:p>
+      <w:pPr>
+        <w:pStyle w:val="a0"/>
+        <w:spacing w:before="0" w:after="0" w:line="360" w:lineRule="auto"/>
+        <w:ind w:firstLine="709"/>
+        <w:jc w:val="both"/>
+        <w:rPr>
+          <w:rFonts w:ascii="Times New Roman" w:hAnsi="Times New Roman" w:cs="Times New Roman"/>
+          <w:sz w:val="28"/>
+          <w:szCs w:val="28"/>
+          <w:lang w:val="ru-RU"/>
+        </w:rPr>
+      </w:pPr>
+      <w:r>
+        <w:rPr>
+          <w:rFonts w:ascii="Times New Roman" w:eastAsia="Times New Roman" w:hAnsi="Times New Roman" w:cs="Times New Roman"/>
+          <w:sz w:val="28"/>
+          <w:szCs w:val="28"/>
+          <w:lang w:val="ru-RU"/>
+        </w:rPr>
+        <w:t>Глава 5 «Руководство оператора» предназначена для конечных пользователей системы. В главе приводятся инструкции по работе с каталогом книг, бронированием литературы, управлением профилем пользователя, обработкой выдач и возвратов, а также использованием административной панели и системы уведомлений. Наличие данного руководства обеспечивает практическую применимость разработанного программного обеспечения.</w:t>
+      </w:r>
+    </w:p>
+    <w:p>
+      <w:pPr>
+        <w:pStyle w:val="a0"/>
+        <w:spacing w:before="0" w:after="0" w:line="360" w:lineRule="auto"/>
+        <w:ind w:firstLine="709"/>
+        <w:jc w:val="both"/>
+        <w:rPr>
+          <w:rFonts w:ascii="Times New Roman" w:hAnsi="Times New Roman" w:cs="Times New Roman"/>
+          <w:sz w:val="28"/>
+          <w:szCs w:val="28"/>
+          <w:lang w:val="ru-RU"/>
+        </w:rPr>
+      </w:pPr>
+      <w:r>
+        <w:rPr>
+          <w:rFonts w:ascii="Times New Roman" w:eastAsia="Times New Roman" w:hAnsi="Times New Roman" w:cs="Times New Roman"/>
+          <w:sz w:val="28"/>
+          <w:szCs w:val="28"/>
+          <w:lang w:val="ru-RU"/>
+        </w:rPr>
+        <w:t>Глава 6 «Охрана труда и безопасность жизнедеятельности» рассматривает вопросы безопасной эксплуатации компьютерной техники и программного обеспечения. Анализируются требования к организации рабочего места, режиму труда и отдыха, электробезопасности, а также факторы, влияющие на безопасность пользователей при длительной работе за персональным компьютером.</w:t>
+      </w:r>
+    </w:p>
+    <w:p>
+      <w:pPr>
+        <w:pStyle w:val="a0"/>
+        <w:spacing w:before="0" w:after="0" w:line="360" w:lineRule="auto"/>
+        <w:ind w:firstLine="709"/>
+        <w:jc w:val="both"/>
+        <w:rPr>
+          <w:rFonts w:ascii="Times New Roman" w:hAnsi="Times New Roman" w:cs="Times New Roman"/>
+          <w:sz w:val="28"/>
+          <w:szCs w:val="28"/>
+          <w:lang w:val="ru-RU"/>
+        </w:rPr>
+      </w:pPr>
+      <w:r>
+        <w:rPr>
+          <w:rFonts w:ascii="Times New Roman" w:eastAsia="Times New Roman" w:hAnsi="Times New Roman" w:cs="Times New Roman"/>
+          <w:sz w:val="28"/>
+          <w:szCs w:val="28"/>
+          <w:lang w:val="ru-RU"/>
+        </w:rPr>
+        <w:t>Заключение содержит оценку результатов выполненной работы, анализ степени достижения поставленной цели и решения поставленных задач. В заключении подтверждается практическая значимость разработанного веб-приложения «</w:t>
+      </w:r>
+      <w:proofErr w:type="spellStart"/>
+      <w:r>
+        <w:rPr>
+          <w:rFonts w:ascii="Times New Roman" w:eastAsia="Times New Roman" w:hAnsi="Times New Roman" w:cs="Times New Roman"/>
+          <w:sz w:val="28"/>
+          <w:szCs w:val="28"/>
+        </w:rPr>
+        <w:t>TopLibrary</w:t>
+      </w:r>
+      <w:proofErr w:type="spellEnd"/>
+      <w:r>
+        <w:rPr>
+          <w:rFonts w:ascii="Times New Roman" w:eastAsia="Times New Roman" w:hAnsi="Times New Roman" w:cs="Times New Roman"/>
+          <w:sz w:val="28"/>
+          <w:szCs w:val="28"/>
+          <w:lang w:val="ru-RU"/>
+        </w:rPr>
+        <w:t>» для автоматизации библиотечного учёта, а также формулируются перспективы дальнейшего развития системы.</w:t>
+      </w:r>
+    </w:p>
+    <w:p>
+      <w:pPr>
+        <w:pStyle w:val="a0"/>
+        <w:spacing w:before="0" w:after="0" w:line="360" w:lineRule="auto"/>
+        <w:ind w:firstLine="709"/>
+        <w:jc w:val="both"/>
+        <w:rPr>
+          <w:rFonts w:ascii="Times New Roman" w:hAnsi="Times New Roman" w:cs="Times New Roman"/>
+          <w:sz w:val="28"/>
+          <w:szCs w:val="28"/>
+          <w:lang w:val="ru-RU"/>
+        </w:rPr>
+      </w:pPr>
+      <w:r>
+        <w:rPr>
+          <w:rFonts w:ascii="Times New Roman" w:eastAsia="Times New Roman" w:hAnsi="Times New Roman"/>
+          <w:sz w:val="28"/>
+          <w:lang w:val="ru-RU"/>
+        </w:rPr>
+        <w:t xml:space="preserve">Список использованных источников включает нормативно-правовую документацию, международные стандарты в области качества программного </w:t>
+      </w:r>
+      <w:r>
+        <w:rPr>
+          <w:rFonts w:ascii="Times New Roman" w:eastAsia="Times New Roman" w:hAnsi="Times New Roman"/>
+          <w:sz w:val="28"/>
+          <w:lang w:val="ru-RU"/>
+        </w:rPr>
+        <w:lastRenderedPageBreak/>
+        <w:t>обеспечения и тестирования, документацию по используемым технологиям (</w:t>
+      </w:r>
+      <w:r>
+        <w:rPr>
+          <w:rFonts w:ascii="Times New Roman" w:eastAsia="Times New Roman" w:hAnsi="Times New Roman"/>
+          <w:sz w:val="28"/>
+        </w:rPr>
+        <w:t>Vue</w:t>
+      </w:r>
+      <w:r>
+        <w:rPr>
+          <w:rFonts w:ascii="Times New Roman" w:eastAsia="Times New Roman" w:hAnsi="Times New Roman"/>
+          <w:sz w:val="28"/>
+          <w:lang w:val="ru-RU"/>
+        </w:rPr>
+        <w:t>.</w:t>
+      </w:r>
+      <w:proofErr w:type="spellStart"/>
+      <w:r>
+        <w:rPr>
+          <w:rFonts w:ascii="Times New Roman" w:eastAsia="Times New Roman" w:hAnsi="Times New Roman"/>
+          <w:sz w:val="28"/>
+        </w:rPr>
+        <w:t>js</w:t>
+      </w:r>
+      <w:proofErr w:type="spellEnd"/>
+      <w:r>
+        <w:rPr>
+          <w:rFonts w:ascii="Times New Roman" w:eastAsia="Times New Roman" w:hAnsi="Times New Roman"/>
+          <w:sz w:val="28"/>
+          <w:lang w:val="ru-RU"/>
+        </w:rPr>
+        <w:t xml:space="preserve">, </w:t>
       </w:r>
       <w:r>
         <w:rPr>
@@ -611,1314 +2077,133 @@
           <w:sz w:val="28"/>
           <w:lang w:val="ru-RU"/>
         </w:rPr>
+        <w:t xml:space="preserve">, </w:t>
+      </w:r>
+      <w:r>
+        <w:rPr>
+          <w:rFonts w:ascii="Times New Roman" w:eastAsia="Times New Roman" w:hAnsi="Times New Roman"/>
+          <w:sz w:val="28"/>
+        </w:rPr>
+        <w:t>PostgreSQL</w:t>
+      </w:r>
+      <w:r>
+        <w:rPr>
+          <w:rFonts w:ascii="Times New Roman" w:eastAsia="Times New Roman" w:hAnsi="Times New Roman"/>
+          <w:sz w:val="28"/>
+          <w:lang w:val="ru-RU"/>
+        </w:rPr>
+        <w:t xml:space="preserve">, </w:t>
+      </w:r>
+      <w:r>
+        <w:rPr>
+          <w:rFonts w:ascii="Times New Roman" w:eastAsia="Times New Roman" w:hAnsi="Times New Roman"/>
+          <w:sz w:val="28"/>
+        </w:rPr>
+        <w:t>Prisma</w:t>
+      </w:r>
+      <w:r>
+        <w:rPr>
+          <w:rFonts w:ascii="Times New Roman" w:eastAsia="Times New Roman" w:hAnsi="Times New Roman"/>
+          <w:sz w:val="28"/>
+          <w:lang w:val="ru-RU"/>
+        </w:rPr>
+        <w:t xml:space="preserve"> </w:t>
+      </w:r>
+      <w:r>
+        <w:rPr>
+          <w:rFonts w:ascii="Times New Roman" w:eastAsia="Times New Roman" w:hAnsi="Times New Roman"/>
+          <w:sz w:val="28"/>
+        </w:rPr>
+        <w:t>ORM</w:t>
+      </w:r>
+      <w:r>
+        <w:rPr>
+          <w:rFonts w:ascii="Times New Roman" w:eastAsia="Times New Roman" w:hAnsi="Times New Roman"/>
+          <w:sz w:val="28"/>
+          <w:lang w:val="ru-RU"/>
+        </w:rPr>
+        <w:t xml:space="preserve">, </w:t>
+      </w:r>
+      <w:r>
+        <w:rPr>
+          <w:rFonts w:ascii="Times New Roman" w:eastAsia="Times New Roman" w:hAnsi="Times New Roman"/>
+          <w:sz w:val="28"/>
+        </w:rPr>
+        <w:t>Docker</w:t>
+      </w:r>
+      <w:r>
+        <w:rPr>
+          <w:rFonts w:ascii="Times New Roman" w:eastAsia="Times New Roman" w:hAnsi="Times New Roman"/>
+          <w:sz w:val="28"/>
+          <w:lang w:val="ru-RU"/>
+        </w:rPr>
+        <w:t xml:space="preserve">, </w:t>
+      </w:r>
+      <w:r>
+        <w:rPr>
+          <w:rFonts w:ascii="Times New Roman" w:eastAsia="Times New Roman" w:hAnsi="Times New Roman"/>
+          <w:sz w:val="28"/>
+        </w:rPr>
+        <w:t>Nginx</w:t>
+      </w:r>
+      <w:r>
+        <w:rPr>
+          <w:rFonts w:ascii="Times New Roman" w:eastAsia="Times New Roman" w:hAnsi="Times New Roman"/>
+          <w:sz w:val="28"/>
+          <w:lang w:val="ru-RU"/>
+        </w:rPr>
+        <w:t xml:space="preserve">), а также научную и учебную литературу по разработке информационных систем и библиотечных сервисов. </w:t>
+      </w:r>
+    </w:p>
+    <w:p>
+      <w:pPr>
+        <w:pStyle w:val="a0"/>
+        <w:spacing w:before="0" w:after="0" w:line="360" w:lineRule="auto"/>
+        <w:ind w:firstLine="709"/>
+        <w:jc w:val="both"/>
+        <w:rPr>
+          <w:rFonts w:ascii="Times New Roman" w:hAnsi="Times New Roman" w:cs="Times New Roman"/>
+          <w:sz w:val="28"/>
+          <w:szCs w:val="28"/>
+          <w:lang w:val="ru-RU"/>
+        </w:rPr>
+      </w:pPr>
+      <w:r>
+        <w:rPr>
+          <w:rFonts w:ascii="Times New Roman" w:eastAsia="Times New Roman" w:hAnsi="Times New Roman" w:cs="Times New Roman"/>
+          <w:sz w:val="28"/>
+          <w:szCs w:val="28"/>
+          <w:lang w:val="ru-RU"/>
+        </w:rPr>
+        <w:t xml:space="preserve">Приложения содержат </w:t>
+      </w:r>
+      <w:r>
+        <w:rPr>
+          <w:rFonts w:ascii="Times New Roman" w:eastAsia="Times New Roman" w:hAnsi="Times New Roman" w:cs="Times New Roman"/>
+          <w:sz w:val="28"/>
+          <w:szCs w:val="28"/>
+        </w:rPr>
+        <w:t>UML</w:t>
+      </w:r>
+      <w:r>
+        <w:rPr>
+          <w:rFonts w:ascii="Times New Roman" w:eastAsia="Times New Roman" w:hAnsi="Times New Roman" w:cs="Times New Roman"/>
+          <w:sz w:val="28"/>
+          <w:szCs w:val="28"/>
+          <w:lang w:val="ru-RU"/>
+        </w:rPr>
         <w:t xml:space="preserve"> и </w:t>
       </w:r>
       <w:r>
         <w:rPr>
-          <w:rFonts w:ascii="Times New Roman" w:eastAsia="Times New Roman" w:hAnsi="Times New Roman"/>
-          <w:sz w:val="28"/>
-        </w:rPr>
-        <w:t>PostgreSQL</w:t>
-      </w:r>
-      <w:r>
-        <w:rPr>
-          <w:rFonts w:ascii="Times New Roman" w:eastAsia="Times New Roman" w:hAnsi="Times New Roman"/>
-          <w:sz w:val="28"/>
-          <w:lang w:val="ru-RU"/>
-        </w:rPr>
-        <w:t xml:space="preserve"> с использованием </w:t>
-      </w:r>
-      <w:r>
-        <w:rPr>
-          <w:rFonts w:ascii="Times New Roman" w:eastAsia="Times New Roman" w:hAnsi="Times New Roman"/>
-          <w:sz w:val="28"/>
-        </w:rPr>
-        <w:t>Prisma</w:t>
-      </w:r>
-      <w:r>
-        <w:rPr>
-          <w:rFonts w:ascii="Times New Roman" w:eastAsia="Times New Roman" w:hAnsi="Times New Roman"/>
-          <w:sz w:val="28"/>
-          <w:lang w:val="ru-RU"/>
-        </w:rPr>
-        <w:t xml:space="preserve"> </w:t>
-      </w:r>
-      <w:r>
-        <w:rPr>
-          <w:rFonts w:ascii="Times New Roman" w:eastAsia="Times New Roman" w:hAnsi="Times New Roman"/>
-          <w:sz w:val="28"/>
-        </w:rPr>
-        <w:t>ORM</w:t>
-      </w:r>
-      <w:r>
-        <w:rPr>
-          <w:rFonts w:ascii="Times New Roman" w:eastAsia="Times New Roman" w:hAnsi="Times New Roman"/>
-          <w:sz w:val="28"/>
-          <w:lang w:val="ru-RU"/>
-        </w:rPr>
-        <w:t xml:space="preserve">. 6. Разработать пользовательский интерфейс веб-приложения на </w:t>
-      </w:r>
-      <w:r>
-        <w:rPr>
-          <w:rFonts w:ascii="Times New Roman" w:eastAsia="Times New Roman" w:hAnsi="Times New Roman"/>
-          <w:sz w:val="28"/>
-        </w:rPr>
-        <w:t>Vue</w:t>
-      </w:r>
-      <w:r>
-        <w:rPr>
-          <w:rFonts w:ascii="Times New Roman" w:eastAsia="Times New Roman" w:hAnsi="Times New Roman"/>
-          <w:sz w:val="28"/>
-          <w:lang w:val="ru-RU"/>
-        </w:rPr>
-        <w:t xml:space="preserve"> 3 с поддержкой адаптивного дизайна. 7. Реализовать механизмы аутентификации, авторизации и ролевого разграничения доступа на основе </w:t>
-      </w:r>
-      <w:r>
-        <w:rPr>
-          <w:rFonts w:ascii="Times New Roman" w:eastAsia="Times New Roman" w:hAnsi="Times New Roman"/>
-          <w:sz w:val="28"/>
-        </w:rPr>
-        <w:t>JWT</w:t>
-      </w:r>
-      <w:r>
-        <w:rPr>
-          <w:rFonts w:ascii="Times New Roman" w:eastAsia="Times New Roman" w:hAnsi="Times New Roman"/>
-          <w:sz w:val="28"/>
-          <w:lang w:val="ru-RU"/>
-        </w:rPr>
-        <w:t xml:space="preserve"> и </w:t>
-      </w:r>
-      <w:r>
-        <w:rPr>
-          <w:rFonts w:ascii="Times New Roman" w:eastAsia="Times New Roman" w:hAnsi="Times New Roman"/>
-          <w:sz w:val="28"/>
-        </w:rPr>
-        <w:t>RBAC</w:t>
-      </w:r>
-      <w:r>
-        <w:rPr>
-          <w:rFonts w:ascii="Times New Roman" w:eastAsia="Times New Roman" w:hAnsi="Times New Roman"/>
-          <w:sz w:val="28"/>
-          <w:lang w:val="ru-RU"/>
-        </w:rPr>
-        <w:t xml:space="preserve">. 8. Обеспечить интеграцию модулей приложения, системы хранения файлов </w:t>
-      </w:r>
-      <w:proofErr w:type="spellStart"/>
-      <w:r>
-        <w:rPr>
-          <w:rFonts w:ascii="Times New Roman" w:eastAsia="Times New Roman" w:hAnsi="Times New Roman"/>
-          <w:sz w:val="28"/>
-        </w:rPr>
-        <w:t>MinIO</w:t>
-      </w:r>
-      <w:proofErr w:type="spellEnd"/>
-      <w:r>
-        <w:rPr>
-          <w:rFonts w:ascii="Times New Roman" w:eastAsia="Times New Roman" w:hAnsi="Times New Roman"/>
-          <w:sz w:val="28"/>
-          <w:lang w:val="ru-RU"/>
-        </w:rPr>
-        <w:t xml:space="preserve"> и инфраструктурных компонентов </w:t>
-      </w:r>
-      <w:r>
-        <w:rPr>
-          <w:rFonts w:ascii="Times New Roman" w:eastAsia="Times New Roman" w:hAnsi="Times New Roman"/>
-          <w:sz w:val="28"/>
-        </w:rPr>
-        <w:t>Docker</w:t>
-      </w:r>
-      <w:r>
-        <w:rPr>
-          <w:rFonts w:ascii="Times New Roman" w:eastAsia="Times New Roman" w:hAnsi="Times New Roman"/>
-          <w:sz w:val="28"/>
-          <w:lang w:val="ru-RU"/>
-        </w:rPr>
-        <w:t xml:space="preserve"> </w:t>
-      </w:r>
-      <w:r>
-        <w:rPr>
-          <w:rFonts w:ascii="Times New Roman" w:eastAsia="Times New Roman" w:hAnsi="Times New Roman"/>
-          <w:sz w:val="28"/>
-        </w:rPr>
-        <w:t>Compose</w:t>
-      </w:r>
-      <w:r>
-        <w:rPr>
-          <w:rFonts w:ascii="Times New Roman" w:eastAsia="Times New Roman" w:hAnsi="Times New Roman"/>
-          <w:sz w:val="28"/>
-          <w:lang w:val="ru-RU"/>
-        </w:rPr>
-        <w:t xml:space="preserve"> и </w:t>
-      </w:r>
-      <w:r>
-        <w:rPr>
-          <w:rFonts w:ascii="Times New Roman" w:eastAsia="Times New Roman" w:hAnsi="Times New Roman"/>
-          <w:sz w:val="28"/>
-        </w:rPr>
-        <w:t>Nginx</w:t>
-      </w:r>
-      <w:r>
-        <w:rPr>
-          <w:rFonts w:ascii="Times New Roman" w:eastAsia="Times New Roman" w:hAnsi="Times New Roman"/>
-          <w:sz w:val="28"/>
-          <w:lang w:val="ru-RU"/>
-        </w:rPr>
-        <w:t xml:space="preserve">. 9. Разработать систему поиска, фильтрации, бронирования и учёта операций выдачи литературы. 10. Выполнить функциональное и структурное тестирование программного обеспечения. 11. Оценить эксплуатационные характеристики разработанной системы. 12. Разработать руководство системного программиста и руководство оператора. 13. Рассмотреть вопросы </w:t>
-      </w:r>
-      <w:r>
-        <w:rPr>
-          <w:rFonts w:ascii="Times New Roman" w:eastAsia="Times New Roman" w:hAnsi="Times New Roman"/>
-          <w:sz w:val="28"/>
-          <w:lang w:val="ru-RU"/>
-        </w:rPr>
-        <w:lastRenderedPageBreak/>
-        <w:t>охраны труда и безопасности жизнедеятельности при эксплуатации программного обеспечения.</w:t>
-      </w:r>
-    </w:p>
-    <w:p>
-      <w:pPr>
-        <w:pStyle w:val="a0"/>
-        <w:spacing w:before="0" w:after="0" w:line="360" w:lineRule="auto"/>
-        <w:ind w:firstLine="709"/>
-        <w:jc w:val="both"/>
-        <w:rPr>
-          <w:rFonts w:ascii="Times New Roman" w:eastAsia="Times New Roman" w:hAnsi="Times New Roman"/>
-          <w:sz w:val="28"/>
-        </w:rPr>
-      </w:pPr>
-      <w:r>
-        <w:rPr>
-          <w:rFonts w:ascii="Times New Roman" w:eastAsia="Times New Roman" w:hAnsi="Times New Roman"/>
-          <w:sz w:val="28"/>
-          <w:lang w:val="ru-RU"/>
-        </w:rPr>
-        <w:t>Актуальность темы обусловлена следующими факторами:</w:t>
-      </w:r>
-    </w:p>
-    <w:p>
-      <w:pPr>
-        <w:pStyle w:val="a0"/>
-        <w:spacing w:before="0" w:after="0" w:line="360" w:lineRule="auto"/>
-        <w:ind w:firstLine="709"/>
-        <w:jc w:val="both"/>
-        <w:rPr>
-          <w:rFonts w:ascii="Times New Roman" w:eastAsia="Times New Roman" w:hAnsi="Times New Roman"/>
-          <w:sz w:val="28"/>
-        </w:rPr>
-      </w:pPr>
-      <w:r>
-        <w:rPr>
-          <w:rFonts w:ascii="Times New Roman" w:eastAsia="Times New Roman" w:hAnsi="Times New Roman"/>
-          <w:sz w:val="28"/>
-          <w:lang w:val="ru-RU"/>
-        </w:rPr>
-        <w:t>1. Необходимость цифровизации библиотечных процессов: современные библиотеки нуждаются в автоматизированных системах, обеспечивающих быстрое управление книжным фондом и сокращение объёма ручной работы сотрудников.</w:t>
-      </w:r>
-    </w:p>
-    <w:p>
-      <w:pPr>
-        <w:pStyle w:val="a0"/>
-        <w:spacing w:before="0" w:after="0" w:line="360" w:lineRule="auto"/>
-        <w:ind w:firstLine="709"/>
-        <w:jc w:val="both"/>
-        <w:rPr>
-          <w:rFonts w:ascii="Times New Roman" w:eastAsia="Times New Roman" w:hAnsi="Times New Roman"/>
-          <w:sz w:val="28"/>
-          <w:lang w:val="ru-RU"/>
-        </w:rPr>
-      </w:pPr>
-      <w:r>
-        <w:rPr>
-          <w:rFonts w:ascii="Times New Roman" w:eastAsia="Times New Roman" w:hAnsi="Times New Roman"/>
-          <w:sz w:val="28"/>
-          <w:lang w:val="ru-RU"/>
-        </w:rPr>
-        <w:t>2. Рост требований к удобству взаимодействия пользователей с библиотечными сервисами: читателям необходим доступ к электронному каталогу, бронированию литературы, истории операций и персонализированным рекомендациям.</w:t>
-      </w:r>
-    </w:p>
-    <w:p>
-      <w:pPr>
-        <w:pStyle w:val="a0"/>
-        <w:spacing w:before="0" w:after="0" w:line="360" w:lineRule="auto"/>
-        <w:ind w:firstLine="709"/>
-        <w:jc w:val="both"/>
-        <w:rPr>
-          <w:rFonts w:ascii="Times New Roman" w:eastAsia="Times New Roman" w:hAnsi="Times New Roman"/>
-          <w:sz w:val="28"/>
-        </w:rPr>
-      </w:pPr>
-      <w:r>
-        <w:rPr>
-          <w:rFonts w:ascii="Times New Roman" w:eastAsia="Times New Roman" w:hAnsi="Times New Roman"/>
-          <w:sz w:val="28"/>
-          <w:lang w:val="ru-RU"/>
-        </w:rPr>
-        <w:t>3. Необходимость централизованного хранения и защиты данных: библиотечные учреждения нуждаются в безопасных системах хранения информации с разграничением прав доступа и механизмами резервирования.</w:t>
-      </w:r>
-    </w:p>
-    <w:p>
-      <w:pPr>
-        <w:pStyle w:val="a0"/>
-        <w:spacing w:before="0" w:after="0" w:line="360" w:lineRule="auto"/>
-        <w:ind w:firstLine="709"/>
-        <w:jc w:val="both"/>
-        <w:rPr>
-          <w:rFonts w:ascii="Times New Roman" w:eastAsia="Times New Roman" w:hAnsi="Times New Roman"/>
-          <w:sz w:val="28"/>
-          <w:lang w:val="ru-RU"/>
-        </w:rPr>
-      </w:pPr>
-      <w:r>
-        <w:rPr>
-          <w:rFonts w:ascii="Times New Roman" w:eastAsia="Times New Roman" w:hAnsi="Times New Roman"/>
-          <w:sz w:val="28"/>
-          <w:lang w:val="ru-RU"/>
-        </w:rPr>
-        <w:t xml:space="preserve">4. Использование современных веб-технологий: применение </w:t>
-      </w:r>
-      <w:r>
-        <w:rPr>
-          <w:rFonts w:ascii="Times New Roman" w:eastAsia="Times New Roman" w:hAnsi="Times New Roman"/>
-          <w:sz w:val="28"/>
-        </w:rPr>
-        <w:t>Vue</w:t>
-      </w:r>
-      <w:r>
-        <w:rPr>
-          <w:rFonts w:ascii="Times New Roman" w:eastAsia="Times New Roman" w:hAnsi="Times New Roman"/>
-          <w:sz w:val="28"/>
-          <w:lang w:val="ru-RU"/>
-        </w:rPr>
-        <w:t xml:space="preserve"> 3, </w:t>
-      </w:r>
-      <w:r>
-        <w:rPr>
-          <w:rFonts w:ascii="Times New Roman" w:eastAsia="Times New Roman" w:hAnsi="Times New Roman"/>
-          <w:sz w:val="28"/>
-        </w:rPr>
-        <w:t>Express</w:t>
-      </w:r>
-      <w:r>
-        <w:rPr>
-          <w:rFonts w:ascii="Times New Roman" w:eastAsia="Times New Roman" w:hAnsi="Times New Roman"/>
-          <w:sz w:val="28"/>
-          <w:lang w:val="ru-RU"/>
-        </w:rPr>
-        <w:t>.</w:t>
-      </w:r>
-      <w:proofErr w:type="spellStart"/>
-      <w:r>
-        <w:rPr>
-          <w:rFonts w:ascii="Times New Roman" w:eastAsia="Times New Roman" w:hAnsi="Times New Roman"/>
-          <w:sz w:val="28"/>
-        </w:rPr>
-        <w:t>js</w:t>
-      </w:r>
-      <w:proofErr w:type="spellEnd"/>
-      <w:r>
-        <w:rPr>
-          <w:rFonts w:ascii="Times New Roman" w:eastAsia="Times New Roman" w:hAnsi="Times New Roman"/>
-          <w:sz w:val="28"/>
-          <w:lang w:val="ru-RU"/>
-        </w:rPr>
-        <w:t xml:space="preserve">, </w:t>
-      </w:r>
-      <w:r>
-        <w:rPr>
-          <w:rFonts w:ascii="Times New Roman" w:eastAsia="Times New Roman" w:hAnsi="Times New Roman"/>
-          <w:sz w:val="28"/>
-        </w:rPr>
-        <w:t>PostgreSQL</w:t>
-      </w:r>
-      <w:r>
-        <w:rPr>
-          <w:rFonts w:ascii="Times New Roman" w:eastAsia="Times New Roman" w:hAnsi="Times New Roman"/>
-          <w:sz w:val="28"/>
-          <w:lang w:val="ru-RU"/>
-        </w:rPr>
-        <w:t xml:space="preserve"> и </w:t>
-      </w:r>
-      <w:r>
-        <w:rPr>
-          <w:rFonts w:ascii="Times New Roman" w:eastAsia="Times New Roman" w:hAnsi="Times New Roman"/>
-          <w:sz w:val="28"/>
-        </w:rPr>
-        <w:t>Docker</w:t>
-      </w:r>
-      <w:r>
-        <w:rPr>
-          <w:rFonts w:ascii="Times New Roman" w:eastAsia="Times New Roman" w:hAnsi="Times New Roman"/>
-          <w:sz w:val="28"/>
-          <w:lang w:val="ru-RU"/>
-        </w:rPr>
-        <w:t xml:space="preserve"> </w:t>
-      </w:r>
-      <w:r>
-        <w:rPr>
-          <w:rFonts w:ascii="Times New Roman" w:eastAsia="Times New Roman" w:hAnsi="Times New Roman"/>
-          <w:sz w:val="28"/>
-        </w:rPr>
-        <w:t>Compose</w:t>
-      </w:r>
-      <w:r>
-        <w:rPr>
-          <w:rFonts w:ascii="Times New Roman" w:eastAsia="Times New Roman" w:hAnsi="Times New Roman"/>
-          <w:sz w:val="28"/>
-          <w:lang w:val="ru-RU"/>
-        </w:rPr>
-        <w:t xml:space="preserve"> позволяет создать масштабируемое и расширяемое решение, соответствующее современным требованиям к веб-приложениям.</w:t>
-      </w:r>
-    </w:p>
-    <w:p>
-      <w:pPr>
-        <w:pStyle w:val="a0"/>
-        <w:spacing w:before="0" w:after="0" w:line="360" w:lineRule="auto"/>
-        <w:ind w:firstLine="709"/>
-        <w:jc w:val="both"/>
-        <w:rPr>
-          <w:rFonts w:ascii="Times New Roman" w:eastAsia="Times New Roman" w:hAnsi="Times New Roman"/>
-          <w:sz w:val="28"/>
-          <w:lang w:val="ru-RU"/>
-        </w:rPr>
-      </w:pPr>
-      <w:r>
-        <w:rPr>
-          <w:rFonts w:ascii="Times New Roman" w:eastAsia="Times New Roman" w:hAnsi="Times New Roman"/>
-          <w:sz w:val="28"/>
-          <w:lang w:val="ru-RU"/>
-        </w:rPr>
-        <w:t xml:space="preserve">5. Соответствие требованиям образовательной программы: разработка проекта позволяет продемонстрировать профессиональные компетенции в области проектирования программного обеспечения, разработки веб-приложений, баз данных и тестирования программных систем. </w:t>
-      </w:r>
-    </w:p>
-    <w:p>
-      <w:pPr>
-        <w:pStyle w:val="a0"/>
-        <w:spacing w:before="0" w:after="0" w:line="360" w:lineRule="auto"/>
-        <w:ind w:firstLine="709"/>
-        <w:jc w:val="both"/>
-        <w:rPr>
-          <w:rFonts w:ascii="Times New Roman" w:eastAsia="Times New Roman" w:hAnsi="Times New Roman"/>
-          <w:sz w:val="28"/>
-        </w:rPr>
-      </w:pPr>
-      <w:r>
-        <w:rPr>
-          <w:rFonts w:ascii="Times New Roman" w:eastAsia="Times New Roman" w:hAnsi="Times New Roman"/>
-          <w:b/>
-          <w:sz w:val="28"/>
-          <w:lang w:val="ru-RU"/>
-        </w:rPr>
-        <w:t>Научная и практическая новизна работы заключается в следующем</w:t>
-      </w:r>
-      <w:r>
-        <w:rPr>
-          <w:rFonts w:ascii="Times New Roman" w:eastAsia="Times New Roman" w:hAnsi="Times New Roman"/>
-          <w:sz w:val="28"/>
-          <w:lang w:val="ru-RU"/>
-        </w:rPr>
-        <w:t>:</w:t>
-      </w:r>
-    </w:p>
-    <w:p>
-      <w:pPr>
-        <w:pStyle w:val="a0"/>
-        <w:spacing w:before="0" w:after="0" w:line="360" w:lineRule="auto"/>
-        <w:ind w:firstLine="709"/>
-        <w:jc w:val="both"/>
-        <w:rPr>
-          <w:rFonts w:ascii="Times New Roman" w:eastAsia="Times New Roman" w:hAnsi="Times New Roman"/>
-          <w:sz w:val="28"/>
-        </w:rPr>
-      </w:pPr>
-      <w:r>
-        <w:rPr>
-          <w:rFonts w:ascii="Times New Roman" w:eastAsia="Times New Roman" w:hAnsi="Times New Roman"/>
-          <w:sz w:val="28"/>
-          <w:lang w:val="ru-RU"/>
-        </w:rPr>
-        <w:t>1. Разработка комплексной информационной системы библиотечного учёта с поддержкой нескольких ролей пользователей: читатель, редактор, администратор и супер-администратор.</w:t>
-      </w:r>
-    </w:p>
-    <w:p>
-      <w:pPr>
-        <w:pStyle w:val="a0"/>
-        <w:spacing w:before="0" w:after="0" w:line="360" w:lineRule="auto"/>
-        <w:ind w:firstLine="709"/>
-        <w:jc w:val="both"/>
-        <w:rPr>
-          <w:rFonts w:ascii="Times New Roman" w:eastAsia="Times New Roman" w:hAnsi="Times New Roman"/>
-          <w:sz w:val="28"/>
-          <w:lang w:val="ru-RU"/>
-        </w:rPr>
-      </w:pPr>
-      <w:r>
-        <w:rPr>
-          <w:rFonts w:ascii="Times New Roman" w:eastAsia="Times New Roman" w:hAnsi="Times New Roman"/>
-          <w:sz w:val="28"/>
-          <w:lang w:val="ru-RU"/>
-        </w:rPr>
-        <w:lastRenderedPageBreak/>
-        <w:t>2. Реализация модульной клиент-серверной архитектуры на основе современных технологий веб-разработки, обеспечивающей масштабируемость и расширяемость системы.</w:t>
-      </w:r>
-    </w:p>
-    <w:p>
-      <w:pPr>
-        <w:pStyle w:val="a0"/>
-        <w:spacing w:before="0" w:after="0" w:line="360" w:lineRule="auto"/>
-        <w:ind w:firstLine="709"/>
-        <w:jc w:val="both"/>
-        <w:rPr>
-          <w:rFonts w:ascii="Times New Roman" w:eastAsia="Times New Roman" w:hAnsi="Times New Roman"/>
-          <w:sz w:val="28"/>
-        </w:rPr>
-      </w:pPr>
-      <w:r>
-        <w:rPr>
-          <w:rFonts w:ascii="Times New Roman" w:eastAsia="Times New Roman" w:hAnsi="Times New Roman"/>
-          <w:sz w:val="28"/>
-          <w:lang w:val="ru-RU"/>
-        </w:rPr>
-        <w:t xml:space="preserve">3. Интеграция системы хранения файлов </w:t>
-      </w:r>
-      <w:proofErr w:type="spellStart"/>
-      <w:r>
-        <w:rPr>
-          <w:rFonts w:ascii="Times New Roman" w:eastAsia="Times New Roman" w:hAnsi="Times New Roman"/>
-          <w:sz w:val="28"/>
-        </w:rPr>
-        <w:t>MinIO</w:t>
-      </w:r>
-      <w:proofErr w:type="spellEnd"/>
-      <w:r>
-        <w:rPr>
-          <w:rFonts w:ascii="Times New Roman" w:eastAsia="Times New Roman" w:hAnsi="Times New Roman"/>
-          <w:sz w:val="28"/>
-          <w:lang w:val="ru-RU"/>
-        </w:rPr>
-        <w:t xml:space="preserve"> для централизованного хранения изображений обложек книг и пользовательских аватаров.</w:t>
-      </w:r>
-    </w:p>
-    <w:p>
-      <w:pPr>
-        <w:pStyle w:val="a0"/>
-        <w:spacing w:before="0" w:after="0" w:line="360" w:lineRule="auto"/>
-        <w:ind w:firstLine="709"/>
-        <w:jc w:val="both"/>
-        <w:rPr>
-          <w:rFonts w:ascii="Times New Roman" w:eastAsia="Times New Roman" w:hAnsi="Times New Roman"/>
-          <w:sz w:val="28"/>
-          <w:lang w:val="ru-RU"/>
-        </w:rPr>
-      </w:pPr>
-      <w:r>
-        <w:rPr>
-          <w:rFonts w:ascii="Times New Roman" w:eastAsia="Times New Roman" w:hAnsi="Times New Roman"/>
-          <w:sz w:val="28"/>
-          <w:lang w:val="ru-RU"/>
-        </w:rPr>
-        <w:t>4. Реализация механизмов персонализированного взаимодействия пользователей с библиотекой: избранное, рекомендации, история операций и система уведомлений.</w:t>
-      </w:r>
-    </w:p>
-    <w:p>
-      <w:pPr>
-        <w:pStyle w:val="a0"/>
-        <w:spacing w:before="0" w:after="0" w:line="360" w:lineRule="auto"/>
-        <w:ind w:firstLine="709"/>
-        <w:jc w:val="both"/>
-        <w:rPr>
-          <w:rFonts w:ascii="Times New Roman" w:eastAsia="Times New Roman" w:hAnsi="Times New Roman"/>
-          <w:sz w:val="28"/>
-        </w:rPr>
-      </w:pPr>
-      <w:r>
-        <w:rPr>
-          <w:rFonts w:ascii="Times New Roman" w:eastAsia="Times New Roman" w:hAnsi="Times New Roman"/>
-          <w:sz w:val="28"/>
-          <w:lang w:val="ru-RU"/>
-        </w:rPr>
-        <w:t xml:space="preserve">5. Использование контейнеризации </w:t>
-      </w:r>
-      <w:r>
-        <w:rPr>
-          <w:rFonts w:ascii="Times New Roman" w:eastAsia="Times New Roman" w:hAnsi="Times New Roman"/>
-          <w:sz w:val="28"/>
-        </w:rPr>
-        <w:t>Docker</w:t>
-      </w:r>
-      <w:r>
-        <w:rPr>
-          <w:rFonts w:ascii="Times New Roman" w:eastAsia="Times New Roman" w:hAnsi="Times New Roman"/>
-          <w:sz w:val="28"/>
-          <w:lang w:val="ru-RU"/>
-        </w:rPr>
-        <w:t xml:space="preserve"> </w:t>
-      </w:r>
-      <w:r>
-        <w:rPr>
-          <w:rFonts w:ascii="Times New Roman" w:eastAsia="Times New Roman" w:hAnsi="Times New Roman"/>
-          <w:sz w:val="28"/>
-        </w:rPr>
-        <w:t>Compose</w:t>
-      </w:r>
-      <w:r>
-        <w:rPr>
-          <w:rFonts w:ascii="Times New Roman" w:eastAsia="Times New Roman" w:hAnsi="Times New Roman"/>
-          <w:sz w:val="28"/>
-          <w:lang w:val="ru-RU"/>
-        </w:rPr>
-        <w:t xml:space="preserve"> и </w:t>
-      </w:r>
-      <w:proofErr w:type="spellStart"/>
-      <w:r>
-        <w:rPr>
-          <w:rFonts w:ascii="Times New Roman" w:eastAsia="Times New Roman" w:hAnsi="Times New Roman"/>
-          <w:sz w:val="28"/>
-          <w:lang w:val="ru-RU"/>
-        </w:rPr>
-        <w:t>проксирования</w:t>
-      </w:r>
-      <w:proofErr w:type="spellEnd"/>
-      <w:r>
-        <w:rPr>
-          <w:rFonts w:ascii="Times New Roman" w:eastAsia="Times New Roman" w:hAnsi="Times New Roman"/>
-          <w:sz w:val="28"/>
-          <w:lang w:val="ru-RU"/>
-        </w:rPr>
-        <w:t xml:space="preserve"> через </w:t>
-      </w:r>
-      <w:r>
-        <w:rPr>
-          <w:rFonts w:ascii="Times New Roman" w:eastAsia="Times New Roman" w:hAnsi="Times New Roman"/>
-          <w:sz w:val="28"/>
-        </w:rPr>
-        <w:t>Nginx</w:t>
-      </w:r>
-      <w:r>
-        <w:rPr>
-          <w:rFonts w:ascii="Times New Roman" w:eastAsia="Times New Roman" w:hAnsi="Times New Roman"/>
-          <w:sz w:val="28"/>
-          <w:lang w:val="ru-RU"/>
-        </w:rPr>
-        <w:t xml:space="preserve"> для упрощения развёртывания и сопровождения системы.</w:t>
-      </w:r>
-    </w:p>
-    <w:p>
-      <w:pPr>
-        <w:pStyle w:val="a0"/>
-        <w:spacing w:before="0" w:after="0" w:line="360" w:lineRule="auto"/>
-        <w:ind w:firstLine="709"/>
-        <w:jc w:val="both"/>
-        <w:rPr>
-          <w:rFonts w:ascii="Times New Roman" w:hAnsi="Times New Roman" w:cs="Times New Roman"/>
-          <w:sz w:val="28"/>
-          <w:szCs w:val="28"/>
-          <w:lang w:val="ru-RU"/>
-        </w:rPr>
-      </w:pPr>
-      <w:r>
-        <w:rPr>
-          <w:rFonts w:ascii="Times New Roman" w:eastAsia="Times New Roman" w:hAnsi="Times New Roman"/>
-          <w:sz w:val="28"/>
-          <w:lang w:val="ru-RU"/>
-        </w:rPr>
-        <w:t xml:space="preserve">6. Реализация безопасной модели разграничения доступа </w:t>
-      </w:r>
-      <w:r>
-        <w:rPr>
-          <w:rFonts w:ascii="Times New Roman" w:eastAsia="Times New Roman" w:hAnsi="Times New Roman"/>
-          <w:sz w:val="28"/>
-        </w:rPr>
-        <w:t>RBAC</w:t>
-      </w:r>
-      <w:r>
-        <w:rPr>
-          <w:rFonts w:ascii="Times New Roman" w:eastAsia="Times New Roman" w:hAnsi="Times New Roman"/>
-          <w:sz w:val="28"/>
-          <w:lang w:val="ru-RU"/>
-        </w:rPr>
-        <w:t xml:space="preserve"> с использованием </w:t>
-      </w:r>
-      <w:r>
-        <w:rPr>
-          <w:rFonts w:ascii="Times New Roman" w:eastAsia="Times New Roman" w:hAnsi="Times New Roman"/>
-          <w:sz w:val="28"/>
-        </w:rPr>
-        <w:t>JWT</w:t>
-      </w:r>
-      <w:r>
-        <w:rPr>
-          <w:rFonts w:ascii="Times New Roman" w:eastAsia="Times New Roman" w:hAnsi="Times New Roman"/>
-          <w:sz w:val="28"/>
-          <w:lang w:val="ru-RU"/>
-        </w:rPr>
-        <w:t>-аутентификации и серверной проверки полномочий пользователей.</w:t>
-      </w:r>
-    </w:p>
-    <w:p>
-      <w:pPr>
-        <w:pStyle w:val="a0"/>
-        <w:spacing w:before="0" w:after="0" w:line="360" w:lineRule="auto"/>
-        <w:ind w:firstLine="709"/>
-        <w:jc w:val="both"/>
-        <w:rPr>
-          <w:rFonts w:ascii="Times New Roman" w:hAnsi="Times New Roman" w:cs="Times New Roman"/>
-          <w:sz w:val="28"/>
-          <w:szCs w:val="28"/>
-          <w:lang w:val="ru-RU"/>
-        </w:rPr>
-      </w:pPr>
-      <w:r>
-        <w:rPr>
-          <w:rFonts w:ascii="Times New Roman" w:eastAsia="Times New Roman" w:hAnsi="Times New Roman"/>
-          <w:b/>
-          <w:sz w:val="28"/>
-          <w:lang w:val="ru-RU"/>
-        </w:rPr>
-        <w:t>Структура работы</w:t>
-      </w:r>
-      <w:r>
-        <w:rPr>
-          <w:rFonts w:ascii="Times New Roman" w:eastAsia="Times New Roman" w:hAnsi="Times New Roman"/>
-          <w:sz w:val="28"/>
-          <w:lang w:val="ru-RU"/>
-        </w:rPr>
-        <w:t xml:space="preserve"> </w:t>
-      </w:r>
-      <w:r>
-        <w:rPr>
-          <w:rFonts w:ascii="Times New Roman" w:eastAsia="Times New Roman" w:hAnsi="Times New Roman"/>
-          <w:sz w:val="28"/>
-          <w:lang w:val="ru-RU"/>
-        </w:rPr>
-        <w:t>–</w:t>
-      </w:r>
-      <w:r>
-        <w:rPr>
-          <w:rFonts w:ascii="Times New Roman" w:eastAsia="Times New Roman" w:hAnsi="Times New Roman"/>
-          <w:sz w:val="28"/>
-          <w:lang w:val="ru-RU"/>
-        </w:rPr>
-        <w:t xml:space="preserve"> выпускная квалификационная работа состоит из введения, шести глав, заключения, списка использованных источников и приложений. Представленная структура обеспечивает последовательное изложение материала от анализа предметной области и постановки задачи до разработки, тестирования и внедрения программного обеспечения.</w:t>
-      </w:r>
-    </w:p>
-    <w:p>
-      <w:pPr>
-        <w:pStyle w:val="a0"/>
-        <w:spacing w:before="0" w:after="0" w:line="360" w:lineRule="auto"/>
-        <w:ind w:firstLine="709"/>
-        <w:jc w:val="both"/>
-        <w:rPr>
-          <w:rFonts w:ascii="Times New Roman" w:hAnsi="Times New Roman" w:cs="Times New Roman"/>
-          <w:sz w:val="28"/>
-          <w:szCs w:val="28"/>
-          <w:lang w:val="ru-RU"/>
-        </w:rPr>
-      </w:pPr>
-      <w:r>
-        <w:rPr>
-          <w:rFonts w:ascii="Times New Roman" w:eastAsia="Times New Roman" w:hAnsi="Times New Roman"/>
-          <w:sz w:val="28"/>
-          <w:lang w:val="ru-RU"/>
-        </w:rPr>
-        <w:t>Глава 1 «Техническое задание» определяет нормативно-правовую основу разработки веб-приложения «</w:t>
-      </w:r>
-      <w:proofErr w:type="spellStart"/>
-      <w:r>
-        <w:rPr>
-          <w:rFonts w:ascii="Times New Roman" w:eastAsia="Times New Roman" w:hAnsi="Times New Roman"/>
-          <w:sz w:val="28"/>
-        </w:rPr>
-        <w:t>TopLibrary</w:t>
-      </w:r>
-      <w:proofErr w:type="spellEnd"/>
-      <w:r>
-        <w:rPr>
-          <w:rFonts w:ascii="Times New Roman" w:eastAsia="Times New Roman" w:hAnsi="Times New Roman"/>
-          <w:sz w:val="28"/>
-          <w:lang w:val="ru-RU"/>
-        </w:rPr>
-        <w:t xml:space="preserve">». В данной главе формулируются цели и назначение приложения, требования к функциональным возможностям системы, архитектуре, безопасности, программному и техническому обеспечению. Отдельное внимание уделяется ролям пользователей, структуре интерфейса и функциональным требованиям к основным разделам приложения. Глава составлена в соответствии с требованиями ГОСТ 34.602–2020 и ГОСТ 19.201–78. </w:t>
-      </w:r>
-    </w:p>
-    <w:p>
-      <w:pPr>
-        <w:pStyle w:val="a0"/>
-        <w:spacing w:before="0" w:after="0" w:line="360" w:lineRule="auto"/>
-        <w:ind w:firstLine="709"/>
-        <w:jc w:val="both"/>
-        <w:rPr>
-          <w:rFonts w:ascii="Times New Roman" w:hAnsi="Times New Roman" w:cs="Times New Roman"/>
-          <w:sz w:val="28"/>
-          <w:szCs w:val="28"/>
-          <w:lang w:val="ru-RU"/>
-        </w:rPr>
-      </w:pPr>
-      <w:r>
-        <w:rPr>
-          <w:rFonts w:ascii="Times New Roman" w:eastAsia="Times New Roman" w:hAnsi="Times New Roman"/>
-          <w:sz w:val="28"/>
-          <w:lang w:val="ru-RU"/>
-        </w:rPr>
-        <w:lastRenderedPageBreak/>
-        <w:t xml:space="preserve">Глава 2 «Проектирование и разработка программного обеспечения» посвящена анализу предметной области, проектированию архитектуры системы и реализации программных модулей. В главе рассматриваются алгоритмы работы системы библиотечного учёта, обосновывается выбор технологий </w:t>
-      </w:r>
-      <w:r>
-        <w:rPr>
-          <w:rFonts w:ascii="Times New Roman" w:eastAsia="Times New Roman" w:hAnsi="Times New Roman"/>
-          <w:sz w:val="28"/>
-        </w:rPr>
-        <w:t>Vue</w:t>
-      </w:r>
-      <w:r>
-        <w:rPr>
-          <w:rFonts w:ascii="Times New Roman" w:eastAsia="Times New Roman" w:hAnsi="Times New Roman"/>
-          <w:sz w:val="28"/>
-          <w:lang w:val="ru-RU"/>
-        </w:rPr>
-        <w:t xml:space="preserve"> 3, </w:t>
-      </w:r>
-      <w:r>
-        <w:rPr>
-          <w:rFonts w:ascii="Times New Roman" w:eastAsia="Times New Roman" w:hAnsi="Times New Roman"/>
-          <w:sz w:val="28"/>
-        </w:rPr>
-        <w:t>Express</w:t>
-      </w:r>
-      <w:r>
-        <w:rPr>
-          <w:rFonts w:ascii="Times New Roman" w:eastAsia="Times New Roman" w:hAnsi="Times New Roman"/>
-          <w:sz w:val="28"/>
-          <w:lang w:val="ru-RU"/>
-        </w:rPr>
-        <w:t>.</w:t>
-      </w:r>
-      <w:proofErr w:type="spellStart"/>
-      <w:r>
-        <w:rPr>
-          <w:rFonts w:ascii="Times New Roman" w:eastAsia="Times New Roman" w:hAnsi="Times New Roman"/>
-          <w:sz w:val="28"/>
-        </w:rPr>
-        <w:t>js</w:t>
-      </w:r>
-      <w:proofErr w:type="spellEnd"/>
-      <w:r>
-        <w:rPr>
-          <w:rFonts w:ascii="Times New Roman" w:eastAsia="Times New Roman" w:hAnsi="Times New Roman"/>
-          <w:sz w:val="28"/>
-          <w:lang w:val="ru-RU"/>
-        </w:rPr>
-        <w:t xml:space="preserve">, </w:t>
-      </w:r>
-      <w:r>
-        <w:rPr>
-          <w:rFonts w:ascii="Times New Roman" w:eastAsia="Times New Roman" w:hAnsi="Times New Roman"/>
-          <w:sz w:val="28"/>
-        </w:rPr>
-        <w:t>PostgreSQL</w:t>
-      </w:r>
-      <w:r>
-        <w:rPr>
-          <w:rFonts w:ascii="Times New Roman" w:eastAsia="Times New Roman" w:hAnsi="Times New Roman"/>
-          <w:sz w:val="28"/>
-          <w:lang w:val="ru-RU"/>
-        </w:rPr>
-        <w:t xml:space="preserve"> и </w:t>
-      </w:r>
-      <w:r>
-        <w:rPr>
-          <w:rFonts w:ascii="Times New Roman" w:eastAsia="Times New Roman" w:hAnsi="Times New Roman"/>
-          <w:sz w:val="28"/>
-        </w:rPr>
-        <w:t>Prisma</w:t>
-      </w:r>
-      <w:r>
-        <w:rPr>
-          <w:rFonts w:ascii="Times New Roman" w:eastAsia="Times New Roman" w:hAnsi="Times New Roman"/>
-          <w:sz w:val="28"/>
-          <w:lang w:val="ru-RU"/>
-        </w:rPr>
-        <w:t xml:space="preserve"> </w:t>
-      </w:r>
-      <w:r>
-        <w:rPr>
-          <w:rFonts w:ascii="Times New Roman" w:eastAsia="Times New Roman" w:hAnsi="Times New Roman"/>
-          <w:sz w:val="28"/>
-        </w:rPr>
-        <w:t>ORM</w:t>
-      </w:r>
-      <w:r>
-        <w:rPr>
-          <w:rFonts w:ascii="Times New Roman" w:eastAsia="Times New Roman" w:hAnsi="Times New Roman"/>
-          <w:sz w:val="28"/>
-          <w:lang w:val="ru-RU"/>
-        </w:rPr>
-        <w:t xml:space="preserve">. Особое внимание уделяется проектированию базы данных, построению </w:t>
-      </w:r>
-      <w:r>
-        <w:rPr>
-          <w:rFonts w:ascii="Times New Roman" w:eastAsia="Times New Roman" w:hAnsi="Times New Roman"/>
-          <w:sz w:val="28"/>
+          <w:rFonts w:ascii="Times New Roman" w:eastAsia="Times New Roman" w:hAnsi="Times New Roman" w:cs="Times New Roman"/>
+          <w:sz w:val="28"/>
+          <w:szCs w:val="28"/>
         </w:rPr>
         <w:t>ER</w:t>
       </w:r>
       <w:r>
         <w:rPr>
-          <w:rFonts w:ascii="Times New Roman" w:eastAsia="Times New Roman" w:hAnsi="Times New Roman"/>
-          <w:sz w:val="28"/>
-          <w:lang w:val="ru-RU"/>
-        </w:rPr>
-        <w:t xml:space="preserve">-диаграммы и разработке модулей каталога книг, системы бронирования, личного кабинета пользователя, административной панели и механизмов разграничения доступа. Содержание главы отражает выполнение профессиональных компетенций ПК 1.1–1.6, ПК 2.1–2.5 и ПК 11.1–11.4. </w:t>
-      </w:r>
-    </w:p>
-    <w:p>
-      <w:pPr>
-        <w:pStyle w:val="a0"/>
-        <w:spacing w:before="0" w:after="0" w:line="360" w:lineRule="auto"/>
-        <w:ind w:firstLine="709"/>
-        <w:jc w:val="both"/>
-        <w:rPr>
-          <w:rFonts w:ascii="Times New Roman" w:hAnsi="Times New Roman" w:cs="Times New Roman"/>
-          <w:sz w:val="28"/>
-          <w:szCs w:val="28"/>
-          <w:lang w:val="ru-RU"/>
-        </w:rPr>
-      </w:pPr>
-      <w:r>
-        <w:rPr>
-          <w:rFonts w:ascii="Times New Roman" w:eastAsia="Times New Roman" w:hAnsi="Times New Roman" w:cs="Times New Roman"/>
-          <w:sz w:val="28"/>
-          <w:szCs w:val="28"/>
-          <w:lang w:val="ru-RU"/>
-        </w:rPr>
-        <w:t xml:space="preserve">Глава 3 «Тестирование программного обеспечения» посвящена проверке работоспособности и надёжности разработанной системы. В главе рассматриваются методы функционального и структурного тестирования, выполняется проверка процессов авторизации, бронирования, выдачи и возврата книг, а также анализируется корректность ролевого разграничения доступа. Дополнительно оцениваются эксплуатационные характеристики системы: время отклика </w:t>
-      </w:r>
-      <w:r>
-        <w:rPr>
-          <w:rFonts w:ascii="Times New Roman" w:eastAsia="Times New Roman" w:hAnsi="Times New Roman" w:cs="Times New Roman"/>
-          <w:sz w:val="28"/>
-          <w:szCs w:val="28"/>
-        </w:rPr>
-        <w:t>API</w:t>
-      </w:r>
-      <w:r>
-        <w:rPr>
-          <w:rFonts w:ascii="Times New Roman" w:eastAsia="Times New Roman" w:hAnsi="Times New Roman" w:cs="Times New Roman"/>
-          <w:sz w:val="28"/>
-          <w:szCs w:val="28"/>
-          <w:lang w:val="ru-RU"/>
-        </w:rPr>
-        <w:t>, производительность интерфейса и корректность адаптивного отображения на различных устройствах. Данная глава демонстрирует освоение компетенций ПК 1.3, ПК 1.4, ПК 2.3, ПК 2.4 и ПК 4.2.</w:t>
-      </w:r>
-    </w:p>
-    <w:p>
-      <w:pPr>
-        <w:pStyle w:val="a0"/>
-        <w:spacing w:before="0" w:after="0" w:line="360" w:lineRule="auto"/>
-        <w:ind w:firstLine="709"/>
-        <w:jc w:val="both"/>
-        <w:rPr>
-          <w:rFonts w:ascii="Times New Roman" w:hAnsi="Times New Roman" w:cs="Times New Roman"/>
-          <w:sz w:val="28"/>
-          <w:szCs w:val="28"/>
-          <w:lang w:val="ru-RU"/>
-        </w:rPr>
-      </w:pPr>
-      <w:r>
-        <w:rPr>
-          <w:rFonts w:ascii="Times New Roman" w:eastAsia="Times New Roman" w:hAnsi="Times New Roman" w:cs="Times New Roman"/>
-          <w:sz w:val="28"/>
-          <w:szCs w:val="28"/>
-          <w:lang w:val="ru-RU"/>
-        </w:rPr>
-        <w:t xml:space="preserve">Глава 4 «Руководство системного программиста» содержит сведения, необходимые для установки, настройки и сопровождения веб-приложения. В данной главе описываются структура программного обеспечения, настройка </w:t>
-      </w:r>
-      <w:r>
-        <w:rPr>
-          <w:rFonts w:ascii="Times New Roman" w:eastAsia="Times New Roman" w:hAnsi="Times New Roman" w:cs="Times New Roman"/>
-          <w:sz w:val="28"/>
-          <w:szCs w:val="28"/>
-        </w:rPr>
-        <w:t>Docker</w:t>
-      </w:r>
-      <w:r>
-        <w:rPr>
-          <w:rFonts w:ascii="Times New Roman" w:eastAsia="Times New Roman" w:hAnsi="Times New Roman" w:cs="Times New Roman"/>
-          <w:sz w:val="28"/>
-          <w:szCs w:val="28"/>
-          <w:lang w:val="ru-RU"/>
-        </w:rPr>
-        <w:t xml:space="preserve"> </w:t>
-      </w:r>
-      <w:r>
-        <w:rPr>
-          <w:rFonts w:ascii="Times New Roman" w:eastAsia="Times New Roman" w:hAnsi="Times New Roman" w:cs="Times New Roman"/>
-          <w:sz w:val="28"/>
-          <w:szCs w:val="28"/>
-        </w:rPr>
-        <w:t>Compose</w:t>
-      </w:r>
-      <w:r>
-        <w:rPr>
-          <w:rFonts w:ascii="Times New Roman" w:eastAsia="Times New Roman" w:hAnsi="Times New Roman" w:cs="Times New Roman"/>
-          <w:sz w:val="28"/>
-          <w:szCs w:val="28"/>
-          <w:lang w:val="ru-RU"/>
-        </w:rPr>
-        <w:t xml:space="preserve">, </w:t>
-      </w:r>
-      <w:r>
-        <w:rPr>
-          <w:rFonts w:ascii="Times New Roman" w:eastAsia="Times New Roman" w:hAnsi="Times New Roman" w:cs="Times New Roman"/>
-          <w:sz w:val="28"/>
-          <w:szCs w:val="28"/>
-        </w:rPr>
-        <w:t>Nginx</w:t>
-      </w:r>
-      <w:r>
-        <w:rPr>
-          <w:rFonts w:ascii="Times New Roman" w:eastAsia="Times New Roman" w:hAnsi="Times New Roman" w:cs="Times New Roman"/>
-          <w:sz w:val="28"/>
-          <w:szCs w:val="28"/>
-          <w:lang w:val="ru-RU"/>
-        </w:rPr>
-        <w:t xml:space="preserve">, </w:t>
-      </w:r>
-      <w:r>
-        <w:rPr>
-          <w:rFonts w:ascii="Times New Roman" w:eastAsia="Times New Roman" w:hAnsi="Times New Roman" w:cs="Times New Roman"/>
-          <w:sz w:val="28"/>
-          <w:szCs w:val="28"/>
-        </w:rPr>
-        <w:t>PostgreSQL</w:t>
-      </w:r>
-      <w:r>
-        <w:rPr>
-          <w:rFonts w:ascii="Times New Roman" w:eastAsia="Times New Roman" w:hAnsi="Times New Roman" w:cs="Times New Roman"/>
-          <w:sz w:val="28"/>
-          <w:szCs w:val="28"/>
-          <w:lang w:val="ru-RU"/>
-        </w:rPr>
-        <w:t xml:space="preserve"> и </w:t>
-      </w:r>
-      <w:proofErr w:type="spellStart"/>
-      <w:r>
-        <w:rPr>
-          <w:rFonts w:ascii="Times New Roman" w:eastAsia="Times New Roman" w:hAnsi="Times New Roman" w:cs="Times New Roman"/>
-          <w:sz w:val="28"/>
-          <w:szCs w:val="28"/>
-        </w:rPr>
-        <w:t>MinIO</w:t>
-      </w:r>
-      <w:proofErr w:type="spellEnd"/>
-      <w:r>
-        <w:rPr>
-          <w:rFonts w:ascii="Times New Roman" w:eastAsia="Times New Roman" w:hAnsi="Times New Roman" w:cs="Times New Roman"/>
-          <w:sz w:val="28"/>
-          <w:szCs w:val="28"/>
-          <w:lang w:val="ru-RU"/>
-        </w:rPr>
-        <w:t>, процедуры запуска приложения и резервного копирования базы данных. Руководство разработано в соответствии с требованиями ЕСПД и подтверждает выполнение компетенций ПК 4.1, ПК 4.3 и ПК 11.5.</w:t>
-      </w:r>
-    </w:p>
-    <w:p>
-      <w:pPr>
-        <w:pStyle w:val="a0"/>
-        <w:spacing w:before="0" w:after="0" w:line="360" w:lineRule="auto"/>
-        <w:ind w:firstLine="709"/>
-        <w:jc w:val="both"/>
-        <w:rPr>
-          <w:rFonts w:ascii="Times New Roman" w:hAnsi="Times New Roman" w:cs="Times New Roman"/>
-          <w:sz w:val="28"/>
-          <w:szCs w:val="28"/>
-          <w:lang w:val="ru-RU"/>
-        </w:rPr>
-      </w:pPr>
-      <w:r>
-        <w:rPr>
-          <w:rFonts w:ascii="Times New Roman" w:eastAsia="Times New Roman" w:hAnsi="Times New Roman" w:cs="Times New Roman"/>
-          <w:sz w:val="28"/>
-          <w:szCs w:val="28"/>
-          <w:lang w:val="ru-RU"/>
-        </w:rPr>
-        <w:lastRenderedPageBreak/>
-        <w:t>Глава 5 «Руководство оператора» предназначена для конечных пользователей системы. В главе приводятся инструкции по работе с каталогом книг, бронированием литературы, управлением профилем пользователя, обработкой выдач и возвратов, а также использованием административной панели и системы уведомлений. Наличие данного руководства обеспечивает практическую применимость разработанного программного обеспечения.</w:t>
-      </w:r>
-    </w:p>
-    <w:p>
-      <w:pPr>
-        <w:pStyle w:val="a0"/>
-        <w:spacing w:before="0" w:after="0" w:line="360" w:lineRule="auto"/>
-        <w:ind w:firstLine="709"/>
-        <w:jc w:val="both"/>
-        <w:rPr>
-          <w:rFonts w:ascii="Times New Roman" w:hAnsi="Times New Roman" w:cs="Times New Roman"/>
-          <w:sz w:val="28"/>
-          <w:szCs w:val="28"/>
-          <w:lang w:val="ru-RU"/>
-        </w:rPr>
-      </w:pPr>
-      <w:r>
-        <w:rPr>
-          <w:rFonts w:ascii="Times New Roman" w:eastAsia="Times New Roman" w:hAnsi="Times New Roman" w:cs="Times New Roman"/>
-          <w:sz w:val="28"/>
-          <w:szCs w:val="28"/>
-          <w:lang w:val="ru-RU"/>
-        </w:rPr>
-        <w:t>Глава 6 «Охрана труда и безопасность жизнедеятельности» рассматривает вопросы безопасной эксплуатации компьютерной техники и программного обеспечения. Анализируются требования к организации рабочего места, режиму труда и отдыха, электробезопасности, а также факторы, влияющие на безопасность пользователей при длительной работе за персональным компьютером.</w:t>
-      </w:r>
-    </w:p>
-    <w:p>
-      <w:pPr>
-        <w:pStyle w:val="a0"/>
-        <w:spacing w:before="0" w:after="0" w:line="360" w:lineRule="auto"/>
-        <w:ind w:firstLine="709"/>
-        <w:jc w:val="both"/>
-        <w:rPr>
-          <w:rFonts w:ascii="Times New Roman" w:hAnsi="Times New Roman" w:cs="Times New Roman"/>
-          <w:sz w:val="28"/>
-          <w:szCs w:val="28"/>
-          <w:lang w:val="ru-RU"/>
-        </w:rPr>
-      </w:pPr>
-      <w:r>
-        <w:rPr>
-          <w:rFonts w:ascii="Times New Roman" w:eastAsia="Times New Roman" w:hAnsi="Times New Roman" w:cs="Times New Roman"/>
-          <w:sz w:val="28"/>
-          <w:szCs w:val="28"/>
-          <w:lang w:val="ru-RU"/>
-        </w:rPr>
-        <w:t>Заключение содержит оценку результатов выполненной работы, анализ степени достижения поставленной цели и решения поставленных задач. В заключении подтверждается практическая значимость разработанного веб-приложения «</w:t>
-      </w:r>
-      <w:proofErr w:type="spellStart"/>
-      <w:r>
-        <w:rPr>
-          <w:rFonts w:ascii="Times New Roman" w:eastAsia="Times New Roman" w:hAnsi="Times New Roman" w:cs="Times New Roman"/>
-          <w:sz w:val="28"/>
-          <w:szCs w:val="28"/>
-        </w:rPr>
-        <w:t>TopLibrary</w:t>
-      </w:r>
-      <w:proofErr w:type="spellEnd"/>
-      <w:r>
-        <w:rPr>
-          <w:rFonts w:ascii="Times New Roman" w:eastAsia="Times New Roman" w:hAnsi="Times New Roman" w:cs="Times New Roman"/>
-          <w:sz w:val="28"/>
-          <w:szCs w:val="28"/>
-          <w:lang w:val="ru-RU"/>
-        </w:rPr>
-        <w:t>» для автоматизации библиотечного учёта, а также формулируются перспективы дальнейшего развития системы.</w:t>
-      </w:r>
-    </w:p>
-    <w:p>
-      <w:pPr>
-        <w:pStyle w:val="a0"/>
-        <w:spacing w:before="0" w:after="0" w:line="360" w:lineRule="auto"/>
-        <w:ind w:firstLine="709"/>
-        <w:jc w:val="both"/>
-        <w:rPr>
-          <w:rFonts w:ascii="Times New Roman" w:hAnsi="Times New Roman" w:cs="Times New Roman"/>
-          <w:sz w:val="28"/>
-          <w:szCs w:val="28"/>
-          <w:lang w:val="ru-RU"/>
-        </w:rPr>
-      </w:pPr>
-      <w:r>
-        <w:rPr>
-          <w:rFonts w:ascii="Times New Roman" w:eastAsia="Times New Roman" w:hAnsi="Times New Roman"/>
-          <w:sz w:val="28"/>
-          <w:lang w:val="ru-RU"/>
-        </w:rPr>
-        <w:t>Список использованных источников включает нормативно-правовую документацию, международные стандарты в области качества программного обеспечения и тестирования, документацию по используемым технологиям (</w:t>
-      </w:r>
-      <w:r>
-        <w:rPr>
-          <w:rFonts w:ascii="Times New Roman" w:eastAsia="Times New Roman" w:hAnsi="Times New Roman"/>
-          <w:sz w:val="28"/>
-        </w:rPr>
-        <w:t>Vue</w:t>
-      </w:r>
-      <w:r>
-        <w:rPr>
-          <w:rFonts w:ascii="Times New Roman" w:eastAsia="Times New Roman" w:hAnsi="Times New Roman"/>
-          <w:sz w:val="28"/>
-          <w:lang w:val="ru-RU"/>
-        </w:rPr>
-        <w:t>.</w:t>
-      </w:r>
-      <w:proofErr w:type="spellStart"/>
-      <w:r>
-        <w:rPr>
-          <w:rFonts w:ascii="Times New Roman" w:eastAsia="Times New Roman" w:hAnsi="Times New Roman"/>
-          <w:sz w:val="28"/>
-        </w:rPr>
-        <w:t>js</w:t>
-      </w:r>
-      <w:proofErr w:type="spellEnd"/>
-      <w:r>
-        <w:rPr>
-          <w:rFonts w:ascii="Times New Roman" w:eastAsia="Times New Roman" w:hAnsi="Times New Roman"/>
-          <w:sz w:val="28"/>
-          <w:lang w:val="ru-RU"/>
-        </w:rPr>
-        <w:t xml:space="preserve">, </w:t>
-      </w:r>
-      <w:r>
-        <w:rPr>
-          <w:rFonts w:ascii="Times New Roman" w:eastAsia="Times New Roman" w:hAnsi="Times New Roman"/>
-          <w:sz w:val="28"/>
-        </w:rPr>
-        <w:t>Express</w:t>
-      </w:r>
-      <w:r>
-        <w:rPr>
-          <w:rFonts w:ascii="Times New Roman" w:eastAsia="Times New Roman" w:hAnsi="Times New Roman"/>
-          <w:sz w:val="28"/>
-          <w:lang w:val="ru-RU"/>
-        </w:rPr>
-        <w:t>.</w:t>
-      </w:r>
-      <w:proofErr w:type="spellStart"/>
-      <w:r>
-        <w:rPr>
-          <w:rFonts w:ascii="Times New Roman" w:eastAsia="Times New Roman" w:hAnsi="Times New Roman"/>
-          <w:sz w:val="28"/>
-        </w:rPr>
-        <w:t>js</w:t>
-      </w:r>
-      <w:proofErr w:type="spellEnd"/>
-      <w:r>
-        <w:rPr>
-          <w:rFonts w:ascii="Times New Roman" w:eastAsia="Times New Roman" w:hAnsi="Times New Roman"/>
-          <w:sz w:val="28"/>
-          <w:lang w:val="ru-RU"/>
-        </w:rPr>
-        <w:t xml:space="preserve">, </w:t>
-      </w:r>
-      <w:r>
-        <w:rPr>
-          <w:rFonts w:ascii="Times New Roman" w:eastAsia="Times New Roman" w:hAnsi="Times New Roman"/>
-          <w:sz w:val="28"/>
-        </w:rPr>
-        <w:t>PostgreSQL</w:t>
-      </w:r>
-      <w:r>
-        <w:rPr>
-          <w:rFonts w:ascii="Times New Roman" w:eastAsia="Times New Roman" w:hAnsi="Times New Roman"/>
-          <w:sz w:val="28"/>
-          <w:lang w:val="ru-RU"/>
-        </w:rPr>
-        <w:t xml:space="preserve">, </w:t>
-      </w:r>
-      <w:r>
-        <w:rPr>
-          <w:rFonts w:ascii="Times New Roman" w:eastAsia="Times New Roman" w:hAnsi="Times New Roman"/>
-          <w:sz w:val="28"/>
-        </w:rPr>
-        <w:t>Prisma</w:t>
-      </w:r>
-      <w:r>
-        <w:rPr>
-          <w:rFonts w:ascii="Times New Roman" w:eastAsia="Times New Roman" w:hAnsi="Times New Roman"/>
-          <w:sz w:val="28"/>
-          <w:lang w:val="ru-RU"/>
-        </w:rPr>
-        <w:t xml:space="preserve"> </w:t>
-      </w:r>
-      <w:r>
-        <w:rPr>
-          <w:rFonts w:ascii="Times New Roman" w:eastAsia="Times New Roman" w:hAnsi="Times New Roman"/>
-          <w:sz w:val="28"/>
-        </w:rPr>
-        <w:t>ORM</w:t>
-      </w:r>
-      <w:r>
-        <w:rPr>
-          <w:rFonts w:ascii="Times New Roman" w:eastAsia="Times New Roman" w:hAnsi="Times New Roman"/>
-          <w:sz w:val="28"/>
-          <w:lang w:val="ru-RU"/>
-        </w:rPr>
-        <w:t xml:space="preserve">, </w:t>
-      </w:r>
-      <w:r>
-        <w:rPr>
-          <w:rFonts w:ascii="Times New Roman" w:eastAsia="Times New Roman" w:hAnsi="Times New Roman"/>
-          <w:sz w:val="28"/>
-        </w:rPr>
-        <w:t>Docker</w:t>
-      </w:r>
-      <w:r>
-        <w:rPr>
-          <w:rFonts w:ascii="Times New Roman" w:eastAsia="Times New Roman" w:hAnsi="Times New Roman"/>
-          <w:sz w:val="28"/>
-          <w:lang w:val="ru-RU"/>
-        </w:rPr>
-        <w:t xml:space="preserve">, </w:t>
-      </w:r>
-      <w:r>
-        <w:rPr>
-          <w:rFonts w:ascii="Times New Roman" w:eastAsia="Times New Roman" w:hAnsi="Times New Roman"/>
-          <w:sz w:val="28"/>
-        </w:rPr>
-        <w:t>Nginx</w:t>
-      </w:r>
-      <w:r>
-        <w:rPr>
-          <w:rFonts w:ascii="Times New Roman" w:eastAsia="Times New Roman" w:hAnsi="Times New Roman"/>
-          <w:sz w:val="28"/>
-          <w:lang w:val="ru-RU"/>
-        </w:rPr>
-        <w:t xml:space="preserve">), а также научную и учебную литературу по разработке информационных систем и библиотечных сервисов. </w:t>
-      </w:r>
-    </w:p>
-    <w:p>
-      <w:pPr>
-        <w:pStyle w:val="a0"/>
-        <w:spacing w:before="0" w:after="0" w:line="360" w:lineRule="auto"/>
-        <w:ind w:firstLine="709"/>
-        <w:jc w:val="both"/>
-        <w:rPr>
-          <w:rFonts w:ascii="Times New Roman" w:hAnsi="Times New Roman" w:cs="Times New Roman"/>
-          <w:sz w:val="28"/>
-          <w:szCs w:val="28"/>
-          <w:lang w:val="ru-RU"/>
-        </w:rPr>
-      </w:pPr>
-      <w:r>
-        <w:rPr>
-          <w:rFonts w:ascii="Times New Roman" w:eastAsia="Times New Roman" w:hAnsi="Times New Roman" w:cs="Times New Roman"/>
-          <w:sz w:val="28"/>
-          <w:szCs w:val="28"/>
-          <w:lang w:val="ru-RU"/>
-        </w:rPr>
-        <w:t xml:space="preserve">Приложения содержат </w:t>
-      </w:r>
-      <w:r>
-        <w:rPr>
-          <w:rFonts w:ascii="Times New Roman" w:eastAsia="Times New Roman" w:hAnsi="Times New Roman" w:cs="Times New Roman"/>
-          <w:sz w:val="28"/>
-          <w:szCs w:val="28"/>
-        </w:rPr>
-        <w:t>UML</w:t>
-      </w:r>
-      <w:r>
-        <w:rPr>
-          <w:rFonts w:ascii="Times New Roman" w:eastAsia="Times New Roman" w:hAnsi="Times New Roman" w:cs="Times New Roman"/>
-          <w:sz w:val="28"/>
-          <w:szCs w:val="28"/>
-          <w:lang w:val="ru-RU"/>
-        </w:rPr>
-        <w:t xml:space="preserve"> и </w:t>
-      </w:r>
-      <w:r>
-        <w:rPr>
-          <w:rFonts w:ascii="Times New Roman" w:eastAsia="Times New Roman" w:hAnsi="Times New Roman" w:cs="Times New Roman"/>
-          <w:sz w:val="28"/>
-          <w:szCs w:val="28"/>
-        </w:rPr>
-        <w:t>ER</w:t>
-      </w:r>
-      <w:r>
-        <w:rPr>
           <w:rFonts w:ascii="Times New Roman" w:eastAsia="Times New Roman" w:hAnsi="Times New Roman" w:cs="Times New Roman"/>
           <w:sz w:val="28"/>
           <w:szCs w:val="28"/>
@@ -1941,17 +2226,7 @@
           <w:szCs w:val="28"/>
           <w:lang w:val="ru-RU"/>
         </w:rPr>
-        <w:t xml:space="preserve">-структуры базы данных, </w:t>
-      </w:r>
-      <w:r>
-        <w:rPr>
-          <w:rFonts w:ascii="Times New Roman" w:eastAsia="Times New Roman" w:hAnsi="Times New Roman" w:cs="Times New Roman"/>
-          <w:sz w:val="28"/>
-          <w:szCs w:val="28"/>
-          <w:lang w:val="ru-RU"/>
-        </w:rPr>
-        <w:lastRenderedPageBreak/>
-        <w:t>примеры пользовательских интерфейсов и материалы, подтверждающие внедрение и работоспособность системы.</w:t>
+        <w:t>-структуры базы данных, примеры пользовательских интерфейсов и материалы, подтверждающие внедрение и работоспособность системы.</w:t>
       </w:r>
     </w:p>
     <w:p>

--- a/Введение.docx
+++ b/Введение.docx
@@ -373,7 +373,34 @@
           <w:szCs w:val="28"/>
           <w:lang w:val="ru-RU"/>
         </w:rPr>
-        <w:t>1. процессы хранения и обработки информации о книгах и экземплярах;</w:t>
+        <w:t xml:space="preserve">1. </w:t>
+      </w:r>
+      <w:r>
+        <w:rPr>
+          <w:rFonts w:ascii="Times New Roman" w:eastAsia="Times New Roman" w:hAnsi="Times New Roman" w:cs="Times New Roman"/>
+          <w:sz w:val="28"/>
+          <w:szCs w:val="28"/>
+          <w:lang w:val="ru-RU"/>
+        </w:rPr>
+        <w:t>П</w:t>
+      </w:r>
+      <w:r>
+        <w:rPr>
+          <w:rFonts w:ascii="Times New Roman" w:eastAsia="Times New Roman" w:hAnsi="Times New Roman" w:cs="Times New Roman"/>
+          <w:sz w:val="28"/>
+          <w:szCs w:val="28"/>
+          <w:lang w:val="ru-RU"/>
+        </w:rPr>
+        <w:t>роцессы хранения и обработки информации о книгах и экземплярах</w:t>
+      </w:r>
+      <w:r>
+        <w:rPr>
+          <w:rFonts w:ascii="Times New Roman" w:eastAsia="Times New Roman" w:hAnsi="Times New Roman" w:cs="Times New Roman"/>
+          <w:sz w:val="28"/>
+          <w:szCs w:val="28"/>
+          <w:lang w:val="ru-RU"/>
+        </w:rPr>
+        <w:t>.</w:t>
       </w:r>
     </w:p>
     <w:p>
@@ -396,7 +423,34 @@
           <w:szCs w:val="28"/>
           <w:lang w:val="ru-RU"/>
         </w:rPr>
-        <w:t>2. регистрацию и обслуживание читателей;</w:t>
+        <w:t xml:space="preserve">2. </w:t>
+      </w:r>
+      <w:r>
+        <w:rPr>
+          <w:rFonts w:ascii="Times New Roman" w:eastAsia="Times New Roman" w:hAnsi="Times New Roman" w:cs="Times New Roman"/>
+          <w:sz w:val="28"/>
+          <w:szCs w:val="28"/>
+          <w:lang w:val="ru-RU"/>
+        </w:rPr>
+        <w:t>Р</w:t>
+      </w:r>
+      <w:r>
+        <w:rPr>
+          <w:rFonts w:ascii="Times New Roman" w:eastAsia="Times New Roman" w:hAnsi="Times New Roman" w:cs="Times New Roman"/>
+          <w:sz w:val="28"/>
+          <w:szCs w:val="28"/>
+          <w:lang w:val="ru-RU"/>
+        </w:rPr>
+        <w:t>егистрацию и обслуживание читателей</w:t>
+      </w:r>
+      <w:r>
+        <w:rPr>
+          <w:rFonts w:ascii="Times New Roman" w:eastAsia="Times New Roman" w:hAnsi="Times New Roman" w:cs="Times New Roman"/>
+          <w:sz w:val="28"/>
+          <w:szCs w:val="28"/>
+          <w:lang w:val="ru-RU"/>
+        </w:rPr>
+        <w:t>.</w:t>
       </w:r>
     </w:p>
     <w:p>
@@ -419,7 +473,34 @@
           <w:szCs w:val="28"/>
           <w:lang w:val="ru-RU"/>
         </w:rPr>
-        <w:t>3. управление операциями выдачи, возврата и бронирования литературы;</w:t>
+        <w:t xml:space="preserve">3. </w:t>
+      </w:r>
+      <w:r>
+        <w:rPr>
+          <w:rFonts w:ascii="Times New Roman" w:eastAsia="Times New Roman" w:hAnsi="Times New Roman" w:cs="Times New Roman"/>
+          <w:sz w:val="28"/>
+          <w:szCs w:val="28"/>
+          <w:lang w:val="ru-RU"/>
+        </w:rPr>
+        <w:t>У</w:t>
+      </w:r>
+      <w:r>
+        <w:rPr>
+          <w:rFonts w:ascii="Times New Roman" w:eastAsia="Times New Roman" w:hAnsi="Times New Roman" w:cs="Times New Roman"/>
+          <w:sz w:val="28"/>
+          <w:szCs w:val="28"/>
+          <w:lang w:val="ru-RU"/>
+        </w:rPr>
+        <w:t>правление операциями выдачи, возврата и бронирования литературы</w:t>
+      </w:r>
+      <w:r>
+        <w:rPr>
+          <w:rFonts w:ascii="Times New Roman" w:eastAsia="Times New Roman" w:hAnsi="Times New Roman" w:cs="Times New Roman"/>
+          <w:sz w:val="28"/>
+          <w:szCs w:val="28"/>
+          <w:lang w:val="ru-RU"/>
+        </w:rPr>
+        <w:t>.</w:t>
       </w:r>
     </w:p>
     <w:p>
@@ -442,7 +523,236 @@
           <w:szCs w:val="28"/>
           <w:lang w:val="ru-RU"/>
         </w:rPr>
-        <w:t>4. взаимодействие пользователей с электронным каталогом библиотеки.</w:t>
+        <w:t xml:space="preserve">4. </w:t>
+      </w:r>
+      <w:r>
+        <w:rPr>
+          <w:rFonts w:ascii="Times New Roman" w:eastAsia="Times New Roman" w:hAnsi="Times New Roman" w:cs="Times New Roman"/>
+          <w:sz w:val="28"/>
+          <w:szCs w:val="28"/>
+          <w:lang w:val="ru-RU"/>
+        </w:rPr>
+        <w:t>В</w:t>
+      </w:r>
+      <w:r>
+        <w:rPr>
+          <w:rFonts w:ascii="Times New Roman" w:eastAsia="Times New Roman" w:hAnsi="Times New Roman" w:cs="Times New Roman"/>
+          <w:sz w:val="28"/>
+          <w:szCs w:val="28"/>
+          <w:lang w:val="ru-RU"/>
+        </w:rPr>
+        <w:t>заимодействие пользователей с электронным каталогом библиотеки.</w:t>
+      </w:r>
+    </w:p>
+    <w:p>
+      <w:pPr>
+        <w:pStyle w:val="a0"/>
+        <w:spacing w:before="0" w:after="0" w:line="360" w:lineRule="auto"/>
+        <w:ind w:firstLine="709"/>
+        <w:jc w:val="both"/>
+        <w:rPr>
+          <w:rFonts w:ascii="Times New Roman" w:eastAsia="Times New Roman" w:hAnsi="Times New Roman"/>
+          <w:sz w:val="28"/>
+          <w:lang w:val="ru-RU"/>
+        </w:rPr>
+      </w:pPr>
+      <w:r>
+        <w:rPr>
+          <w:rFonts w:ascii="Times New Roman" w:eastAsia="Times New Roman" w:hAnsi="Times New Roman"/>
+          <w:b/>
+          <w:sz w:val="28"/>
+          <w:lang w:val="ru-RU"/>
+        </w:rPr>
+        <w:t>Предметом исследования выступают методы, инструменты и технологии проектирования и разработки веб-приложения библиотечного учёта, а именно</w:t>
+      </w:r>
+      <w:r>
+        <w:rPr>
+          <w:rFonts w:ascii="Times New Roman" w:eastAsia="Times New Roman" w:hAnsi="Times New Roman"/>
+          <w:sz w:val="28"/>
+          <w:lang w:val="ru-RU"/>
+        </w:rPr>
+        <w:t>:</w:t>
+      </w:r>
+    </w:p>
+    <w:p>
+      <w:pPr>
+        <w:pStyle w:val="a0"/>
+        <w:spacing w:before="0" w:after="0" w:line="360" w:lineRule="auto"/>
+        <w:ind w:firstLine="709"/>
+        <w:jc w:val="both"/>
+        <w:rPr>
+          <w:rFonts w:ascii="Times New Roman" w:eastAsia="Times New Roman" w:hAnsi="Times New Roman"/>
+          <w:sz w:val="28"/>
+          <w:lang w:val="ru-RU"/>
+        </w:rPr>
+      </w:pPr>
+      <w:r>
+        <w:rPr>
+          <w:rFonts w:ascii="Times New Roman" w:eastAsia="Times New Roman" w:hAnsi="Times New Roman"/>
+          <w:sz w:val="28"/>
+          <w:lang w:val="ru-RU"/>
+        </w:rPr>
+        <w:t xml:space="preserve">1. </w:t>
+      </w:r>
+      <w:r>
+        <w:rPr>
+          <w:rFonts w:ascii="Times New Roman" w:eastAsia="Times New Roman" w:hAnsi="Times New Roman"/>
+          <w:sz w:val="28"/>
+          <w:lang w:val="ru-RU"/>
+        </w:rPr>
+        <w:t>М</w:t>
+      </w:r>
+      <w:r>
+        <w:rPr>
+          <w:rFonts w:ascii="Times New Roman" w:eastAsia="Times New Roman" w:hAnsi="Times New Roman"/>
+          <w:sz w:val="28"/>
+          <w:lang w:val="ru-RU"/>
+        </w:rPr>
+        <w:t>одели данных для хранения информации о книгах, пользователях, операциях выдачи и бронирования</w:t>
+      </w:r>
+      <w:r>
+        <w:rPr>
+          <w:rFonts w:ascii="Times New Roman" w:eastAsia="Times New Roman" w:hAnsi="Times New Roman"/>
+          <w:sz w:val="28"/>
+          <w:lang w:val="ru-RU"/>
+        </w:rPr>
+        <w:t>.</w:t>
+      </w:r>
+    </w:p>
+    <w:p>
+      <w:pPr>
+        <w:pStyle w:val="a0"/>
+        <w:spacing w:before="0" w:after="0" w:line="360" w:lineRule="auto"/>
+        <w:ind w:firstLine="709"/>
+        <w:jc w:val="both"/>
+        <w:rPr>
+          <w:rFonts w:ascii="Times New Roman" w:eastAsia="Times New Roman" w:hAnsi="Times New Roman"/>
+          <w:sz w:val="28"/>
+          <w:lang w:val="ru-RU"/>
+        </w:rPr>
+      </w:pPr>
+      <w:r>
+        <w:rPr>
+          <w:rFonts w:ascii="Times New Roman" w:eastAsia="Times New Roman" w:hAnsi="Times New Roman"/>
+          <w:sz w:val="28"/>
+          <w:lang w:val="ru-RU"/>
+        </w:rPr>
+        <w:t xml:space="preserve">2. </w:t>
+      </w:r>
+      <w:r>
+        <w:rPr>
+          <w:rFonts w:ascii="Times New Roman" w:eastAsia="Times New Roman" w:hAnsi="Times New Roman"/>
+          <w:sz w:val="28"/>
+          <w:lang w:val="ru-RU"/>
+        </w:rPr>
+        <w:t>А</w:t>
+      </w:r>
+      <w:r>
+        <w:rPr>
+          <w:rFonts w:ascii="Times New Roman" w:eastAsia="Times New Roman" w:hAnsi="Times New Roman"/>
+          <w:sz w:val="28"/>
+          <w:lang w:val="ru-RU"/>
+        </w:rPr>
+        <w:t>рхитектура клиент-серверного веб-приложения</w:t>
+      </w:r>
+      <w:r>
+        <w:rPr>
+          <w:rFonts w:ascii="Times New Roman" w:eastAsia="Times New Roman" w:hAnsi="Times New Roman"/>
+          <w:sz w:val="28"/>
+          <w:lang w:val="ru-RU"/>
+        </w:rPr>
+        <w:t>.</w:t>
+      </w:r>
+    </w:p>
+    <w:p>
+      <w:pPr>
+        <w:pStyle w:val="a0"/>
+        <w:spacing w:before="0" w:after="0" w:line="360" w:lineRule="auto"/>
+        <w:ind w:firstLine="709"/>
+        <w:jc w:val="both"/>
+        <w:rPr>
+          <w:rFonts w:ascii="Times New Roman" w:eastAsia="Times New Roman" w:hAnsi="Times New Roman"/>
+          <w:sz w:val="28"/>
+          <w:lang w:val="ru-RU"/>
+        </w:rPr>
+      </w:pPr>
+      <w:r>
+        <w:rPr>
+          <w:rFonts w:ascii="Times New Roman" w:eastAsia="Times New Roman" w:hAnsi="Times New Roman"/>
+          <w:sz w:val="28"/>
+          <w:lang w:val="ru-RU"/>
+        </w:rPr>
+        <w:t xml:space="preserve">3. </w:t>
+      </w:r>
+      <w:r>
+        <w:rPr>
+          <w:rFonts w:ascii="Times New Roman" w:eastAsia="Times New Roman" w:hAnsi="Times New Roman"/>
+          <w:sz w:val="28"/>
+          <w:lang w:val="ru-RU"/>
+        </w:rPr>
+        <w:t>М</w:t>
+      </w:r>
+      <w:r>
+        <w:rPr>
+          <w:rFonts w:ascii="Times New Roman" w:eastAsia="Times New Roman" w:hAnsi="Times New Roman"/>
+          <w:sz w:val="28"/>
+          <w:lang w:val="ru-RU"/>
+        </w:rPr>
+        <w:t>етоды реализации ролевого разграничения доступа и защиты данных</w:t>
+      </w:r>
+      <w:r>
+        <w:rPr>
+          <w:rFonts w:ascii="Times New Roman" w:eastAsia="Times New Roman" w:hAnsi="Times New Roman"/>
+          <w:sz w:val="28"/>
+          <w:lang w:val="ru-RU"/>
+        </w:rPr>
+        <w:t>.</w:t>
+      </w:r>
+    </w:p>
+    <w:p>
+      <w:pPr>
+        <w:pStyle w:val="a0"/>
+        <w:spacing w:before="0" w:after="0" w:line="360" w:lineRule="auto"/>
+        <w:ind w:firstLine="709"/>
+        <w:jc w:val="both"/>
+        <w:rPr>
+          <w:rFonts w:ascii="Times New Roman" w:eastAsia="Times New Roman" w:hAnsi="Times New Roman"/>
+          <w:sz w:val="28"/>
+          <w:lang w:val="ru-RU"/>
+        </w:rPr>
+      </w:pPr>
+      <w:r>
+        <w:rPr>
+          <w:rFonts w:ascii="Times New Roman" w:eastAsia="Times New Roman" w:hAnsi="Times New Roman"/>
+          <w:sz w:val="28"/>
+          <w:lang w:val="ru-RU"/>
+        </w:rPr>
+        <w:lastRenderedPageBreak/>
+        <w:t xml:space="preserve">4. </w:t>
+      </w:r>
+      <w:r>
+        <w:rPr>
+          <w:rFonts w:ascii="Times New Roman" w:eastAsia="Times New Roman" w:hAnsi="Times New Roman"/>
+          <w:sz w:val="28"/>
+          <w:lang w:val="ru-RU"/>
+        </w:rPr>
+        <w:t>Т</w:t>
+      </w:r>
+      <w:r>
+        <w:rPr>
+          <w:rFonts w:ascii="Times New Roman" w:eastAsia="Times New Roman" w:hAnsi="Times New Roman"/>
+          <w:sz w:val="28"/>
+          <w:lang w:val="ru-RU"/>
+        </w:rPr>
+        <w:t>ехнологии интеграции серверной части, базы данных и пользовательского интерфейса</w:t>
+      </w:r>
+      <w:r>
+        <w:rPr>
+          <w:rFonts w:ascii="Times New Roman" w:eastAsia="Times New Roman" w:hAnsi="Times New Roman"/>
+          <w:sz w:val="28"/>
+          <w:lang w:val="ru-RU"/>
+        </w:rPr>
+        <w:t>.</w:t>
       </w:r>
     </w:p>
     <w:p>
@@ -461,19 +771,567 @@
       <w:r>
         <w:rPr>
           <w:rFonts w:ascii="Times New Roman" w:eastAsia="Times New Roman" w:hAnsi="Times New Roman"/>
+          <w:sz w:val="28"/>
+          <w:lang w:val="ru-RU"/>
+        </w:rPr>
+        <w:t xml:space="preserve">5. </w:t>
+      </w:r>
+      <w:r>
+        <w:rPr>
+          <w:rFonts w:ascii="Times New Roman" w:eastAsia="Times New Roman" w:hAnsi="Times New Roman"/>
+          <w:sz w:val="28"/>
+          <w:lang w:val="ru-RU"/>
+        </w:rPr>
+        <w:t>С</w:t>
+      </w:r>
+      <w:r>
+        <w:rPr>
+          <w:rFonts w:ascii="Times New Roman" w:eastAsia="Times New Roman" w:hAnsi="Times New Roman"/>
+          <w:sz w:val="28"/>
+          <w:lang w:val="ru-RU"/>
+        </w:rPr>
+        <w:t>редства контейнеризации и публикации веб-приложения.</w:t>
+      </w:r>
+    </w:p>
+    <w:p>
+      <w:pPr>
+        <w:pStyle w:val="a0"/>
+        <w:spacing w:before="0" w:after="0" w:line="360" w:lineRule="auto"/>
+        <w:ind w:firstLine="709"/>
+        <w:jc w:val="both"/>
+        <w:rPr>
+          <w:rFonts w:ascii="Times New Roman" w:hAnsi="Times New Roman" w:cs="Times New Roman"/>
+          <w:sz w:val="28"/>
+          <w:szCs w:val="28"/>
+          <w:lang w:val="ru-RU"/>
+        </w:rPr>
+      </w:pPr>
+      <w:r>
+        <w:rPr>
+          <w:rFonts w:ascii="Times New Roman" w:eastAsia="Times New Roman" w:hAnsi="Times New Roman"/>
           <w:b/>
           <w:sz w:val="28"/>
           <w:lang w:val="ru-RU"/>
         </w:rPr>
-        <w:t>Предметом исследования выступают методы, инструменты и технологии проектирования и разработки веб-приложения библиотечного учёта, а именно</w:t>
-      </w:r>
-      <w:r>
-        <w:rPr>
-          <w:rFonts w:ascii="Times New Roman" w:eastAsia="Times New Roman" w:hAnsi="Times New Roman"/>
-          <w:sz w:val="28"/>
-          <w:lang w:val="ru-RU"/>
-        </w:rPr>
-        <w:t>: 1. модели данных для хранения информации о книгах, пользователях, операциях выдачи и бронирования; 2. архитектура клиент-серверного веб-приложения; 3. методы реализации ролевого разграничения доступа и защиты данных; 4. технологии интеграции серверной части, базы данных и пользовательского интерфейса; 5. средства контейнеризации и публикации веб-приложения.</w:t>
+        <w:t>Целью выпускной квалификационной работы</w:t>
+      </w:r>
+      <w:r>
+        <w:rPr>
+          <w:rFonts w:ascii="Times New Roman" w:eastAsia="Times New Roman" w:hAnsi="Times New Roman"/>
+          <w:sz w:val="28"/>
+          <w:lang w:val="ru-RU"/>
+        </w:rPr>
+        <w:t xml:space="preserve"> является разработка веб-приложения «</w:t>
+      </w:r>
+      <w:proofErr w:type="spellStart"/>
+      <w:r>
+        <w:rPr>
+          <w:rFonts w:ascii="Times New Roman" w:eastAsia="Times New Roman" w:hAnsi="Times New Roman"/>
+          <w:sz w:val="28"/>
+        </w:rPr>
+        <w:t>TopLibrary</w:t>
+      </w:r>
+      <w:proofErr w:type="spellEnd"/>
+      <w:r>
+        <w:rPr>
+          <w:rFonts w:ascii="Times New Roman" w:eastAsia="Times New Roman" w:hAnsi="Times New Roman"/>
+          <w:sz w:val="28"/>
+          <w:lang w:val="ru-RU"/>
+        </w:rPr>
+        <w:t>», обеспечивающего централизованное управление библиотечным фондом, автоматизацию процессов выдачи, возврата и бронирования книг, поддержку ролевой модели пользователей, хранение и обработку информации о читателях, а также предоставление персонализированного взаимодействия с библиотечной системой.</w:t>
+      </w:r>
+    </w:p>
+    <w:p>
+      <w:pPr>
+        <w:pStyle w:val="a0"/>
+        <w:spacing w:before="0" w:after="0" w:line="360" w:lineRule="auto"/>
+        <w:ind w:firstLine="709"/>
+        <w:jc w:val="both"/>
+        <w:rPr>
+          <w:rFonts w:ascii="Times New Roman" w:eastAsia="Times New Roman" w:hAnsi="Times New Roman"/>
+          <w:sz w:val="28"/>
+          <w:lang w:val="ru-RU"/>
+        </w:rPr>
+      </w:pPr>
+      <w:r>
+        <w:rPr>
+          <w:rFonts w:ascii="Times New Roman" w:eastAsia="Times New Roman" w:hAnsi="Times New Roman"/>
+          <w:sz w:val="28"/>
+          <w:lang w:val="ru-RU"/>
+        </w:rPr>
+        <w:t>Для достижения поставленной цели необходимо решить следующие задачи:</w:t>
+      </w:r>
+    </w:p>
+    <w:p>
+      <w:pPr>
+        <w:pStyle w:val="a0"/>
+        <w:spacing w:before="0" w:after="0" w:line="360" w:lineRule="auto"/>
+        <w:ind w:firstLine="709"/>
+        <w:jc w:val="both"/>
+        <w:rPr>
+          <w:rFonts w:ascii="Times New Roman" w:eastAsia="Times New Roman" w:hAnsi="Times New Roman"/>
+          <w:sz w:val="28"/>
+          <w:lang w:val="ru-RU"/>
+        </w:rPr>
+      </w:pPr>
+      <w:r>
+        <w:rPr>
+          <w:rFonts w:ascii="Times New Roman" w:eastAsia="Times New Roman" w:hAnsi="Times New Roman"/>
+          <w:sz w:val="28"/>
+          <w:lang w:val="ru-RU"/>
+        </w:rPr>
+        <w:t>1. Провести анализ предметной области библиотечного учёта и определить основные бизнес-процессы библиотеки.</w:t>
+      </w:r>
+    </w:p>
+    <w:p>
+      <w:pPr>
+        <w:pStyle w:val="a0"/>
+        <w:spacing w:before="0" w:after="0" w:line="360" w:lineRule="auto"/>
+        <w:ind w:firstLine="709"/>
+        <w:jc w:val="both"/>
+        <w:rPr>
+          <w:rFonts w:ascii="Times New Roman" w:eastAsia="Times New Roman" w:hAnsi="Times New Roman"/>
+          <w:sz w:val="28"/>
+          <w:lang w:val="ru-RU"/>
+        </w:rPr>
+      </w:pPr>
+      <w:r>
+        <w:rPr>
+          <w:rFonts w:ascii="Times New Roman" w:eastAsia="Times New Roman" w:hAnsi="Times New Roman"/>
+          <w:sz w:val="28"/>
+          <w:lang w:val="ru-RU"/>
+        </w:rPr>
+        <w:t>2. Сформулировать техническое задание на разработку веб-приложения «</w:t>
+      </w:r>
+      <w:proofErr w:type="spellStart"/>
+      <w:r>
+        <w:rPr>
+          <w:rFonts w:ascii="Times New Roman" w:eastAsia="Times New Roman" w:hAnsi="Times New Roman"/>
+          <w:sz w:val="28"/>
+        </w:rPr>
+        <w:t>TopLibrary</w:t>
+      </w:r>
+      <w:proofErr w:type="spellEnd"/>
+      <w:r>
+        <w:rPr>
+          <w:rFonts w:ascii="Times New Roman" w:eastAsia="Times New Roman" w:hAnsi="Times New Roman"/>
+          <w:sz w:val="28"/>
+          <w:lang w:val="ru-RU"/>
+        </w:rPr>
+        <w:t>» в соответствии с требованиями ГОСТ.</w:t>
+      </w:r>
+    </w:p>
+    <w:p>
+      <w:pPr>
+        <w:pStyle w:val="a0"/>
+        <w:spacing w:before="0" w:after="0" w:line="360" w:lineRule="auto"/>
+        <w:ind w:firstLine="709"/>
+        <w:jc w:val="both"/>
+        <w:rPr>
+          <w:rFonts w:ascii="Times New Roman" w:eastAsia="Times New Roman" w:hAnsi="Times New Roman"/>
+          <w:sz w:val="28"/>
+          <w:lang w:val="ru-RU"/>
+        </w:rPr>
+      </w:pPr>
+      <w:r>
+        <w:rPr>
+          <w:rFonts w:ascii="Times New Roman" w:eastAsia="Times New Roman" w:hAnsi="Times New Roman"/>
+          <w:sz w:val="28"/>
+          <w:lang w:val="ru-RU"/>
+        </w:rPr>
+        <w:t>3. Обосновать выбор архитектуры, инструментов и технологий разработки клиентской и серверной частей приложения.</w:t>
+      </w:r>
+    </w:p>
+    <w:p>
+      <w:pPr>
+        <w:pStyle w:val="a0"/>
+        <w:spacing w:before="0" w:after="0" w:line="360" w:lineRule="auto"/>
+        <w:ind w:firstLine="709"/>
+        <w:jc w:val="both"/>
+        <w:rPr>
+          <w:rFonts w:ascii="Times New Roman" w:eastAsia="Times New Roman" w:hAnsi="Times New Roman"/>
+          <w:sz w:val="28"/>
+          <w:lang w:val="ru-RU"/>
+        </w:rPr>
+      </w:pPr>
+      <w:r>
+        <w:rPr>
+          <w:rFonts w:ascii="Times New Roman" w:eastAsia="Times New Roman" w:hAnsi="Times New Roman"/>
+          <w:sz w:val="28"/>
+          <w:lang w:val="ru-RU"/>
+        </w:rPr>
+        <w:t xml:space="preserve">4. Разработать инфологическую и </w:t>
+      </w:r>
+      <w:proofErr w:type="spellStart"/>
+      <w:r>
+        <w:rPr>
+          <w:rFonts w:ascii="Times New Roman" w:eastAsia="Times New Roman" w:hAnsi="Times New Roman"/>
+          <w:sz w:val="28"/>
+          <w:lang w:val="ru-RU"/>
+        </w:rPr>
+        <w:t>даталогическую</w:t>
+      </w:r>
+      <w:proofErr w:type="spellEnd"/>
+      <w:r>
+        <w:rPr>
+          <w:rFonts w:ascii="Times New Roman" w:eastAsia="Times New Roman" w:hAnsi="Times New Roman"/>
+          <w:sz w:val="28"/>
+          <w:lang w:val="ru-RU"/>
+        </w:rPr>
+        <w:t xml:space="preserve"> модели базы данных для хранения информации о книгах, пользователях, экземплярах, бронированиях, выдачах и отзывах.</w:t>
+      </w:r>
+    </w:p>
+    <w:p>
+      <w:pPr>
+        <w:pStyle w:val="a0"/>
+        <w:spacing w:before="0" w:after="0" w:line="360" w:lineRule="auto"/>
+        <w:ind w:firstLine="709"/>
+        <w:jc w:val="both"/>
+        <w:rPr>
+          <w:rFonts w:ascii="Times New Roman" w:eastAsia="Times New Roman" w:hAnsi="Times New Roman"/>
+          <w:sz w:val="28"/>
+          <w:lang w:val="ru-RU"/>
+        </w:rPr>
+      </w:pPr>
+      <w:r>
+        <w:rPr>
+          <w:rFonts w:ascii="Times New Roman" w:eastAsia="Times New Roman" w:hAnsi="Times New Roman"/>
+          <w:sz w:val="28"/>
+          <w:lang w:val="ru-RU"/>
+        </w:rPr>
+        <w:t xml:space="preserve">5. Реализовать серверную часть приложения на базе </w:t>
+      </w:r>
+      <w:r>
+        <w:rPr>
+          <w:rFonts w:ascii="Times New Roman" w:eastAsia="Times New Roman" w:hAnsi="Times New Roman"/>
+          <w:sz w:val="28"/>
+        </w:rPr>
+        <w:t>Express</w:t>
+      </w:r>
+      <w:r>
+        <w:rPr>
+          <w:rFonts w:ascii="Times New Roman" w:eastAsia="Times New Roman" w:hAnsi="Times New Roman"/>
+          <w:sz w:val="28"/>
+          <w:lang w:val="ru-RU"/>
+        </w:rPr>
+        <w:t>.</w:t>
+      </w:r>
+      <w:proofErr w:type="spellStart"/>
+      <w:r>
+        <w:rPr>
+          <w:rFonts w:ascii="Times New Roman" w:eastAsia="Times New Roman" w:hAnsi="Times New Roman"/>
+          <w:sz w:val="28"/>
+        </w:rPr>
+        <w:t>js</w:t>
+      </w:r>
+      <w:proofErr w:type="spellEnd"/>
+      <w:r>
+        <w:rPr>
+          <w:rFonts w:ascii="Times New Roman" w:eastAsia="Times New Roman" w:hAnsi="Times New Roman"/>
+          <w:sz w:val="28"/>
+          <w:lang w:val="ru-RU"/>
+        </w:rPr>
+        <w:t xml:space="preserve"> и </w:t>
+      </w:r>
+      <w:r>
+        <w:rPr>
+          <w:rFonts w:ascii="Times New Roman" w:eastAsia="Times New Roman" w:hAnsi="Times New Roman"/>
+          <w:sz w:val="28"/>
+        </w:rPr>
+        <w:t>PostgreSQL</w:t>
+      </w:r>
+      <w:r>
+        <w:rPr>
+          <w:rFonts w:ascii="Times New Roman" w:eastAsia="Times New Roman" w:hAnsi="Times New Roman"/>
+          <w:sz w:val="28"/>
+          <w:lang w:val="ru-RU"/>
+        </w:rPr>
+        <w:t xml:space="preserve"> с использованием </w:t>
+      </w:r>
+      <w:r>
+        <w:rPr>
+          <w:rFonts w:ascii="Times New Roman" w:eastAsia="Times New Roman" w:hAnsi="Times New Roman"/>
+          <w:sz w:val="28"/>
+        </w:rPr>
+        <w:t>Prisma</w:t>
+      </w:r>
+      <w:r>
+        <w:rPr>
+          <w:rFonts w:ascii="Times New Roman" w:eastAsia="Times New Roman" w:hAnsi="Times New Roman"/>
+          <w:sz w:val="28"/>
+          <w:lang w:val="ru-RU"/>
+        </w:rPr>
+        <w:t xml:space="preserve"> </w:t>
+      </w:r>
+      <w:r>
+        <w:rPr>
+          <w:rFonts w:ascii="Times New Roman" w:eastAsia="Times New Roman" w:hAnsi="Times New Roman"/>
+          <w:sz w:val="28"/>
+        </w:rPr>
+        <w:t>ORM</w:t>
+      </w:r>
+      <w:r>
+        <w:rPr>
+          <w:rFonts w:ascii="Times New Roman" w:eastAsia="Times New Roman" w:hAnsi="Times New Roman"/>
+          <w:sz w:val="28"/>
+          <w:lang w:val="ru-RU"/>
+        </w:rPr>
+        <w:t>.</w:t>
+      </w:r>
+    </w:p>
+    <w:p>
+      <w:pPr>
+        <w:pStyle w:val="a0"/>
+        <w:spacing w:before="0" w:after="0" w:line="360" w:lineRule="auto"/>
+        <w:ind w:firstLine="709"/>
+        <w:jc w:val="both"/>
+        <w:rPr>
+          <w:rFonts w:ascii="Times New Roman" w:eastAsia="Times New Roman" w:hAnsi="Times New Roman"/>
+          <w:sz w:val="28"/>
+          <w:lang w:val="ru-RU"/>
+        </w:rPr>
+      </w:pPr>
+      <w:r>
+        <w:rPr>
+          <w:rFonts w:ascii="Times New Roman" w:eastAsia="Times New Roman" w:hAnsi="Times New Roman"/>
+          <w:sz w:val="28"/>
+          <w:lang w:val="ru-RU"/>
+        </w:rPr>
+        <w:t xml:space="preserve">6. Разработать пользовательский интерфейс веб-приложения на </w:t>
+      </w:r>
+      <w:r>
+        <w:rPr>
+          <w:rFonts w:ascii="Times New Roman" w:eastAsia="Times New Roman" w:hAnsi="Times New Roman"/>
+          <w:sz w:val="28"/>
+        </w:rPr>
+        <w:t>Vue</w:t>
+      </w:r>
+      <w:r>
+        <w:rPr>
+          <w:rFonts w:ascii="Times New Roman" w:eastAsia="Times New Roman" w:hAnsi="Times New Roman"/>
+          <w:sz w:val="28"/>
+          <w:lang w:val="ru-RU"/>
+        </w:rPr>
+        <w:t xml:space="preserve"> 3 с поддержкой адаптивного дизайна.</w:t>
+      </w:r>
+    </w:p>
+    <w:p>
+      <w:pPr>
+        <w:pStyle w:val="a0"/>
+        <w:spacing w:before="0" w:after="0" w:line="360" w:lineRule="auto"/>
+        <w:ind w:firstLine="709"/>
+        <w:jc w:val="both"/>
+        <w:rPr>
+          <w:rFonts w:ascii="Times New Roman" w:eastAsia="Times New Roman" w:hAnsi="Times New Roman"/>
+          <w:sz w:val="28"/>
+          <w:lang w:val="ru-RU"/>
+        </w:rPr>
+      </w:pPr>
+      <w:r>
+        <w:rPr>
+          <w:rFonts w:ascii="Times New Roman" w:eastAsia="Times New Roman" w:hAnsi="Times New Roman"/>
+          <w:sz w:val="28"/>
+          <w:lang w:val="ru-RU"/>
+        </w:rPr>
+        <w:t xml:space="preserve">7. Реализовать механизмы аутентификации, авторизации и ролевого разграничения доступа на основе </w:t>
+      </w:r>
+      <w:r>
+        <w:rPr>
+          <w:rFonts w:ascii="Times New Roman" w:eastAsia="Times New Roman" w:hAnsi="Times New Roman"/>
+          <w:sz w:val="28"/>
+        </w:rPr>
+        <w:t>JWT</w:t>
+      </w:r>
+      <w:r>
+        <w:rPr>
+          <w:rFonts w:ascii="Times New Roman" w:eastAsia="Times New Roman" w:hAnsi="Times New Roman"/>
+          <w:sz w:val="28"/>
+          <w:lang w:val="ru-RU"/>
+        </w:rPr>
+        <w:t xml:space="preserve"> и </w:t>
+      </w:r>
+      <w:r>
+        <w:rPr>
+          <w:rFonts w:ascii="Times New Roman" w:eastAsia="Times New Roman" w:hAnsi="Times New Roman"/>
+          <w:sz w:val="28"/>
+        </w:rPr>
+        <w:t>RBAC</w:t>
+      </w:r>
+      <w:r>
+        <w:rPr>
+          <w:rFonts w:ascii="Times New Roman" w:eastAsia="Times New Roman" w:hAnsi="Times New Roman"/>
+          <w:sz w:val="28"/>
+          <w:lang w:val="ru-RU"/>
+        </w:rPr>
+        <w:t>.</w:t>
+      </w:r>
+    </w:p>
+    <w:p>
+      <w:pPr>
+        <w:pStyle w:val="a0"/>
+        <w:spacing w:before="0" w:after="0" w:line="360" w:lineRule="auto"/>
+        <w:ind w:firstLine="709"/>
+        <w:jc w:val="both"/>
+        <w:rPr>
+          <w:rFonts w:ascii="Times New Roman" w:eastAsia="Times New Roman" w:hAnsi="Times New Roman"/>
+          <w:sz w:val="28"/>
+          <w:lang w:val="ru-RU"/>
+        </w:rPr>
+      </w:pPr>
+      <w:r>
+        <w:rPr>
+          <w:rFonts w:ascii="Times New Roman" w:eastAsia="Times New Roman" w:hAnsi="Times New Roman"/>
+          <w:sz w:val="28"/>
+          <w:lang w:val="ru-RU"/>
+        </w:rPr>
+        <w:lastRenderedPageBreak/>
+        <w:t xml:space="preserve">8. Обеспечить интеграцию модулей приложения, системы хранения файлов </w:t>
+      </w:r>
+      <w:proofErr w:type="spellStart"/>
+      <w:r>
+        <w:rPr>
+          <w:rFonts w:ascii="Times New Roman" w:eastAsia="Times New Roman" w:hAnsi="Times New Roman"/>
+          <w:sz w:val="28"/>
+        </w:rPr>
+        <w:t>MinIO</w:t>
+      </w:r>
+      <w:proofErr w:type="spellEnd"/>
+      <w:r>
+        <w:rPr>
+          <w:rFonts w:ascii="Times New Roman" w:eastAsia="Times New Roman" w:hAnsi="Times New Roman"/>
+          <w:sz w:val="28"/>
+          <w:lang w:val="ru-RU"/>
+        </w:rPr>
+        <w:t xml:space="preserve"> и инфраструктурных компонентов </w:t>
+      </w:r>
+      <w:r>
+        <w:rPr>
+          <w:rFonts w:ascii="Times New Roman" w:eastAsia="Times New Roman" w:hAnsi="Times New Roman"/>
+          <w:sz w:val="28"/>
+        </w:rPr>
+        <w:t>Docker</w:t>
+      </w:r>
+      <w:r>
+        <w:rPr>
+          <w:rFonts w:ascii="Times New Roman" w:eastAsia="Times New Roman" w:hAnsi="Times New Roman"/>
+          <w:sz w:val="28"/>
+          <w:lang w:val="ru-RU"/>
+        </w:rPr>
+        <w:t xml:space="preserve"> </w:t>
+      </w:r>
+      <w:r>
+        <w:rPr>
+          <w:rFonts w:ascii="Times New Roman" w:eastAsia="Times New Roman" w:hAnsi="Times New Roman"/>
+          <w:sz w:val="28"/>
+        </w:rPr>
+        <w:t>Compose</w:t>
+      </w:r>
+      <w:r>
+        <w:rPr>
+          <w:rFonts w:ascii="Times New Roman" w:eastAsia="Times New Roman" w:hAnsi="Times New Roman"/>
+          <w:sz w:val="28"/>
+          <w:lang w:val="ru-RU"/>
+        </w:rPr>
+        <w:t xml:space="preserve"> и </w:t>
+      </w:r>
+      <w:r>
+        <w:rPr>
+          <w:rFonts w:ascii="Times New Roman" w:eastAsia="Times New Roman" w:hAnsi="Times New Roman"/>
+          <w:sz w:val="28"/>
+        </w:rPr>
+        <w:t>Nginx</w:t>
+      </w:r>
+      <w:r>
+        <w:rPr>
+          <w:rFonts w:ascii="Times New Roman" w:eastAsia="Times New Roman" w:hAnsi="Times New Roman"/>
+          <w:sz w:val="28"/>
+          <w:lang w:val="ru-RU"/>
+        </w:rPr>
+        <w:t>.</w:t>
+      </w:r>
+    </w:p>
+    <w:p>
+      <w:pPr>
+        <w:pStyle w:val="a0"/>
+        <w:spacing w:before="0" w:after="0" w:line="360" w:lineRule="auto"/>
+        <w:ind w:firstLine="709"/>
+        <w:jc w:val="both"/>
+        <w:rPr>
+          <w:rFonts w:ascii="Times New Roman" w:eastAsia="Times New Roman" w:hAnsi="Times New Roman"/>
+          <w:sz w:val="28"/>
+          <w:lang w:val="ru-RU"/>
+        </w:rPr>
+      </w:pPr>
+      <w:r>
+        <w:rPr>
+          <w:rFonts w:ascii="Times New Roman" w:eastAsia="Times New Roman" w:hAnsi="Times New Roman"/>
+          <w:sz w:val="28"/>
+          <w:lang w:val="ru-RU"/>
+        </w:rPr>
+        <w:t>9. Разработать систему поиска, фильтрации, бронирования и учёта операций выдачи литературы.</w:t>
+      </w:r>
+    </w:p>
+    <w:p>
+      <w:pPr>
+        <w:pStyle w:val="a0"/>
+        <w:spacing w:before="0" w:after="0" w:line="360" w:lineRule="auto"/>
+        <w:ind w:firstLine="709"/>
+        <w:jc w:val="both"/>
+        <w:rPr>
+          <w:rFonts w:ascii="Times New Roman" w:eastAsia="Times New Roman" w:hAnsi="Times New Roman"/>
+          <w:sz w:val="28"/>
+          <w:lang w:val="ru-RU"/>
+        </w:rPr>
+      </w:pPr>
+      <w:r>
+        <w:rPr>
+          <w:rFonts w:ascii="Times New Roman" w:eastAsia="Times New Roman" w:hAnsi="Times New Roman"/>
+          <w:sz w:val="28"/>
+          <w:lang w:val="ru-RU"/>
+        </w:rPr>
+        <w:t>10. Выполнить функциональное и структурное тестирование программного обеспечения.</w:t>
+      </w:r>
+    </w:p>
+    <w:p>
+      <w:pPr>
+        <w:pStyle w:val="a0"/>
+        <w:spacing w:before="0" w:after="0" w:line="360" w:lineRule="auto"/>
+        <w:ind w:firstLine="709"/>
+        <w:jc w:val="both"/>
+        <w:rPr>
+          <w:rFonts w:ascii="Times New Roman" w:eastAsia="Times New Roman" w:hAnsi="Times New Roman"/>
+          <w:sz w:val="28"/>
+          <w:lang w:val="ru-RU"/>
+        </w:rPr>
+      </w:pPr>
+      <w:r>
+        <w:rPr>
+          <w:rFonts w:ascii="Times New Roman" w:eastAsia="Times New Roman" w:hAnsi="Times New Roman"/>
+          <w:sz w:val="28"/>
+          <w:lang w:val="ru-RU"/>
+        </w:rPr>
+        <w:t>11. Оценить эксплуатационные характеристики разработанной системы.</w:t>
+      </w:r>
+    </w:p>
+    <w:p>
+      <w:pPr>
+        <w:pStyle w:val="a0"/>
+        <w:spacing w:before="0" w:after="0" w:line="360" w:lineRule="auto"/>
+        <w:ind w:firstLine="709"/>
+        <w:jc w:val="both"/>
+        <w:rPr>
+          <w:rFonts w:ascii="Times New Roman" w:eastAsia="Times New Roman" w:hAnsi="Times New Roman"/>
+          <w:sz w:val="28"/>
+          <w:lang w:val="ru-RU"/>
+        </w:rPr>
+      </w:pPr>
+      <w:r>
+        <w:rPr>
+          <w:rFonts w:ascii="Times New Roman" w:eastAsia="Times New Roman" w:hAnsi="Times New Roman"/>
+          <w:sz w:val="28"/>
+          <w:lang w:val="ru-RU"/>
+        </w:rPr>
+        <w:t>12. Разработать руководство системного программиста и руководство оператора.</w:t>
       </w:r>
     </w:p>
     <w:p>
@@ -492,20 +1350,582 @@
       <w:r>
         <w:rPr>
           <w:rFonts w:ascii="Times New Roman" w:eastAsia="Times New Roman" w:hAnsi="Times New Roman"/>
+          <w:sz w:val="28"/>
+          <w:lang w:val="ru-RU"/>
+        </w:rPr>
+        <w:t>13. Рассмотреть вопросы охраны труда и безопасности жизнедеятельности при эксплуатации программного обеспечения.</w:t>
+      </w:r>
+    </w:p>
+    <w:p>
+      <w:pPr>
+        <w:pStyle w:val="a0"/>
+        <w:spacing w:before="0" w:after="0" w:line="360" w:lineRule="auto"/>
+        <w:ind w:firstLine="709"/>
+        <w:jc w:val="both"/>
+        <w:rPr>
+          <w:rFonts w:ascii="Times New Roman" w:eastAsia="Times New Roman" w:hAnsi="Times New Roman"/>
+          <w:sz w:val="28"/>
+          <w:lang w:val="ru-RU"/>
+        </w:rPr>
+      </w:pPr>
+      <w:r>
+        <w:rPr>
+          <w:rFonts w:ascii="Times New Roman" w:eastAsia="Times New Roman" w:hAnsi="Times New Roman"/>
+          <w:sz w:val="28"/>
+          <w:lang w:val="ru-RU"/>
+        </w:rPr>
+        <w:t>Актуальность темы обусловлена следующими факторами:</w:t>
+      </w:r>
+    </w:p>
+    <w:p>
+      <w:pPr>
+        <w:pStyle w:val="a0"/>
+        <w:spacing w:before="0" w:after="0" w:line="360" w:lineRule="auto"/>
+        <w:ind w:firstLine="709"/>
+        <w:jc w:val="both"/>
+        <w:rPr>
+          <w:rFonts w:ascii="Times New Roman" w:eastAsia="Times New Roman" w:hAnsi="Times New Roman"/>
+          <w:sz w:val="28"/>
+          <w:lang w:val="ru-RU"/>
+        </w:rPr>
+      </w:pPr>
+      <w:r>
+        <w:rPr>
+          <w:rFonts w:ascii="Times New Roman" w:eastAsia="Times New Roman" w:hAnsi="Times New Roman"/>
+          <w:sz w:val="28"/>
+          <w:lang w:val="ru-RU"/>
+        </w:rPr>
+        <w:t>1. Необходимость цифровизации библиотечных процессов: современные библиотеки нуждаются в автоматизированных системах, обеспечивающих быстрое управление книжным фондом и сокращение объёма ручной работы сотрудников.</w:t>
+      </w:r>
+    </w:p>
+    <w:p>
+      <w:pPr>
+        <w:pStyle w:val="a0"/>
+        <w:spacing w:before="0" w:after="0" w:line="360" w:lineRule="auto"/>
+        <w:ind w:firstLine="709"/>
+        <w:jc w:val="both"/>
+        <w:rPr>
+          <w:rFonts w:ascii="Times New Roman" w:eastAsia="Times New Roman" w:hAnsi="Times New Roman"/>
+          <w:sz w:val="28"/>
+          <w:lang w:val="ru-RU"/>
+        </w:rPr>
+      </w:pPr>
+      <w:r>
+        <w:rPr>
+          <w:rFonts w:ascii="Times New Roman" w:eastAsia="Times New Roman" w:hAnsi="Times New Roman"/>
+          <w:sz w:val="28"/>
+          <w:lang w:val="ru-RU"/>
+        </w:rPr>
+        <w:t>2. Рост требований к удобству взаимодействия пользователей с библиотечными сервисами: читателям необходим доступ к электронному каталогу, бронированию литературы, истории операций и персонализированным рекомендациям.</w:t>
+      </w:r>
+    </w:p>
+    <w:p>
+      <w:pPr>
+        <w:pStyle w:val="a0"/>
+        <w:spacing w:before="0" w:after="0" w:line="360" w:lineRule="auto"/>
+        <w:ind w:firstLine="709"/>
+        <w:jc w:val="both"/>
+        <w:rPr>
+          <w:rFonts w:ascii="Times New Roman" w:eastAsia="Times New Roman" w:hAnsi="Times New Roman"/>
+          <w:sz w:val="28"/>
+          <w:lang w:val="ru-RU"/>
+        </w:rPr>
+      </w:pPr>
+      <w:r>
+        <w:rPr>
+          <w:rFonts w:ascii="Times New Roman" w:eastAsia="Times New Roman" w:hAnsi="Times New Roman"/>
+          <w:sz w:val="28"/>
+          <w:lang w:val="ru-RU"/>
+        </w:rPr>
+        <w:t>3. Необходимость централизованного хранения и защиты данных: библиотечные учреждения нуждаются в безопасных системах хранения информации с разграничением прав доступа и механизмами резервирования.</w:t>
+      </w:r>
+    </w:p>
+    <w:p>
+      <w:pPr>
+        <w:pStyle w:val="a0"/>
+        <w:spacing w:before="0" w:after="0" w:line="360" w:lineRule="auto"/>
+        <w:ind w:firstLine="709"/>
+        <w:jc w:val="both"/>
+        <w:rPr>
+          <w:rFonts w:ascii="Times New Roman" w:eastAsia="Times New Roman" w:hAnsi="Times New Roman"/>
+          <w:sz w:val="28"/>
+          <w:lang w:val="ru-RU"/>
+        </w:rPr>
+      </w:pPr>
+      <w:r>
+        <w:rPr>
+          <w:rFonts w:ascii="Times New Roman" w:eastAsia="Times New Roman" w:hAnsi="Times New Roman"/>
+          <w:sz w:val="28"/>
+          <w:lang w:val="ru-RU"/>
+        </w:rPr>
+        <w:t xml:space="preserve">4. Использование современных веб-технологий: применение </w:t>
+      </w:r>
+      <w:r>
+        <w:rPr>
+          <w:rFonts w:ascii="Times New Roman" w:eastAsia="Times New Roman" w:hAnsi="Times New Roman"/>
+          <w:sz w:val="28"/>
+        </w:rPr>
+        <w:t>Vue</w:t>
+      </w:r>
+      <w:r>
+        <w:rPr>
+          <w:rFonts w:ascii="Times New Roman" w:eastAsia="Times New Roman" w:hAnsi="Times New Roman"/>
+          <w:sz w:val="28"/>
+          <w:lang w:val="ru-RU"/>
+        </w:rPr>
+        <w:t xml:space="preserve"> 3, </w:t>
+      </w:r>
+      <w:r>
+        <w:rPr>
+          <w:rFonts w:ascii="Times New Roman" w:eastAsia="Times New Roman" w:hAnsi="Times New Roman"/>
+          <w:sz w:val="28"/>
+        </w:rPr>
+        <w:t>Express</w:t>
+      </w:r>
+      <w:r>
+        <w:rPr>
+          <w:rFonts w:ascii="Times New Roman" w:eastAsia="Times New Roman" w:hAnsi="Times New Roman"/>
+          <w:sz w:val="28"/>
+          <w:lang w:val="ru-RU"/>
+        </w:rPr>
+        <w:t>.</w:t>
+      </w:r>
+      <w:proofErr w:type="spellStart"/>
+      <w:r>
+        <w:rPr>
+          <w:rFonts w:ascii="Times New Roman" w:eastAsia="Times New Roman" w:hAnsi="Times New Roman"/>
+          <w:sz w:val="28"/>
+        </w:rPr>
+        <w:t>js</w:t>
+      </w:r>
+      <w:proofErr w:type="spellEnd"/>
+      <w:r>
+        <w:rPr>
+          <w:rFonts w:ascii="Times New Roman" w:eastAsia="Times New Roman" w:hAnsi="Times New Roman"/>
+          <w:sz w:val="28"/>
+          <w:lang w:val="ru-RU"/>
+        </w:rPr>
+        <w:t xml:space="preserve">, </w:t>
+      </w:r>
+      <w:r>
+        <w:rPr>
+          <w:rFonts w:ascii="Times New Roman" w:eastAsia="Times New Roman" w:hAnsi="Times New Roman"/>
+          <w:sz w:val="28"/>
+        </w:rPr>
+        <w:t>PostgreSQL</w:t>
+      </w:r>
+      <w:r>
+        <w:rPr>
+          <w:rFonts w:ascii="Times New Roman" w:eastAsia="Times New Roman" w:hAnsi="Times New Roman"/>
+          <w:sz w:val="28"/>
+          <w:lang w:val="ru-RU"/>
+        </w:rPr>
+        <w:t xml:space="preserve"> и </w:t>
+      </w:r>
+      <w:r>
+        <w:rPr>
+          <w:rFonts w:ascii="Times New Roman" w:eastAsia="Times New Roman" w:hAnsi="Times New Roman"/>
+          <w:sz w:val="28"/>
+        </w:rPr>
+        <w:t>Docker</w:t>
+      </w:r>
+      <w:r>
+        <w:rPr>
+          <w:rFonts w:ascii="Times New Roman" w:eastAsia="Times New Roman" w:hAnsi="Times New Roman"/>
+          <w:sz w:val="28"/>
+          <w:lang w:val="ru-RU"/>
+        </w:rPr>
+        <w:t xml:space="preserve"> </w:t>
+      </w:r>
+      <w:r>
+        <w:rPr>
+          <w:rFonts w:ascii="Times New Roman" w:eastAsia="Times New Roman" w:hAnsi="Times New Roman"/>
+          <w:sz w:val="28"/>
+        </w:rPr>
+        <w:t>Compose</w:t>
+      </w:r>
+      <w:r>
+        <w:rPr>
+          <w:rFonts w:ascii="Times New Roman" w:eastAsia="Times New Roman" w:hAnsi="Times New Roman"/>
+          <w:sz w:val="28"/>
+          <w:lang w:val="ru-RU"/>
+        </w:rPr>
+        <w:t xml:space="preserve"> позволяет создать масштабируемое </w:t>
+      </w:r>
+      <w:r>
+        <w:rPr>
+          <w:rFonts w:ascii="Times New Roman" w:eastAsia="Times New Roman" w:hAnsi="Times New Roman"/>
+          <w:sz w:val="28"/>
+          <w:lang w:val="ru-RU"/>
+        </w:rPr>
+        <w:lastRenderedPageBreak/>
+        <w:t>и расширяемое решение, соответствующее современным требованиям к веб-приложениям.</w:t>
+      </w:r>
+    </w:p>
+    <w:p>
+      <w:pPr>
+        <w:pStyle w:val="a0"/>
+        <w:spacing w:before="0" w:after="0" w:line="360" w:lineRule="auto"/>
+        <w:ind w:firstLine="709"/>
+        <w:jc w:val="both"/>
+        <w:rPr>
+          <w:rFonts w:ascii="Times New Roman" w:eastAsia="Times New Roman" w:hAnsi="Times New Roman"/>
+          <w:sz w:val="28"/>
+          <w:lang w:val="ru-RU"/>
+        </w:rPr>
+      </w:pPr>
+      <w:r>
+        <w:rPr>
+          <w:rFonts w:ascii="Times New Roman" w:eastAsia="Times New Roman" w:hAnsi="Times New Roman"/>
+          <w:sz w:val="28"/>
+          <w:lang w:val="ru-RU"/>
+        </w:rPr>
+        <w:t xml:space="preserve">5. Соответствие требованиям образовательной программы: разработка проекта позволяет продемонстрировать профессиональные компетенции в области проектирования программного обеспечения, разработки веб-приложений, баз данных и тестирования программных систем. </w:t>
+      </w:r>
+    </w:p>
+    <w:p>
+      <w:pPr>
+        <w:pStyle w:val="a0"/>
+        <w:spacing w:before="0" w:after="0" w:line="360" w:lineRule="auto"/>
+        <w:ind w:firstLine="709"/>
+        <w:jc w:val="both"/>
+        <w:rPr>
+          <w:rFonts w:ascii="Times New Roman" w:eastAsia="Times New Roman" w:hAnsi="Times New Roman"/>
+          <w:sz w:val="28"/>
+          <w:lang w:val="ru-RU"/>
+        </w:rPr>
+      </w:pPr>
+      <w:r>
+        <w:rPr>
+          <w:rFonts w:ascii="Times New Roman" w:eastAsia="Times New Roman" w:hAnsi="Times New Roman"/>
           <w:b/>
           <w:sz w:val="28"/>
           <w:lang w:val="ru-RU"/>
         </w:rPr>
+        <w:t>Научная и практическая новизна работы заключается в следующем</w:t>
+      </w:r>
+      <w:r>
+        <w:rPr>
+          <w:rFonts w:ascii="Times New Roman" w:eastAsia="Times New Roman" w:hAnsi="Times New Roman"/>
+          <w:sz w:val="28"/>
+          <w:lang w:val="ru-RU"/>
+        </w:rPr>
+        <w:t>:</w:t>
+      </w:r>
+    </w:p>
+    <w:p>
+      <w:pPr>
+        <w:pStyle w:val="a0"/>
+        <w:spacing w:before="0" w:after="0" w:line="360" w:lineRule="auto"/>
+        <w:ind w:firstLine="709"/>
+        <w:jc w:val="both"/>
+        <w:rPr>
+          <w:rFonts w:ascii="Times New Roman" w:eastAsia="Times New Roman" w:hAnsi="Times New Roman"/>
+          <w:sz w:val="28"/>
+          <w:lang w:val="ru-RU"/>
+        </w:rPr>
+      </w:pPr>
+      <w:r>
+        <w:rPr>
+          <w:rFonts w:ascii="Times New Roman" w:eastAsia="Times New Roman" w:hAnsi="Times New Roman"/>
+          <w:sz w:val="28"/>
+          <w:lang w:val="ru-RU"/>
+        </w:rPr>
+        <w:t>1. Разработка комплексной информационной системы библиотечного учёта с поддержкой нескольких ролей пользователей: читатель, редактор, администратор и супер-администратор.</w:t>
+      </w:r>
+    </w:p>
+    <w:p>
+      <w:pPr>
+        <w:pStyle w:val="a0"/>
+        <w:spacing w:before="0" w:after="0" w:line="360" w:lineRule="auto"/>
+        <w:ind w:firstLine="709"/>
+        <w:jc w:val="both"/>
+        <w:rPr>
+          <w:rFonts w:ascii="Times New Roman" w:eastAsia="Times New Roman" w:hAnsi="Times New Roman"/>
+          <w:sz w:val="28"/>
+          <w:lang w:val="ru-RU"/>
+        </w:rPr>
+      </w:pPr>
+      <w:r>
+        <w:rPr>
+          <w:rFonts w:ascii="Times New Roman" w:eastAsia="Times New Roman" w:hAnsi="Times New Roman"/>
+          <w:sz w:val="28"/>
+          <w:lang w:val="ru-RU"/>
+        </w:rPr>
+        <w:t>2. Реализация модульной клиент-серверной архитектуры на основе современных технологий веб-разработки, обеспечивающей масштабируемость и расширяемость системы.</w:t>
+      </w:r>
+    </w:p>
+    <w:p>
+      <w:pPr>
+        <w:pStyle w:val="a0"/>
+        <w:spacing w:before="0" w:after="0" w:line="360" w:lineRule="auto"/>
+        <w:ind w:firstLine="709"/>
+        <w:jc w:val="both"/>
+        <w:rPr>
+          <w:rFonts w:ascii="Times New Roman" w:eastAsia="Times New Roman" w:hAnsi="Times New Roman"/>
+          <w:sz w:val="28"/>
+          <w:lang w:val="ru-RU"/>
+        </w:rPr>
+      </w:pPr>
+      <w:r>
+        <w:rPr>
+          <w:rFonts w:ascii="Times New Roman" w:eastAsia="Times New Roman" w:hAnsi="Times New Roman"/>
+          <w:sz w:val="28"/>
+          <w:lang w:val="ru-RU"/>
+        </w:rPr>
+        <w:t xml:space="preserve">3. Интеграция системы хранения файлов </w:t>
+      </w:r>
+      <w:proofErr w:type="spellStart"/>
+      <w:r>
+        <w:rPr>
+          <w:rFonts w:ascii="Times New Roman" w:eastAsia="Times New Roman" w:hAnsi="Times New Roman"/>
+          <w:sz w:val="28"/>
+        </w:rPr>
+        <w:t>MinIO</w:t>
+      </w:r>
+      <w:proofErr w:type="spellEnd"/>
+      <w:r>
+        <w:rPr>
+          <w:rFonts w:ascii="Times New Roman" w:eastAsia="Times New Roman" w:hAnsi="Times New Roman"/>
+          <w:sz w:val="28"/>
+          <w:lang w:val="ru-RU"/>
+        </w:rPr>
+        <w:t xml:space="preserve"> для централизованного хранения изображений обложек книг и пользовательских аватаров.</w:t>
+      </w:r>
+    </w:p>
+    <w:p>
+      <w:pPr>
+        <w:pStyle w:val="a0"/>
+        <w:spacing w:before="0" w:after="0" w:line="360" w:lineRule="auto"/>
+        <w:ind w:firstLine="709"/>
+        <w:jc w:val="both"/>
+        <w:rPr>
+          <w:rFonts w:ascii="Times New Roman" w:eastAsia="Times New Roman" w:hAnsi="Times New Roman"/>
+          <w:sz w:val="28"/>
+          <w:lang w:val="ru-RU"/>
+        </w:rPr>
+      </w:pPr>
+      <w:r>
+        <w:rPr>
+          <w:rFonts w:ascii="Times New Roman" w:eastAsia="Times New Roman" w:hAnsi="Times New Roman"/>
+          <w:sz w:val="28"/>
+          <w:lang w:val="ru-RU"/>
+        </w:rPr>
+        <w:t>4. Реализация механизмов персонализированного взаимодействия пользователей с библиотекой: избранное, рекомендации, история операций и система уведомлений.</w:t>
+      </w:r>
+    </w:p>
+    <w:p>
+      <w:pPr>
+        <w:pStyle w:val="a0"/>
+        <w:spacing w:before="0" w:after="0" w:line="360" w:lineRule="auto"/>
+        <w:ind w:firstLine="709"/>
+        <w:jc w:val="both"/>
+        <w:rPr>
+          <w:rFonts w:ascii="Times New Roman" w:eastAsia="Times New Roman" w:hAnsi="Times New Roman"/>
+          <w:sz w:val="28"/>
+          <w:lang w:val="ru-RU"/>
+        </w:rPr>
+      </w:pPr>
+      <w:r>
+        <w:rPr>
+          <w:rFonts w:ascii="Times New Roman" w:eastAsia="Times New Roman" w:hAnsi="Times New Roman"/>
+          <w:sz w:val="28"/>
+          <w:lang w:val="ru-RU"/>
+        </w:rPr>
+        <w:t xml:space="preserve">5. Использование контейнеризации </w:t>
+      </w:r>
+      <w:r>
+        <w:rPr>
+          <w:rFonts w:ascii="Times New Roman" w:eastAsia="Times New Roman" w:hAnsi="Times New Roman"/>
+          <w:sz w:val="28"/>
+        </w:rPr>
+        <w:t>Docker</w:t>
+      </w:r>
+      <w:r>
+        <w:rPr>
+          <w:rFonts w:ascii="Times New Roman" w:eastAsia="Times New Roman" w:hAnsi="Times New Roman"/>
+          <w:sz w:val="28"/>
+          <w:lang w:val="ru-RU"/>
+        </w:rPr>
+        <w:t xml:space="preserve"> </w:t>
+      </w:r>
+      <w:r>
+        <w:rPr>
+          <w:rFonts w:ascii="Times New Roman" w:eastAsia="Times New Roman" w:hAnsi="Times New Roman"/>
+          <w:sz w:val="28"/>
+        </w:rPr>
+        <w:t>Compose</w:t>
+      </w:r>
+      <w:r>
+        <w:rPr>
+          <w:rFonts w:ascii="Times New Roman" w:eastAsia="Times New Roman" w:hAnsi="Times New Roman"/>
+          <w:sz w:val="28"/>
+          <w:lang w:val="ru-RU"/>
+        </w:rPr>
+        <w:t xml:space="preserve"> и </w:t>
+      </w:r>
+      <w:proofErr w:type="spellStart"/>
+      <w:r>
+        <w:rPr>
+          <w:rFonts w:ascii="Times New Roman" w:eastAsia="Times New Roman" w:hAnsi="Times New Roman"/>
+          <w:sz w:val="28"/>
+          <w:lang w:val="ru-RU"/>
+        </w:rPr>
+        <w:t>проксирования</w:t>
+      </w:r>
+      <w:proofErr w:type="spellEnd"/>
+      <w:r>
+        <w:rPr>
+          <w:rFonts w:ascii="Times New Roman" w:eastAsia="Times New Roman" w:hAnsi="Times New Roman"/>
+          <w:sz w:val="28"/>
+          <w:lang w:val="ru-RU"/>
+        </w:rPr>
+        <w:t xml:space="preserve"> через </w:t>
+      </w:r>
+      <w:r>
+        <w:rPr>
+          <w:rFonts w:ascii="Times New Roman" w:eastAsia="Times New Roman" w:hAnsi="Times New Roman"/>
+          <w:sz w:val="28"/>
+        </w:rPr>
+        <w:t>Nginx</w:t>
+      </w:r>
+      <w:r>
+        <w:rPr>
+          <w:rFonts w:ascii="Times New Roman" w:eastAsia="Times New Roman" w:hAnsi="Times New Roman"/>
+          <w:sz w:val="28"/>
+          <w:lang w:val="ru-RU"/>
+        </w:rPr>
+        <w:t xml:space="preserve"> для упрощения развёртывания и сопровождения системы.</w:t>
+      </w:r>
+    </w:p>
+    <w:p>
+      <w:pPr>
+        <w:pStyle w:val="a0"/>
+        <w:spacing w:before="0" w:after="0" w:line="360" w:lineRule="auto"/>
+        <w:ind w:firstLine="709"/>
+        <w:jc w:val="both"/>
+        <w:rPr>
+          <w:rFonts w:ascii="Times New Roman" w:hAnsi="Times New Roman" w:cs="Times New Roman"/>
+          <w:sz w:val="28"/>
+          <w:szCs w:val="28"/>
+          <w:lang w:val="ru-RU"/>
+        </w:rPr>
+      </w:pPr>
+      <w:r>
+        <w:rPr>
+          <w:rFonts w:ascii="Times New Roman" w:eastAsia="Times New Roman" w:hAnsi="Times New Roman"/>
+          <w:sz w:val="28"/>
+          <w:lang w:val="ru-RU"/>
+        </w:rPr>
+        <w:t xml:space="preserve">6. Реализация безопасной модели разграничения доступа </w:t>
+      </w:r>
+      <w:r>
+        <w:rPr>
+          <w:rFonts w:ascii="Times New Roman" w:eastAsia="Times New Roman" w:hAnsi="Times New Roman"/>
+          <w:sz w:val="28"/>
+        </w:rPr>
+        <w:t>RBAC</w:t>
+      </w:r>
+      <w:r>
+        <w:rPr>
+          <w:rFonts w:ascii="Times New Roman" w:eastAsia="Times New Roman" w:hAnsi="Times New Roman"/>
+          <w:sz w:val="28"/>
+          <w:lang w:val="ru-RU"/>
+        </w:rPr>
+        <w:t xml:space="preserve"> с использованием </w:t>
+      </w:r>
+      <w:r>
+        <w:rPr>
+          <w:rFonts w:ascii="Times New Roman" w:eastAsia="Times New Roman" w:hAnsi="Times New Roman"/>
+          <w:sz w:val="28"/>
+        </w:rPr>
+        <w:t>JWT</w:t>
+      </w:r>
+      <w:r>
+        <w:rPr>
+          <w:rFonts w:ascii="Times New Roman" w:eastAsia="Times New Roman" w:hAnsi="Times New Roman"/>
+          <w:sz w:val="28"/>
+          <w:lang w:val="ru-RU"/>
+        </w:rPr>
+        <w:t>-аутентификации и серверной проверки полномочий пользователей.</w:t>
+      </w:r>
+    </w:p>
+    <w:p>
+      <w:pPr>
+        <w:pStyle w:val="a0"/>
+        <w:spacing w:before="0" w:after="0" w:line="360" w:lineRule="auto"/>
+        <w:ind w:firstLine="709"/>
+        <w:jc w:val="both"/>
+        <w:rPr>
+          <w:rFonts w:ascii="Times New Roman" w:hAnsi="Times New Roman" w:cs="Times New Roman"/>
+          <w:sz w:val="28"/>
+          <w:szCs w:val="28"/>
+          <w:lang w:val="ru-RU"/>
+        </w:rPr>
+      </w:pPr>
+      <w:r>
+        <w:rPr>
+          <w:rFonts w:ascii="Times New Roman" w:eastAsia="Times New Roman" w:hAnsi="Times New Roman"/>
+          <w:b/>
+          <w:sz w:val="28"/>
+          <w:lang w:val="ru-RU"/>
+        </w:rPr>
+        <w:t>Структура работы</w:t>
+      </w:r>
+      <w:r>
+        <w:rPr>
+          <w:rFonts w:ascii="Times New Roman" w:eastAsia="Times New Roman" w:hAnsi="Times New Roman"/>
+          <w:sz w:val="28"/>
+          <w:lang w:val="ru-RU"/>
+        </w:rPr>
+        <w:t xml:space="preserve"> </w:t>
+      </w:r>
+      <w:r>
+        <w:rPr>
+          <w:rFonts w:ascii="Times New Roman" w:eastAsia="Times New Roman" w:hAnsi="Times New Roman"/>
+          <w:sz w:val="28"/>
+          <w:lang w:val="ru-RU"/>
+        </w:rPr>
+        <w:t>–</w:t>
+      </w:r>
+      <w:r>
+        <w:rPr>
+          <w:rFonts w:ascii="Times New Roman" w:eastAsia="Times New Roman" w:hAnsi="Times New Roman"/>
+          <w:sz w:val="28"/>
+          <w:lang w:val="ru-RU"/>
+        </w:rPr>
+        <w:t xml:space="preserve"> выпускная квалификационная работа состоит из введения, шести глав, заключения, списка использованных источников и приложений. Представленная структура обеспечивает последовательное </w:t>
+      </w:r>
+      <w:r>
+        <w:rPr>
+          <w:rFonts w:ascii="Times New Roman" w:eastAsia="Times New Roman" w:hAnsi="Times New Roman"/>
+          <w:sz w:val="28"/>
+          <w:lang w:val="ru-RU"/>
+        </w:rPr>
         <w:lastRenderedPageBreak/>
-        <w:t>Целью выпускной квалификационной работы</w:t>
-      </w:r>
-      <w:r>
-        <w:rPr>
-          <w:rFonts w:ascii="Times New Roman" w:eastAsia="Times New Roman" w:hAnsi="Times New Roman"/>
-          <w:sz w:val="28"/>
-          <w:lang w:val="ru-RU"/>
-        </w:rPr>
-        <w:t xml:space="preserve"> является разработка веб-приложения «</w:t>
+        <w:t>изложение материала от анализа предметной области и постановки задачи до разработки, тестирования и внедрения программного обеспечения.</w:t>
+      </w:r>
+    </w:p>
+    <w:p>
+      <w:pPr>
+        <w:pStyle w:val="a0"/>
+        <w:spacing w:before="0" w:after="0" w:line="360" w:lineRule="auto"/>
+        <w:ind w:firstLine="709"/>
+        <w:jc w:val="both"/>
+        <w:rPr>
+          <w:rFonts w:ascii="Times New Roman" w:hAnsi="Times New Roman" w:cs="Times New Roman"/>
+          <w:sz w:val="28"/>
+          <w:szCs w:val="28"/>
+          <w:lang w:val="ru-RU"/>
+        </w:rPr>
+      </w:pPr>
+      <w:r>
+        <w:rPr>
+          <w:rFonts w:ascii="Times New Roman" w:eastAsia="Times New Roman" w:hAnsi="Times New Roman"/>
+          <w:sz w:val="28"/>
+          <w:lang w:val="ru-RU"/>
+        </w:rPr>
+        <w:t>Глава 1 «Техническое задание» определяет нормативно-правовую основу разработки веб-приложения «</w:t>
       </w:r>
       <w:proofErr w:type="spellStart"/>
       <w:r>
@@ -522,68 +1942,59 @@
           <w:sz w:val="28"/>
           <w:lang w:val="ru-RU"/>
         </w:rPr>
-        <w:t>», обеспечивающего централизованное управление библиотечным фондом, автоматизацию процессов выдачи, возврата и бронирования книг, поддержку ролевой модели пользователей, хранение и обработку информации о читателях, а также предоставление персонализированного взаимодействия с библиотечной системой.</w:t>
-      </w:r>
-    </w:p>
-    <w:p>
-      <w:pPr>
-        <w:pStyle w:val="a0"/>
-        <w:spacing w:before="0" w:after="0" w:line="360" w:lineRule="auto"/>
-        <w:ind w:firstLine="709"/>
-        <w:jc w:val="both"/>
-        <w:rPr>
-          <w:rFonts w:ascii="Times New Roman" w:eastAsia="Times New Roman" w:hAnsi="Times New Roman"/>
-          <w:sz w:val="28"/>
-          <w:lang w:val="ru-RU"/>
-        </w:rPr>
-      </w:pPr>
-      <w:r>
-        <w:rPr>
-          <w:rFonts w:ascii="Times New Roman" w:eastAsia="Times New Roman" w:hAnsi="Times New Roman"/>
-          <w:sz w:val="28"/>
-          <w:lang w:val="ru-RU"/>
-        </w:rPr>
-        <w:t>Для достижения поставленной цели необходимо решить следующие задачи:</w:t>
-      </w:r>
-    </w:p>
-    <w:p>
-      <w:pPr>
-        <w:pStyle w:val="a0"/>
-        <w:spacing w:before="0" w:after="0" w:line="360" w:lineRule="auto"/>
-        <w:ind w:firstLine="709"/>
-        <w:jc w:val="both"/>
-        <w:rPr>
-          <w:rFonts w:ascii="Times New Roman" w:eastAsia="Times New Roman" w:hAnsi="Times New Roman"/>
-          <w:sz w:val="28"/>
-        </w:rPr>
-      </w:pPr>
-      <w:r>
-        <w:rPr>
-          <w:rFonts w:ascii="Times New Roman" w:eastAsia="Times New Roman" w:hAnsi="Times New Roman"/>
-          <w:sz w:val="28"/>
-          <w:lang w:val="ru-RU"/>
-        </w:rPr>
-        <w:t>1. Провести анализ предметной области библиотечного учёта и определить основные бизнес-процессы библиотеки.</w:t>
-      </w:r>
-    </w:p>
-    <w:p>
-      <w:pPr>
-        <w:pStyle w:val="a0"/>
-        <w:spacing w:before="0" w:after="0" w:line="360" w:lineRule="auto"/>
-        <w:ind w:firstLine="709"/>
-        <w:jc w:val="both"/>
-        <w:rPr>
-          <w:rFonts w:ascii="Times New Roman" w:eastAsia="Times New Roman" w:hAnsi="Times New Roman"/>
-          <w:sz w:val="28"/>
-        </w:rPr>
-      </w:pPr>
-      <w:r>
-        <w:rPr>
-          <w:rFonts w:ascii="Times New Roman" w:eastAsia="Times New Roman" w:hAnsi="Times New Roman"/>
-          <w:sz w:val="28"/>
-          <w:lang w:val="ru-RU"/>
-        </w:rPr>
-        <w:t>2. Сформулировать техническое задание на разработку веб-приложения «</w:t>
+        <w:t xml:space="preserve">». В данной главе формулируются цели и назначение приложения, требования к функциональным возможностям системы, архитектуре, безопасности, программному и техническому обеспечению. Отдельное внимание уделяется ролям пользователей, структуре интерфейса и функциональным требованиям к основным разделам приложения. Глава составлена в соответствии с требованиями ГОСТ 34.602–2020 и ГОСТ 19.201–78. </w:t>
+      </w:r>
+    </w:p>
+    <w:p>
+      <w:pPr>
+        <w:pStyle w:val="a0"/>
+        <w:spacing w:before="0" w:after="0" w:line="360" w:lineRule="auto"/>
+        <w:ind w:firstLine="709"/>
+        <w:jc w:val="both"/>
+        <w:rPr>
+          <w:rFonts w:ascii="Times New Roman" w:hAnsi="Times New Roman" w:cs="Times New Roman"/>
+          <w:sz w:val="28"/>
+          <w:szCs w:val="28"/>
+          <w:lang w:val="ru-RU"/>
+        </w:rPr>
+      </w:pPr>
+      <w:r>
+        <w:rPr>
+          <w:rFonts w:ascii="Times New Roman" w:eastAsia="Times New Roman" w:hAnsi="Times New Roman"/>
+          <w:sz w:val="28"/>
+          <w:lang w:val="ru-RU"/>
+        </w:rPr>
+        <w:t xml:space="preserve">Глава 2 «Проектирование и разработка программного обеспечения» посвящена анализу предметной области, проектированию архитектуры системы и реализации программных модулей. В главе рассматриваются алгоритмы работы системы библиотечного учёта, обосновывается выбор технологий </w:t>
+      </w:r>
+      <w:r>
+        <w:rPr>
+          <w:rFonts w:ascii="Times New Roman" w:eastAsia="Times New Roman" w:hAnsi="Times New Roman"/>
+          <w:sz w:val="28"/>
+        </w:rPr>
+        <w:t>Vue</w:t>
+      </w:r>
+      <w:r>
+        <w:rPr>
+          <w:rFonts w:ascii="Times New Roman" w:eastAsia="Times New Roman" w:hAnsi="Times New Roman"/>
+          <w:sz w:val="28"/>
+          <w:lang w:val="ru-RU"/>
+        </w:rPr>
+        <w:t xml:space="preserve"> 3, </w:t>
+      </w:r>
+      <w:r>
+        <w:rPr>
+          <w:rFonts w:ascii="Times New Roman" w:eastAsia="Times New Roman" w:hAnsi="Times New Roman"/>
+          <w:sz w:val="28"/>
+        </w:rPr>
+        <w:t>Express</w:t>
+      </w:r>
+      <w:r>
+        <w:rPr>
+          <w:rFonts w:ascii="Times New Roman" w:eastAsia="Times New Roman" w:hAnsi="Times New Roman"/>
+          <w:sz w:val="28"/>
+          <w:lang w:val="ru-RU"/>
+        </w:rPr>
+        <w:t>.</w:t>
       </w:r>
       <w:proofErr w:type="spellStart"/>
       <w:r>
@@ -591,419 +2002,334 @@
           <w:rFonts w:ascii="Times New Roman" w:eastAsia="Times New Roman" w:hAnsi="Times New Roman"/>
           <w:sz w:val="28"/>
         </w:rPr>
+        <w:t>js</w:t>
+      </w:r>
+      <w:proofErr w:type="spellEnd"/>
+      <w:r>
+        <w:rPr>
+          <w:rFonts w:ascii="Times New Roman" w:eastAsia="Times New Roman" w:hAnsi="Times New Roman"/>
+          <w:sz w:val="28"/>
+          <w:lang w:val="ru-RU"/>
+        </w:rPr>
+        <w:t xml:space="preserve">, </w:t>
+      </w:r>
+      <w:r>
+        <w:rPr>
+          <w:rFonts w:ascii="Times New Roman" w:eastAsia="Times New Roman" w:hAnsi="Times New Roman"/>
+          <w:sz w:val="28"/>
+        </w:rPr>
+        <w:t>PostgreSQL</w:t>
+      </w:r>
+      <w:r>
+        <w:rPr>
+          <w:rFonts w:ascii="Times New Roman" w:eastAsia="Times New Roman" w:hAnsi="Times New Roman"/>
+          <w:sz w:val="28"/>
+          <w:lang w:val="ru-RU"/>
+        </w:rPr>
+        <w:t xml:space="preserve"> и </w:t>
+      </w:r>
+      <w:r>
+        <w:rPr>
+          <w:rFonts w:ascii="Times New Roman" w:eastAsia="Times New Roman" w:hAnsi="Times New Roman"/>
+          <w:sz w:val="28"/>
+        </w:rPr>
+        <w:t>Prisma</w:t>
+      </w:r>
+      <w:r>
+        <w:rPr>
+          <w:rFonts w:ascii="Times New Roman" w:eastAsia="Times New Roman" w:hAnsi="Times New Roman"/>
+          <w:sz w:val="28"/>
+          <w:lang w:val="ru-RU"/>
+        </w:rPr>
+        <w:t xml:space="preserve"> </w:t>
+      </w:r>
+      <w:r>
+        <w:rPr>
+          <w:rFonts w:ascii="Times New Roman" w:eastAsia="Times New Roman" w:hAnsi="Times New Roman"/>
+          <w:sz w:val="28"/>
+        </w:rPr>
+        <w:t>ORM</w:t>
+      </w:r>
+      <w:r>
+        <w:rPr>
+          <w:rFonts w:ascii="Times New Roman" w:eastAsia="Times New Roman" w:hAnsi="Times New Roman"/>
+          <w:sz w:val="28"/>
+          <w:lang w:val="ru-RU"/>
+        </w:rPr>
+        <w:t xml:space="preserve">. Особое внимание уделяется проектированию базы данных, построению </w:t>
+      </w:r>
+      <w:r>
+        <w:rPr>
+          <w:rFonts w:ascii="Times New Roman" w:eastAsia="Times New Roman" w:hAnsi="Times New Roman"/>
+          <w:sz w:val="28"/>
+        </w:rPr>
+        <w:t>ER</w:t>
+      </w:r>
+      <w:r>
+        <w:rPr>
+          <w:rFonts w:ascii="Times New Roman" w:eastAsia="Times New Roman" w:hAnsi="Times New Roman"/>
+          <w:sz w:val="28"/>
+          <w:lang w:val="ru-RU"/>
+        </w:rPr>
+        <w:t xml:space="preserve">-диаграммы и разработке модулей каталога книг, системы бронирования, личного кабинета пользователя, административной панели и механизмов разграничения доступа. Содержание главы отражает выполнение профессиональных компетенций ПК 1.1–1.6, ПК 2.1–2.5 и ПК 11.1–11.4. </w:t>
+      </w:r>
+    </w:p>
+    <w:p>
+      <w:pPr>
+        <w:pStyle w:val="a0"/>
+        <w:spacing w:before="0" w:after="0" w:line="360" w:lineRule="auto"/>
+        <w:ind w:firstLine="709"/>
+        <w:jc w:val="both"/>
+        <w:rPr>
+          <w:rFonts w:ascii="Times New Roman" w:hAnsi="Times New Roman" w:cs="Times New Roman"/>
+          <w:sz w:val="28"/>
+          <w:szCs w:val="28"/>
+          <w:lang w:val="ru-RU"/>
+        </w:rPr>
+      </w:pPr>
+      <w:r>
+        <w:rPr>
+          <w:rFonts w:ascii="Times New Roman" w:eastAsia="Times New Roman" w:hAnsi="Times New Roman" w:cs="Times New Roman"/>
+          <w:sz w:val="28"/>
+          <w:szCs w:val="28"/>
+          <w:lang w:val="ru-RU"/>
+        </w:rPr>
+        <w:t xml:space="preserve">Глава 3 «Тестирование программного обеспечения» посвящена проверке работоспособности и надёжности разработанной системы. В главе рассматриваются методы функционального и структурного тестирования, выполняется проверка процессов авторизации, бронирования, выдачи и возврата книг, а также анализируется корректность ролевого разграничения доступа. Дополнительно оцениваются эксплуатационные характеристики системы: время отклика </w:t>
+      </w:r>
+      <w:r>
+        <w:rPr>
+          <w:rFonts w:ascii="Times New Roman" w:eastAsia="Times New Roman" w:hAnsi="Times New Roman" w:cs="Times New Roman"/>
+          <w:sz w:val="28"/>
+          <w:szCs w:val="28"/>
+        </w:rPr>
+        <w:t>API</w:t>
+      </w:r>
+      <w:r>
+        <w:rPr>
+          <w:rFonts w:ascii="Times New Roman" w:eastAsia="Times New Roman" w:hAnsi="Times New Roman" w:cs="Times New Roman"/>
+          <w:sz w:val="28"/>
+          <w:szCs w:val="28"/>
+          <w:lang w:val="ru-RU"/>
+        </w:rPr>
+        <w:t xml:space="preserve">, производительность интерфейса и корректность </w:t>
+      </w:r>
+      <w:r>
+        <w:rPr>
+          <w:rFonts w:ascii="Times New Roman" w:eastAsia="Times New Roman" w:hAnsi="Times New Roman" w:cs="Times New Roman"/>
+          <w:sz w:val="28"/>
+          <w:szCs w:val="28"/>
+          <w:lang w:val="ru-RU"/>
+        </w:rPr>
+        <w:lastRenderedPageBreak/>
+        <w:t>адаптивного отображения на различных устройствах. Данная глава демонстрирует освоение компетенций ПК 1.3, ПК 1.4, ПК 2.3, ПК 2.4 и ПК 4.2.</w:t>
+      </w:r>
+    </w:p>
+    <w:p>
+      <w:pPr>
+        <w:pStyle w:val="a0"/>
+        <w:spacing w:before="0" w:after="0" w:line="360" w:lineRule="auto"/>
+        <w:ind w:firstLine="709"/>
+        <w:jc w:val="both"/>
+        <w:rPr>
+          <w:rFonts w:ascii="Times New Roman" w:hAnsi="Times New Roman" w:cs="Times New Roman"/>
+          <w:sz w:val="28"/>
+          <w:szCs w:val="28"/>
+          <w:lang w:val="ru-RU"/>
+        </w:rPr>
+      </w:pPr>
+      <w:r>
+        <w:rPr>
+          <w:rFonts w:ascii="Times New Roman" w:eastAsia="Times New Roman" w:hAnsi="Times New Roman" w:cs="Times New Roman"/>
+          <w:sz w:val="28"/>
+          <w:szCs w:val="28"/>
+          <w:lang w:val="ru-RU"/>
+        </w:rPr>
+        <w:t xml:space="preserve">Глава 4 «Руководство системного программиста» содержит сведения, необходимые для установки, настройки и сопровождения веб-приложения. В данной главе описываются структура программного обеспечения, настройка </w:t>
+      </w:r>
+      <w:r>
+        <w:rPr>
+          <w:rFonts w:ascii="Times New Roman" w:eastAsia="Times New Roman" w:hAnsi="Times New Roman" w:cs="Times New Roman"/>
+          <w:sz w:val="28"/>
+          <w:szCs w:val="28"/>
+        </w:rPr>
+        <w:t>Docker</w:t>
+      </w:r>
+      <w:r>
+        <w:rPr>
+          <w:rFonts w:ascii="Times New Roman" w:eastAsia="Times New Roman" w:hAnsi="Times New Roman" w:cs="Times New Roman"/>
+          <w:sz w:val="28"/>
+          <w:szCs w:val="28"/>
+          <w:lang w:val="ru-RU"/>
+        </w:rPr>
+        <w:t xml:space="preserve"> </w:t>
+      </w:r>
+      <w:r>
+        <w:rPr>
+          <w:rFonts w:ascii="Times New Roman" w:eastAsia="Times New Roman" w:hAnsi="Times New Roman" w:cs="Times New Roman"/>
+          <w:sz w:val="28"/>
+          <w:szCs w:val="28"/>
+        </w:rPr>
+        <w:t>Compose</w:t>
+      </w:r>
+      <w:r>
+        <w:rPr>
+          <w:rFonts w:ascii="Times New Roman" w:eastAsia="Times New Roman" w:hAnsi="Times New Roman" w:cs="Times New Roman"/>
+          <w:sz w:val="28"/>
+          <w:szCs w:val="28"/>
+          <w:lang w:val="ru-RU"/>
+        </w:rPr>
+        <w:t xml:space="preserve">, </w:t>
+      </w:r>
+      <w:r>
+        <w:rPr>
+          <w:rFonts w:ascii="Times New Roman" w:eastAsia="Times New Roman" w:hAnsi="Times New Roman" w:cs="Times New Roman"/>
+          <w:sz w:val="28"/>
+          <w:szCs w:val="28"/>
+        </w:rPr>
+        <w:t>Nginx</w:t>
+      </w:r>
+      <w:r>
+        <w:rPr>
+          <w:rFonts w:ascii="Times New Roman" w:eastAsia="Times New Roman" w:hAnsi="Times New Roman" w:cs="Times New Roman"/>
+          <w:sz w:val="28"/>
+          <w:szCs w:val="28"/>
+          <w:lang w:val="ru-RU"/>
+        </w:rPr>
+        <w:t xml:space="preserve">, </w:t>
+      </w:r>
+      <w:r>
+        <w:rPr>
+          <w:rFonts w:ascii="Times New Roman" w:eastAsia="Times New Roman" w:hAnsi="Times New Roman" w:cs="Times New Roman"/>
+          <w:sz w:val="28"/>
+          <w:szCs w:val="28"/>
+        </w:rPr>
+        <w:t>PostgreSQL</w:t>
+      </w:r>
+      <w:r>
+        <w:rPr>
+          <w:rFonts w:ascii="Times New Roman" w:eastAsia="Times New Roman" w:hAnsi="Times New Roman" w:cs="Times New Roman"/>
+          <w:sz w:val="28"/>
+          <w:szCs w:val="28"/>
+          <w:lang w:val="ru-RU"/>
+        </w:rPr>
+        <w:t xml:space="preserve"> и </w:t>
+      </w:r>
+      <w:proofErr w:type="spellStart"/>
+      <w:r>
+        <w:rPr>
+          <w:rFonts w:ascii="Times New Roman" w:eastAsia="Times New Roman" w:hAnsi="Times New Roman" w:cs="Times New Roman"/>
+          <w:sz w:val="28"/>
+          <w:szCs w:val="28"/>
+        </w:rPr>
+        <w:t>MinIO</w:t>
+      </w:r>
+      <w:proofErr w:type="spellEnd"/>
+      <w:r>
+        <w:rPr>
+          <w:rFonts w:ascii="Times New Roman" w:eastAsia="Times New Roman" w:hAnsi="Times New Roman" w:cs="Times New Roman"/>
+          <w:sz w:val="28"/>
+          <w:szCs w:val="28"/>
+          <w:lang w:val="ru-RU"/>
+        </w:rPr>
+        <w:t>, процедуры запуска приложения и резервного копирования базы данных. Руководство разработано в соответствии с требованиями ЕСПД и подтверждает выполнение компетенций ПК 4.1, ПК 4.3 и ПК 11.5.</w:t>
+      </w:r>
+    </w:p>
+    <w:p>
+      <w:pPr>
+        <w:pStyle w:val="a0"/>
+        <w:spacing w:before="0" w:after="0" w:line="360" w:lineRule="auto"/>
+        <w:ind w:firstLine="709"/>
+        <w:jc w:val="both"/>
+        <w:rPr>
+          <w:rFonts w:ascii="Times New Roman" w:hAnsi="Times New Roman" w:cs="Times New Roman"/>
+          <w:sz w:val="28"/>
+          <w:szCs w:val="28"/>
+          <w:lang w:val="ru-RU"/>
+        </w:rPr>
+      </w:pPr>
+      <w:r>
+        <w:rPr>
+          <w:rFonts w:ascii="Times New Roman" w:eastAsia="Times New Roman" w:hAnsi="Times New Roman" w:cs="Times New Roman"/>
+          <w:sz w:val="28"/>
+          <w:szCs w:val="28"/>
+          <w:lang w:val="ru-RU"/>
+        </w:rPr>
+        <w:t>Глава 5 «Руководство оператора» предназначена для конечных пользователей системы. В главе приводятся инструкции по работе с каталогом книг, бронированием литературы, управлением профилем пользователя, обработкой выдач и возвратов, а также использованием административной панели и системы уведомлений. Наличие данного руководства обеспечивает практическую применимость разработанного программного обеспечения.</w:t>
+      </w:r>
+    </w:p>
+    <w:p>
+      <w:pPr>
+        <w:pStyle w:val="a0"/>
+        <w:spacing w:before="0" w:after="0" w:line="360" w:lineRule="auto"/>
+        <w:ind w:firstLine="709"/>
+        <w:jc w:val="both"/>
+        <w:rPr>
+          <w:rFonts w:ascii="Times New Roman" w:hAnsi="Times New Roman" w:cs="Times New Roman"/>
+          <w:sz w:val="28"/>
+          <w:szCs w:val="28"/>
+          <w:lang w:val="ru-RU"/>
+        </w:rPr>
+      </w:pPr>
+      <w:r>
+        <w:rPr>
+          <w:rFonts w:ascii="Times New Roman" w:eastAsia="Times New Roman" w:hAnsi="Times New Roman" w:cs="Times New Roman"/>
+          <w:sz w:val="28"/>
+          <w:szCs w:val="28"/>
+          <w:lang w:val="ru-RU"/>
+        </w:rPr>
+        <w:t>Глава 6 «Охрана труда и безопасность жизнедеятельности» рассматривает вопросы безопасной эксплуатации компьютерной техники и программного обеспечения. Анализируются требования к организации рабочего места, режиму труда и отдыха, электробезопасности, а также факторы, влияющие на безопасность пользователей при длительной работе за персональным компьютером.</w:t>
+      </w:r>
+    </w:p>
+    <w:p>
+      <w:pPr>
+        <w:pStyle w:val="a0"/>
+        <w:spacing w:before="0" w:after="0" w:line="360" w:lineRule="auto"/>
+        <w:ind w:firstLine="709"/>
+        <w:jc w:val="both"/>
+        <w:rPr>
+          <w:rFonts w:ascii="Times New Roman" w:hAnsi="Times New Roman" w:cs="Times New Roman"/>
+          <w:sz w:val="28"/>
+          <w:szCs w:val="28"/>
+          <w:lang w:val="ru-RU"/>
+        </w:rPr>
+      </w:pPr>
+      <w:r>
+        <w:rPr>
+          <w:rFonts w:ascii="Times New Roman" w:eastAsia="Times New Roman" w:hAnsi="Times New Roman" w:cs="Times New Roman"/>
+          <w:sz w:val="28"/>
+          <w:szCs w:val="28"/>
+          <w:lang w:val="ru-RU"/>
+        </w:rPr>
+        <w:t>Заключение содержит оценку результатов выполненной работы, анализ степени достижения поставленной цели и решения поставленных задач. В заключении подтверждается практическая значимость разработанного веб-</w:t>
+      </w:r>
+      <w:r>
+        <w:rPr>
+          <w:rFonts w:ascii="Times New Roman" w:eastAsia="Times New Roman" w:hAnsi="Times New Roman" w:cs="Times New Roman"/>
+          <w:sz w:val="28"/>
+          <w:szCs w:val="28"/>
+          <w:lang w:val="ru-RU"/>
+        </w:rPr>
+        <w:lastRenderedPageBreak/>
+        <w:t>приложения «</w:t>
+      </w:r>
+      <w:proofErr w:type="spellStart"/>
+      <w:r>
+        <w:rPr>
+          <w:rFonts w:ascii="Times New Roman" w:eastAsia="Times New Roman" w:hAnsi="Times New Roman" w:cs="Times New Roman"/>
+          <w:sz w:val="28"/>
+          <w:szCs w:val="28"/>
+        </w:rPr>
         <w:t>TopLibrary</w:t>
       </w:r>
       <w:proofErr w:type="spellEnd"/>
       <w:r>
         <w:rPr>
-          <w:rFonts w:ascii="Times New Roman" w:eastAsia="Times New Roman" w:hAnsi="Times New Roman"/>
-          <w:sz w:val="28"/>
-          <w:lang w:val="ru-RU"/>
-        </w:rPr>
-        <w:t>» в соответствии с требованиями ГОСТ.</w:t>
-      </w:r>
-    </w:p>
-    <w:p>
-      <w:pPr>
-        <w:pStyle w:val="a0"/>
-        <w:spacing w:before="0" w:after="0" w:line="360" w:lineRule="auto"/>
-        <w:ind w:firstLine="709"/>
-        <w:jc w:val="both"/>
-        <w:rPr>
-          <w:rFonts w:ascii="Times New Roman" w:eastAsia="Times New Roman" w:hAnsi="Times New Roman"/>
-          <w:sz w:val="28"/>
-        </w:rPr>
-      </w:pPr>
-      <w:r>
-        <w:rPr>
-          <w:rFonts w:ascii="Times New Roman" w:eastAsia="Times New Roman" w:hAnsi="Times New Roman"/>
-          <w:sz w:val="28"/>
-          <w:lang w:val="ru-RU"/>
-        </w:rPr>
-        <w:t>3. Обосновать выбор архитектуры, инструментов и технологий разработки клиентской и серверной частей приложения.</w:t>
-      </w:r>
-    </w:p>
-    <w:p>
-      <w:pPr>
-        <w:pStyle w:val="a0"/>
-        <w:spacing w:before="0" w:after="0" w:line="360" w:lineRule="auto"/>
-        <w:ind w:firstLine="709"/>
-        <w:jc w:val="both"/>
-        <w:rPr>
-          <w:rFonts w:ascii="Times New Roman" w:eastAsia="Times New Roman" w:hAnsi="Times New Roman"/>
-          <w:sz w:val="28"/>
-        </w:rPr>
-      </w:pPr>
-      <w:r>
-        <w:rPr>
-          <w:rFonts w:ascii="Times New Roman" w:eastAsia="Times New Roman" w:hAnsi="Times New Roman"/>
-          <w:sz w:val="28"/>
-          <w:lang w:val="ru-RU"/>
-        </w:rPr>
-        <w:t xml:space="preserve">4. Разработать инфологическую и </w:t>
-      </w:r>
-      <w:proofErr w:type="spellStart"/>
-      <w:r>
-        <w:rPr>
-          <w:rFonts w:ascii="Times New Roman" w:eastAsia="Times New Roman" w:hAnsi="Times New Roman"/>
-          <w:sz w:val="28"/>
-          <w:lang w:val="ru-RU"/>
-        </w:rPr>
-        <w:t>даталогическую</w:t>
-      </w:r>
-      <w:proofErr w:type="spellEnd"/>
-      <w:r>
-        <w:rPr>
-          <w:rFonts w:ascii="Times New Roman" w:eastAsia="Times New Roman" w:hAnsi="Times New Roman"/>
-          <w:sz w:val="28"/>
-          <w:lang w:val="ru-RU"/>
-        </w:rPr>
-        <w:t xml:space="preserve"> модели базы данных для хранения информации о книгах, пользователях, экземплярах, бронированиях, выдачах и отзывах.</w:t>
-      </w:r>
-    </w:p>
-    <w:p>
-      <w:pPr>
-        <w:pStyle w:val="a0"/>
-        <w:spacing w:before="0" w:after="0" w:line="360" w:lineRule="auto"/>
-        <w:ind w:firstLine="709"/>
-        <w:jc w:val="both"/>
-        <w:rPr>
-          <w:rFonts w:ascii="Times New Roman" w:eastAsia="Times New Roman" w:hAnsi="Times New Roman"/>
-          <w:sz w:val="28"/>
-        </w:rPr>
-      </w:pPr>
-      <w:r>
-        <w:rPr>
-          <w:rFonts w:ascii="Times New Roman" w:eastAsia="Times New Roman" w:hAnsi="Times New Roman"/>
-          <w:sz w:val="28"/>
-          <w:lang w:val="ru-RU"/>
-        </w:rPr>
-        <w:t xml:space="preserve">5. Реализовать серверную часть приложения на базе </w:t>
-      </w:r>
-      <w:r>
-        <w:rPr>
-          <w:rFonts w:ascii="Times New Roman" w:eastAsia="Times New Roman" w:hAnsi="Times New Roman"/>
-          <w:sz w:val="28"/>
-        </w:rPr>
-        <w:t>Express</w:t>
-      </w:r>
-      <w:r>
-        <w:rPr>
-          <w:rFonts w:ascii="Times New Roman" w:eastAsia="Times New Roman" w:hAnsi="Times New Roman"/>
-          <w:sz w:val="28"/>
-          <w:lang w:val="ru-RU"/>
-        </w:rPr>
-        <w:t>.</w:t>
-      </w:r>
-      <w:proofErr w:type="spellStart"/>
-      <w:r>
-        <w:rPr>
-          <w:rFonts w:ascii="Times New Roman" w:eastAsia="Times New Roman" w:hAnsi="Times New Roman"/>
-          <w:sz w:val="28"/>
-        </w:rPr>
-        <w:t>js</w:t>
-      </w:r>
-      <w:proofErr w:type="spellEnd"/>
-      <w:r>
-        <w:rPr>
-          <w:rFonts w:ascii="Times New Roman" w:eastAsia="Times New Roman" w:hAnsi="Times New Roman"/>
-          <w:sz w:val="28"/>
-          <w:lang w:val="ru-RU"/>
-        </w:rPr>
-        <w:t xml:space="preserve"> и </w:t>
-      </w:r>
-      <w:r>
-        <w:rPr>
-          <w:rFonts w:ascii="Times New Roman" w:eastAsia="Times New Roman" w:hAnsi="Times New Roman"/>
-          <w:sz w:val="28"/>
-        </w:rPr>
-        <w:t>PostgreSQL</w:t>
-      </w:r>
-      <w:r>
-        <w:rPr>
-          <w:rFonts w:ascii="Times New Roman" w:eastAsia="Times New Roman" w:hAnsi="Times New Roman"/>
-          <w:sz w:val="28"/>
-          <w:lang w:val="ru-RU"/>
-        </w:rPr>
-        <w:t xml:space="preserve"> с использованием </w:t>
-      </w:r>
-      <w:r>
-        <w:rPr>
-          <w:rFonts w:ascii="Times New Roman" w:eastAsia="Times New Roman" w:hAnsi="Times New Roman"/>
-          <w:sz w:val="28"/>
-        </w:rPr>
-        <w:t>Prisma</w:t>
-      </w:r>
-      <w:r>
-        <w:rPr>
-          <w:rFonts w:ascii="Times New Roman" w:eastAsia="Times New Roman" w:hAnsi="Times New Roman"/>
-          <w:sz w:val="28"/>
-          <w:lang w:val="ru-RU"/>
-        </w:rPr>
-        <w:t xml:space="preserve"> </w:t>
-      </w:r>
-      <w:r>
-        <w:rPr>
-          <w:rFonts w:ascii="Times New Roman" w:eastAsia="Times New Roman" w:hAnsi="Times New Roman"/>
-          <w:sz w:val="28"/>
-        </w:rPr>
-        <w:t>ORM</w:t>
-      </w:r>
-      <w:r>
-        <w:rPr>
-          <w:rFonts w:ascii="Times New Roman" w:eastAsia="Times New Roman" w:hAnsi="Times New Roman"/>
-          <w:sz w:val="28"/>
-          <w:lang w:val="ru-RU"/>
-        </w:rPr>
-        <w:t>.</w:t>
-      </w:r>
-    </w:p>
-    <w:p>
-      <w:pPr>
-        <w:pStyle w:val="a0"/>
-        <w:spacing w:before="0" w:after="0" w:line="360" w:lineRule="auto"/>
-        <w:ind w:firstLine="709"/>
-        <w:jc w:val="both"/>
-        <w:rPr>
-          <w:rFonts w:ascii="Times New Roman" w:eastAsia="Times New Roman" w:hAnsi="Times New Roman"/>
-          <w:sz w:val="28"/>
-        </w:rPr>
-      </w:pPr>
-      <w:r>
-        <w:rPr>
-          <w:rFonts w:ascii="Times New Roman" w:eastAsia="Times New Roman" w:hAnsi="Times New Roman"/>
-          <w:sz w:val="28"/>
-          <w:lang w:val="ru-RU"/>
-        </w:rPr>
-        <w:t xml:space="preserve">6. Разработать пользовательский интерфейс веб-приложения на </w:t>
-      </w:r>
-      <w:r>
-        <w:rPr>
-          <w:rFonts w:ascii="Times New Roman" w:eastAsia="Times New Roman" w:hAnsi="Times New Roman"/>
-          <w:sz w:val="28"/>
-        </w:rPr>
-        <w:t>Vue</w:t>
-      </w:r>
-      <w:r>
-        <w:rPr>
-          <w:rFonts w:ascii="Times New Roman" w:eastAsia="Times New Roman" w:hAnsi="Times New Roman"/>
-          <w:sz w:val="28"/>
-          <w:lang w:val="ru-RU"/>
-        </w:rPr>
-        <w:t xml:space="preserve"> 3 с поддержкой адаптивного дизайна.</w:t>
-      </w:r>
-    </w:p>
-    <w:p>
-      <w:pPr>
-        <w:pStyle w:val="a0"/>
-        <w:spacing w:before="0" w:after="0" w:line="360" w:lineRule="auto"/>
-        <w:ind w:firstLine="709"/>
-        <w:jc w:val="both"/>
-        <w:rPr>
-          <w:rFonts w:ascii="Times New Roman" w:eastAsia="Times New Roman" w:hAnsi="Times New Roman"/>
-          <w:sz w:val="28"/>
-        </w:rPr>
-      </w:pPr>
-      <w:r>
-        <w:rPr>
-          <w:rFonts w:ascii="Times New Roman" w:eastAsia="Times New Roman" w:hAnsi="Times New Roman"/>
-          <w:sz w:val="28"/>
-          <w:lang w:val="ru-RU"/>
-        </w:rPr>
-        <w:t xml:space="preserve">7. Реализовать механизмы аутентификации, авторизации и ролевого разграничения доступа на основе </w:t>
-      </w:r>
-      <w:r>
-        <w:rPr>
-          <w:rFonts w:ascii="Times New Roman" w:eastAsia="Times New Roman" w:hAnsi="Times New Roman"/>
-          <w:sz w:val="28"/>
-        </w:rPr>
-        <w:t>JWT</w:t>
-      </w:r>
-      <w:r>
-        <w:rPr>
-          <w:rFonts w:ascii="Times New Roman" w:eastAsia="Times New Roman" w:hAnsi="Times New Roman"/>
-          <w:sz w:val="28"/>
-          <w:lang w:val="ru-RU"/>
-        </w:rPr>
-        <w:t xml:space="preserve"> и </w:t>
-      </w:r>
-      <w:r>
-        <w:rPr>
-          <w:rFonts w:ascii="Times New Roman" w:eastAsia="Times New Roman" w:hAnsi="Times New Roman"/>
-          <w:sz w:val="28"/>
-        </w:rPr>
-        <w:t>RBAC</w:t>
-      </w:r>
-      <w:r>
-        <w:rPr>
-          <w:rFonts w:ascii="Times New Roman" w:eastAsia="Times New Roman" w:hAnsi="Times New Roman"/>
-          <w:sz w:val="28"/>
-          <w:lang w:val="ru-RU"/>
-        </w:rPr>
-        <w:t>.</w:t>
-      </w:r>
-    </w:p>
-    <w:p>
-      <w:pPr>
-        <w:pStyle w:val="a0"/>
-        <w:spacing w:before="0" w:after="0" w:line="360" w:lineRule="auto"/>
-        <w:ind w:firstLine="709"/>
-        <w:jc w:val="both"/>
-        <w:rPr>
-          <w:rFonts w:ascii="Times New Roman" w:eastAsia="Times New Roman" w:hAnsi="Times New Roman"/>
-          <w:sz w:val="28"/>
-        </w:rPr>
-      </w:pPr>
-      <w:r>
-        <w:rPr>
-          <w:rFonts w:ascii="Times New Roman" w:eastAsia="Times New Roman" w:hAnsi="Times New Roman"/>
-          <w:sz w:val="28"/>
-          <w:lang w:val="ru-RU"/>
-        </w:rPr>
-        <w:t xml:space="preserve">8. Обеспечить интеграцию модулей приложения, системы хранения файлов </w:t>
-      </w:r>
-      <w:proofErr w:type="spellStart"/>
-      <w:r>
-        <w:rPr>
-          <w:rFonts w:ascii="Times New Roman" w:eastAsia="Times New Roman" w:hAnsi="Times New Roman"/>
-          <w:sz w:val="28"/>
-        </w:rPr>
-        <w:t>MinIO</w:t>
-      </w:r>
-      <w:proofErr w:type="spellEnd"/>
-      <w:r>
-        <w:rPr>
-          <w:rFonts w:ascii="Times New Roman" w:eastAsia="Times New Roman" w:hAnsi="Times New Roman"/>
-          <w:sz w:val="28"/>
-          <w:lang w:val="ru-RU"/>
-        </w:rPr>
-        <w:t xml:space="preserve"> и инфраструктурных компонентов </w:t>
-      </w:r>
-      <w:r>
-        <w:rPr>
-          <w:rFonts w:ascii="Times New Roman" w:eastAsia="Times New Roman" w:hAnsi="Times New Roman"/>
-          <w:sz w:val="28"/>
-        </w:rPr>
-        <w:t>Docker</w:t>
-      </w:r>
-      <w:r>
-        <w:rPr>
-          <w:rFonts w:ascii="Times New Roman" w:eastAsia="Times New Roman" w:hAnsi="Times New Roman"/>
-          <w:sz w:val="28"/>
-          <w:lang w:val="ru-RU"/>
-        </w:rPr>
-        <w:t xml:space="preserve"> </w:t>
-      </w:r>
-      <w:r>
-        <w:rPr>
-          <w:rFonts w:ascii="Times New Roman" w:eastAsia="Times New Roman" w:hAnsi="Times New Roman"/>
-          <w:sz w:val="28"/>
-        </w:rPr>
-        <w:t>Compose</w:t>
-      </w:r>
-      <w:r>
-        <w:rPr>
-          <w:rFonts w:ascii="Times New Roman" w:eastAsia="Times New Roman" w:hAnsi="Times New Roman"/>
-          <w:sz w:val="28"/>
-          <w:lang w:val="ru-RU"/>
-        </w:rPr>
-        <w:t xml:space="preserve"> и </w:t>
-      </w:r>
-      <w:r>
-        <w:rPr>
-          <w:rFonts w:ascii="Times New Roman" w:eastAsia="Times New Roman" w:hAnsi="Times New Roman"/>
-          <w:sz w:val="28"/>
-        </w:rPr>
-        <w:t>Nginx</w:t>
-      </w:r>
-      <w:r>
-        <w:rPr>
-          <w:rFonts w:ascii="Times New Roman" w:eastAsia="Times New Roman" w:hAnsi="Times New Roman"/>
-          <w:sz w:val="28"/>
-          <w:lang w:val="ru-RU"/>
-        </w:rPr>
-        <w:t>.</w:t>
-      </w:r>
-    </w:p>
-    <w:p>
-      <w:pPr>
-        <w:pStyle w:val="a0"/>
-        <w:spacing w:before="0" w:after="0" w:line="360" w:lineRule="auto"/>
-        <w:ind w:firstLine="709"/>
-        <w:jc w:val="both"/>
-        <w:rPr>
-          <w:rFonts w:ascii="Times New Roman" w:eastAsia="Times New Roman" w:hAnsi="Times New Roman"/>
-          <w:sz w:val="28"/>
-        </w:rPr>
-      </w:pPr>
-      <w:r>
-        <w:rPr>
-          <w:rFonts w:ascii="Times New Roman" w:eastAsia="Times New Roman" w:hAnsi="Times New Roman"/>
-          <w:sz w:val="28"/>
-          <w:lang w:val="ru-RU"/>
-        </w:rPr>
-        <w:t>9. Разработать систему поиска, фильтрации, бронирования и учёта операций выдачи литературы.</w:t>
-      </w:r>
-    </w:p>
-    <w:p>
-      <w:pPr>
-        <w:pStyle w:val="a0"/>
-        <w:spacing w:before="0" w:after="0" w:line="360" w:lineRule="auto"/>
-        <w:ind w:firstLine="709"/>
-        <w:jc w:val="both"/>
-        <w:rPr>
-          <w:rFonts w:ascii="Times New Roman" w:eastAsia="Times New Roman" w:hAnsi="Times New Roman"/>
-          <w:sz w:val="28"/>
-        </w:rPr>
-      </w:pPr>
-      <w:r>
-        <w:rPr>
-          <w:rFonts w:ascii="Times New Roman" w:eastAsia="Times New Roman" w:hAnsi="Times New Roman"/>
-          <w:sz w:val="28"/>
-          <w:lang w:val="ru-RU"/>
-        </w:rPr>
-        <w:lastRenderedPageBreak/>
-        <w:t>10. Выполнить функциональное и структурное тестирование программного обеспечения.</w:t>
-      </w:r>
-    </w:p>
-    <w:p>
-      <w:pPr>
-        <w:pStyle w:val="a0"/>
-        <w:spacing w:before="0" w:after="0" w:line="360" w:lineRule="auto"/>
-        <w:ind w:firstLine="709"/>
-        <w:jc w:val="both"/>
-        <w:rPr>
-          <w:rFonts w:ascii="Times New Roman" w:eastAsia="Times New Roman" w:hAnsi="Times New Roman"/>
-          <w:sz w:val="28"/>
-        </w:rPr>
-      </w:pPr>
-      <w:r>
-        <w:rPr>
-          <w:rFonts w:ascii="Times New Roman" w:eastAsia="Times New Roman" w:hAnsi="Times New Roman"/>
-          <w:sz w:val="28"/>
-          <w:lang w:val="ru-RU"/>
-        </w:rPr>
-        <w:t>11. Оценить эксплуатационные характеристики разработанной системы.</w:t>
-      </w:r>
-    </w:p>
-    <w:p>
-      <w:pPr>
-        <w:pStyle w:val="a0"/>
-        <w:spacing w:before="0" w:after="0" w:line="360" w:lineRule="auto"/>
-        <w:ind w:firstLine="709"/>
-        <w:jc w:val="both"/>
-        <w:rPr>
-          <w:rFonts w:ascii="Times New Roman" w:eastAsia="Times New Roman" w:hAnsi="Times New Roman"/>
-          <w:sz w:val="28"/>
-        </w:rPr>
-      </w:pPr>
-      <w:r>
-        <w:rPr>
-          <w:rFonts w:ascii="Times New Roman" w:eastAsia="Times New Roman" w:hAnsi="Times New Roman"/>
-          <w:sz w:val="28"/>
-          <w:lang w:val="ru-RU"/>
-        </w:rPr>
-        <w:t>12. Разработать руководство системного программиста и руководство оператора.</w:t>
+          <w:rFonts w:ascii="Times New Roman" w:eastAsia="Times New Roman" w:hAnsi="Times New Roman" w:cs="Times New Roman"/>
+          <w:sz w:val="28"/>
+          <w:szCs w:val="28"/>
+          <w:lang w:val="ru-RU"/>
+        </w:rPr>
+        <w:t>» для автоматизации библиотечного учёта, а также формулируются перспективы дальнейшего развития системы.</w:t>
       </w:r>
     </w:p>
     <w:p>
@@ -1025,995 +2351,7 @@
           <w:sz w:val="28"/>
           <w:lang w:val="ru-RU"/>
         </w:rPr>
-        <w:t>13. Рассмотреть вопросы охраны труда и безопасности жизнедеятельности при эксплуатации программного обеспечения.</w:t>
-      </w:r>
-    </w:p>
-    <w:p>
-      <w:pPr>
-        <w:pStyle w:val="a0"/>
-        <w:spacing w:before="0" w:after="0" w:line="360" w:lineRule="auto"/>
-        <w:ind w:firstLine="709"/>
-        <w:jc w:val="both"/>
-        <w:rPr>
-          <w:rFonts w:ascii="Times New Roman" w:eastAsia="Times New Roman" w:hAnsi="Times New Roman"/>
-          <w:sz w:val="28"/>
-          <w:lang w:val="ru-RU"/>
-        </w:rPr>
-      </w:pPr>
-      <w:r>
-        <w:rPr>
-          <w:rFonts w:ascii="Times New Roman" w:eastAsia="Times New Roman" w:hAnsi="Times New Roman"/>
-          <w:sz w:val="28"/>
-          <w:lang w:val="ru-RU"/>
-        </w:rPr>
-        <w:t>Актуальность темы обусловлена следующими факторами:</w:t>
-      </w:r>
-    </w:p>
-    <w:p>
-      <w:pPr>
-        <w:pStyle w:val="a0"/>
-        <w:spacing w:before="0" w:after="0" w:line="360" w:lineRule="auto"/>
-        <w:ind w:firstLine="709"/>
-        <w:jc w:val="both"/>
-        <w:rPr>
-          <w:rFonts w:ascii="Times New Roman" w:eastAsia="Times New Roman" w:hAnsi="Times New Roman"/>
-          <w:sz w:val="28"/>
-          <w:lang w:val="ru-RU"/>
-        </w:rPr>
-      </w:pPr>
-      <w:r>
-        <w:rPr>
-          <w:rFonts w:ascii="Times New Roman" w:eastAsia="Times New Roman" w:hAnsi="Times New Roman"/>
-          <w:sz w:val="28"/>
-          <w:lang w:val="ru-RU"/>
-        </w:rPr>
-        <w:t>1. Необходимость цифровизации библиотечных процессов: современные библиотеки нуждаются в автоматизированных системах, обеспечивающих быстрое управление книжным фондом и сокращение объёма ручной работы сотрудников.</w:t>
-      </w:r>
-    </w:p>
-    <w:p>
-      <w:pPr>
-        <w:pStyle w:val="a0"/>
-        <w:spacing w:before="0" w:after="0" w:line="360" w:lineRule="auto"/>
-        <w:ind w:firstLine="709"/>
-        <w:jc w:val="both"/>
-        <w:rPr>
-          <w:rFonts w:ascii="Times New Roman" w:eastAsia="Times New Roman" w:hAnsi="Times New Roman"/>
-          <w:sz w:val="28"/>
-          <w:lang w:val="ru-RU"/>
-        </w:rPr>
-      </w:pPr>
-      <w:r>
-        <w:rPr>
-          <w:rFonts w:ascii="Times New Roman" w:eastAsia="Times New Roman" w:hAnsi="Times New Roman"/>
-          <w:sz w:val="28"/>
-          <w:lang w:val="ru-RU"/>
-        </w:rPr>
-        <w:t>2. Рост требований к удобству взаимодействия пользователей с библиотечными сервисами: читателям необходим доступ к электронному каталогу, бронированию литературы, истории операций и персонализированным рекомендациям.</w:t>
-      </w:r>
-    </w:p>
-    <w:p>
-      <w:pPr>
-        <w:pStyle w:val="a0"/>
-        <w:spacing w:before="0" w:after="0" w:line="360" w:lineRule="auto"/>
-        <w:ind w:firstLine="709"/>
-        <w:jc w:val="both"/>
-        <w:rPr>
-          <w:rFonts w:ascii="Times New Roman" w:eastAsia="Times New Roman" w:hAnsi="Times New Roman"/>
-          <w:sz w:val="28"/>
-          <w:lang w:val="ru-RU"/>
-        </w:rPr>
-      </w:pPr>
-      <w:r>
-        <w:rPr>
-          <w:rFonts w:ascii="Times New Roman" w:eastAsia="Times New Roman" w:hAnsi="Times New Roman"/>
-          <w:sz w:val="28"/>
-          <w:lang w:val="ru-RU"/>
-        </w:rPr>
-        <w:t>3. Необходимость централизованного хранения и защиты данных: библиотечные учреждения нуждаются в безопасных системах хранения информации с разграничением прав доступа и механизмами резервирования.</w:t>
-      </w:r>
-    </w:p>
-    <w:p>
-      <w:pPr>
-        <w:pStyle w:val="a0"/>
-        <w:spacing w:before="0" w:after="0" w:line="360" w:lineRule="auto"/>
-        <w:ind w:firstLine="709"/>
-        <w:jc w:val="both"/>
-        <w:rPr>
-          <w:rFonts w:ascii="Times New Roman" w:eastAsia="Times New Roman" w:hAnsi="Times New Roman"/>
-          <w:sz w:val="28"/>
-          <w:lang w:val="ru-RU"/>
-        </w:rPr>
-      </w:pPr>
-      <w:r>
-        <w:rPr>
-          <w:rFonts w:ascii="Times New Roman" w:eastAsia="Times New Roman" w:hAnsi="Times New Roman"/>
-          <w:sz w:val="28"/>
-          <w:lang w:val="ru-RU"/>
-        </w:rPr>
-        <w:t xml:space="preserve">4. Использование современных веб-технологий: применение </w:t>
-      </w:r>
-      <w:r>
-        <w:rPr>
-          <w:rFonts w:ascii="Times New Roman" w:eastAsia="Times New Roman" w:hAnsi="Times New Roman"/>
-          <w:sz w:val="28"/>
-        </w:rPr>
-        <w:t>Vue</w:t>
-      </w:r>
-      <w:r>
-        <w:rPr>
-          <w:rFonts w:ascii="Times New Roman" w:eastAsia="Times New Roman" w:hAnsi="Times New Roman"/>
-          <w:sz w:val="28"/>
-          <w:lang w:val="ru-RU"/>
-        </w:rPr>
-        <w:t xml:space="preserve"> 3, </w:t>
-      </w:r>
-      <w:r>
-        <w:rPr>
-          <w:rFonts w:ascii="Times New Roman" w:eastAsia="Times New Roman" w:hAnsi="Times New Roman"/>
-          <w:sz w:val="28"/>
-        </w:rPr>
-        <w:t>Express</w:t>
-      </w:r>
-      <w:r>
-        <w:rPr>
-          <w:rFonts w:ascii="Times New Roman" w:eastAsia="Times New Roman" w:hAnsi="Times New Roman"/>
-          <w:sz w:val="28"/>
-          <w:lang w:val="ru-RU"/>
-        </w:rPr>
-        <w:t>.</w:t>
-      </w:r>
-      <w:proofErr w:type="spellStart"/>
-      <w:r>
-        <w:rPr>
-          <w:rFonts w:ascii="Times New Roman" w:eastAsia="Times New Roman" w:hAnsi="Times New Roman"/>
-          <w:sz w:val="28"/>
-        </w:rPr>
-        <w:t>js</w:t>
-      </w:r>
-      <w:proofErr w:type="spellEnd"/>
-      <w:r>
-        <w:rPr>
-          <w:rFonts w:ascii="Times New Roman" w:eastAsia="Times New Roman" w:hAnsi="Times New Roman"/>
-          <w:sz w:val="28"/>
-          <w:lang w:val="ru-RU"/>
-        </w:rPr>
-        <w:t xml:space="preserve">, </w:t>
-      </w:r>
-      <w:r>
-        <w:rPr>
-          <w:rFonts w:ascii="Times New Roman" w:eastAsia="Times New Roman" w:hAnsi="Times New Roman"/>
-          <w:sz w:val="28"/>
-        </w:rPr>
-        <w:t>PostgreSQL</w:t>
-      </w:r>
-      <w:r>
-        <w:rPr>
-          <w:rFonts w:ascii="Times New Roman" w:eastAsia="Times New Roman" w:hAnsi="Times New Roman"/>
-          <w:sz w:val="28"/>
-          <w:lang w:val="ru-RU"/>
-        </w:rPr>
-        <w:t xml:space="preserve"> и </w:t>
-      </w:r>
-      <w:r>
-        <w:rPr>
-          <w:rFonts w:ascii="Times New Roman" w:eastAsia="Times New Roman" w:hAnsi="Times New Roman"/>
-          <w:sz w:val="28"/>
-        </w:rPr>
-        <w:t>Docker</w:t>
-      </w:r>
-      <w:r>
-        <w:rPr>
-          <w:rFonts w:ascii="Times New Roman" w:eastAsia="Times New Roman" w:hAnsi="Times New Roman"/>
-          <w:sz w:val="28"/>
-          <w:lang w:val="ru-RU"/>
-        </w:rPr>
-        <w:t xml:space="preserve"> </w:t>
-      </w:r>
-      <w:r>
-        <w:rPr>
-          <w:rFonts w:ascii="Times New Roman" w:eastAsia="Times New Roman" w:hAnsi="Times New Roman"/>
-          <w:sz w:val="28"/>
-        </w:rPr>
-        <w:t>Compose</w:t>
-      </w:r>
-      <w:r>
-        <w:rPr>
-          <w:rFonts w:ascii="Times New Roman" w:eastAsia="Times New Roman" w:hAnsi="Times New Roman"/>
-          <w:sz w:val="28"/>
-          <w:lang w:val="ru-RU"/>
-        </w:rPr>
-        <w:t xml:space="preserve"> позволяет создать масштабируемое и расширяемое решение, соответствующее современным требованиям к веб-приложениям.</w:t>
-      </w:r>
-    </w:p>
-    <w:p>
-      <w:pPr>
-        <w:pStyle w:val="a0"/>
-        <w:spacing w:before="0" w:after="0" w:line="360" w:lineRule="auto"/>
-        <w:ind w:firstLine="709"/>
-        <w:jc w:val="both"/>
-        <w:rPr>
-          <w:rFonts w:ascii="Times New Roman" w:eastAsia="Times New Roman" w:hAnsi="Times New Roman"/>
-          <w:sz w:val="28"/>
-          <w:lang w:val="ru-RU"/>
-        </w:rPr>
-      </w:pPr>
-      <w:r>
-        <w:rPr>
-          <w:rFonts w:ascii="Times New Roman" w:eastAsia="Times New Roman" w:hAnsi="Times New Roman"/>
-          <w:sz w:val="28"/>
-          <w:lang w:val="ru-RU"/>
-        </w:rPr>
-        <w:t xml:space="preserve">5. Соответствие требованиям образовательной программы: разработка проекта позволяет продемонстрировать профессиональные компетенции в </w:t>
-      </w:r>
-      <w:r>
-        <w:rPr>
-          <w:rFonts w:ascii="Times New Roman" w:eastAsia="Times New Roman" w:hAnsi="Times New Roman"/>
-          <w:sz w:val="28"/>
-          <w:lang w:val="ru-RU"/>
-        </w:rPr>
-        <w:lastRenderedPageBreak/>
-        <w:t xml:space="preserve">области проектирования программного обеспечения, разработки веб-приложений, баз данных и тестирования программных систем. </w:t>
-      </w:r>
-    </w:p>
-    <w:p>
-      <w:pPr>
-        <w:pStyle w:val="a0"/>
-        <w:spacing w:before="0" w:after="0" w:line="360" w:lineRule="auto"/>
-        <w:ind w:firstLine="709"/>
-        <w:jc w:val="both"/>
-        <w:rPr>
-          <w:rFonts w:ascii="Times New Roman" w:eastAsia="Times New Roman" w:hAnsi="Times New Roman"/>
-          <w:sz w:val="28"/>
-          <w:lang w:val="ru-RU"/>
-        </w:rPr>
-      </w:pPr>
-      <w:r>
-        <w:rPr>
-          <w:rFonts w:ascii="Times New Roman" w:eastAsia="Times New Roman" w:hAnsi="Times New Roman"/>
-          <w:b/>
-          <w:sz w:val="28"/>
-          <w:lang w:val="ru-RU"/>
-        </w:rPr>
-        <w:t>Научная и практическая новизна работы заключается в следующем</w:t>
-      </w:r>
-      <w:r>
-        <w:rPr>
-          <w:rFonts w:ascii="Times New Roman" w:eastAsia="Times New Roman" w:hAnsi="Times New Roman"/>
-          <w:sz w:val="28"/>
-          <w:lang w:val="ru-RU"/>
-        </w:rPr>
-        <w:t>:</w:t>
-      </w:r>
-    </w:p>
-    <w:p>
-      <w:pPr>
-        <w:pStyle w:val="a0"/>
-        <w:spacing w:before="0" w:after="0" w:line="360" w:lineRule="auto"/>
-        <w:ind w:firstLine="709"/>
-        <w:jc w:val="both"/>
-        <w:rPr>
-          <w:rFonts w:ascii="Times New Roman" w:eastAsia="Times New Roman" w:hAnsi="Times New Roman"/>
-          <w:sz w:val="28"/>
-          <w:lang w:val="ru-RU"/>
-        </w:rPr>
-      </w:pPr>
-      <w:r>
-        <w:rPr>
-          <w:rFonts w:ascii="Times New Roman" w:eastAsia="Times New Roman" w:hAnsi="Times New Roman"/>
-          <w:sz w:val="28"/>
-          <w:lang w:val="ru-RU"/>
-        </w:rPr>
-        <w:t>1. Разработка комплексной информационной системы библиотечного учёта с поддержкой нескольких ролей пользователей: читатель, редактор, администратор и супер-администратор.</w:t>
-      </w:r>
-    </w:p>
-    <w:p>
-      <w:pPr>
-        <w:pStyle w:val="a0"/>
-        <w:spacing w:before="0" w:after="0" w:line="360" w:lineRule="auto"/>
-        <w:ind w:firstLine="709"/>
-        <w:jc w:val="both"/>
-        <w:rPr>
-          <w:rFonts w:ascii="Times New Roman" w:eastAsia="Times New Roman" w:hAnsi="Times New Roman"/>
-          <w:sz w:val="28"/>
-          <w:lang w:val="ru-RU"/>
-        </w:rPr>
-      </w:pPr>
-      <w:r>
-        <w:rPr>
-          <w:rFonts w:ascii="Times New Roman" w:eastAsia="Times New Roman" w:hAnsi="Times New Roman"/>
-          <w:sz w:val="28"/>
-          <w:lang w:val="ru-RU"/>
-        </w:rPr>
-        <w:t>2. Реализация модульной клиент-серверной архитектуры на основе современных технологий веб-разработки, обеспечивающей масштабируемость и расширяемость системы.</w:t>
-      </w:r>
-    </w:p>
-    <w:p>
-      <w:pPr>
-        <w:pStyle w:val="a0"/>
-        <w:spacing w:before="0" w:after="0" w:line="360" w:lineRule="auto"/>
-        <w:ind w:firstLine="709"/>
-        <w:jc w:val="both"/>
-        <w:rPr>
-          <w:rFonts w:ascii="Times New Roman" w:eastAsia="Times New Roman" w:hAnsi="Times New Roman"/>
-          <w:sz w:val="28"/>
-          <w:lang w:val="ru-RU"/>
-        </w:rPr>
-      </w:pPr>
-      <w:r>
-        <w:rPr>
-          <w:rFonts w:ascii="Times New Roman" w:eastAsia="Times New Roman" w:hAnsi="Times New Roman"/>
-          <w:sz w:val="28"/>
-          <w:lang w:val="ru-RU"/>
-        </w:rPr>
-        <w:t xml:space="preserve">3. Интеграция системы хранения файлов </w:t>
-      </w:r>
-      <w:proofErr w:type="spellStart"/>
-      <w:r>
-        <w:rPr>
-          <w:rFonts w:ascii="Times New Roman" w:eastAsia="Times New Roman" w:hAnsi="Times New Roman"/>
-          <w:sz w:val="28"/>
-        </w:rPr>
-        <w:t>MinIO</w:t>
-      </w:r>
-      <w:proofErr w:type="spellEnd"/>
-      <w:r>
-        <w:rPr>
-          <w:rFonts w:ascii="Times New Roman" w:eastAsia="Times New Roman" w:hAnsi="Times New Roman"/>
-          <w:sz w:val="28"/>
-          <w:lang w:val="ru-RU"/>
-        </w:rPr>
-        <w:t xml:space="preserve"> для централизованного хранения изображений обложек книг и пользовательских аватаров.</w:t>
-      </w:r>
-    </w:p>
-    <w:p>
-      <w:pPr>
-        <w:pStyle w:val="a0"/>
-        <w:spacing w:before="0" w:after="0" w:line="360" w:lineRule="auto"/>
-        <w:ind w:firstLine="709"/>
-        <w:jc w:val="both"/>
-        <w:rPr>
-          <w:rFonts w:ascii="Times New Roman" w:eastAsia="Times New Roman" w:hAnsi="Times New Roman"/>
-          <w:sz w:val="28"/>
-          <w:lang w:val="ru-RU"/>
-        </w:rPr>
-      </w:pPr>
-      <w:r>
-        <w:rPr>
-          <w:rFonts w:ascii="Times New Roman" w:eastAsia="Times New Roman" w:hAnsi="Times New Roman"/>
-          <w:sz w:val="28"/>
-          <w:lang w:val="ru-RU"/>
-        </w:rPr>
-        <w:t>4. Реализация механизмов персонализированного взаимодействия пользователей с библиотекой: избранное, рекомендации, история операций и система уведомлений.</w:t>
-      </w:r>
-    </w:p>
-    <w:p>
-      <w:pPr>
-        <w:pStyle w:val="a0"/>
-        <w:spacing w:before="0" w:after="0" w:line="360" w:lineRule="auto"/>
-        <w:ind w:firstLine="709"/>
-        <w:jc w:val="both"/>
-        <w:rPr>
-          <w:rFonts w:ascii="Times New Roman" w:eastAsia="Times New Roman" w:hAnsi="Times New Roman"/>
-          <w:sz w:val="28"/>
-          <w:lang w:val="ru-RU"/>
-        </w:rPr>
-      </w:pPr>
-      <w:r>
-        <w:rPr>
-          <w:rFonts w:ascii="Times New Roman" w:eastAsia="Times New Roman" w:hAnsi="Times New Roman"/>
-          <w:sz w:val="28"/>
-          <w:lang w:val="ru-RU"/>
-        </w:rPr>
-        <w:t xml:space="preserve">5. Использование контейнеризации </w:t>
-      </w:r>
-      <w:r>
-        <w:rPr>
-          <w:rFonts w:ascii="Times New Roman" w:eastAsia="Times New Roman" w:hAnsi="Times New Roman"/>
-          <w:sz w:val="28"/>
-        </w:rPr>
-        <w:t>Docker</w:t>
-      </w:r>
-      <w:r>
-        <w:rPr>
-          <w:rFonts w:ascii="Times New Roman" w:eastAsia="Times New Roman" w:hAnsi="Times New Roman"/>
-          <w:sz w:val="28"/>
-          <w:lang w:val="ru-RU"/>
-        </w:rPr>
-        <w:t xml:space="preserve"> </w:t>
-      </w:r>
-      <w:r>
-        <w:rPr>
-          <w:rFonts w:ascii="Times New Roman" w:eastAsia="Times New Roman" w:hAnsi="Times New Roman"/>
-          <w:sz w:val="28"/>
-        </w:rPr>
-        <w:t>Compose</w:t>
-      </w:r>
-      <w:r>
-        <w:rPr>
-          <w:rFonts w:ascii="Times New Roman" w:eastAsia="Times New Roman" w:hAnsi="Times New Roman"/>
-          <w:sz w:val="28"/>
-          <w:lang w:val="ru-RU"/>
-        </w:rPr>
-        <w:t xml:space="preserve"> и </w:t>
-      </w:r>
-      <w:proofErr w:type="spellStart"/>
-      <w:r>
-        <w:rPr>
-          <w:rFonts w:ascii="Times New Roman" w:eastAsia="Times New Roman" w:hAnsi="Times New Roman"/>
-          <w:sz w:val="28"/>
-          <w:lang w:val="ru-RU"/>
-        </w:rPr>
-        <w:t>проксирования</w:t>
-      </w:r>
-      <w:proofErr w:type="spellEnd"/>
-      <w:r>
-        <w:rPr>
-          <w:rFonts w:ascii="Times New Roman" w:eastAsia="Times New Roman" w:hAnsi="Times New Roman"/>
-          <w:sz w:val="28"/>
-          <w:lang w:val="ru-RU"/>
-        </w:rPr>
-        <w:t xml:space="preserve"> через </w:t>
-      </w:r>
-      <w:r>
-        <w:rPr>
-          <w:rFonts w:ascii="Times New Roman" w:eastAsia="Times New Roman" w:hAnsi="Times New Roman"/>
-          <w:sz w:val="28"/>
-        </w:rPr>
-        <w:t>Nginx</w:t>
-      </w:r>
-      <w:r>
-        <w:rPr>
-          <w:rFonts w:ascii="Times New Roman" w:eastAsia="Times New Roman" w:hAnsi="Times New Roman"/>
-          <w:sz w:val="28"/>
-          <w:lang w:val="ru-RU"/>
-        </w:rPr>
-        <w:t xml:space="preserve"> для упрощения развёртывания и сопровождения системы.</w:t>
-      </w:r>
-    </w:p>
-    <w:p>
-      <w:pPr>
-        <w:pStyle w:val="a0"/>
-        <w:spacing w:before="0" w:after="0" w:line="360" w:lineRule="auto"/>
-        <w:ind w:firstLine="709"/>
-        <w:jc w:val="both"/>
-        <w:rPr>
-          <w:rFonts w:ascii="Times New Roman" w:hAnsi="Times New Roman" w:cs="Times New Roman"/>
-          <w:sz w:val="28"/>
-          <w:szCs w:val="28"/>
-          <w:lang w:val="ru-RU"/>
-        </w:rPr>
-      </w:pPr>
-      <w:r>
-        <w:rPr>
-          <w:rFonts w:ascii="Times New Roman" w:eastAsia="Times New Roman" w:hAnsi="Times New Roman"/>
-          <w:sz w:val="28"/>
-          <w:lang w:val="ru-RU"/>
-        </w:rPr>
-        <w:t xml:space="preserve">6. Реализация безопасной модели разграничения доступа </w:t>
-      </w:r>
-      <w:r>
-        <w:rPr>
-          <w:rFonts w:ascii="Times New Roman" w:eastAsia="Times New Roman" w:hAnsi="Times New Roman"/>
-          <w:sz w:val="28"/>
-        </w:rPr>
-        <w:t>RBAC</w:t>
-      </w:r>
-      <w:r>
-        <w:rPr>
-          <w:rFonts w:ascii="Times New Roman" w:eastAsia="Times New Roman" w:hAnsi="Times New Roman"/>
-          <w:sz w:val="28"/>
-          <w:lang w:val="ru-RU"/>
-        </w:rPr>
-        <w:t xml:space="preserve"> с использованием </w:t>
-      </w:r>
-      <w:r>
-        <w:rPr>
-          <w:rFonts w:ascii="Times New Roman" w:eastAsia="Times New Roman" w:hAnsi="Times New Roman"/>
-          <w:sz w:val="28"/>
-        </w:rPr>
-        <w:t>JWT</w:t>
-      </w:r>
-      <w:r>
-        <w:rPr>
-          <w:rFonts w:ascii="Times New Roman" w:eastAsia="Times New Roman" w:hAnsi="Times New Roman"/>
-          <w:sz w:val="28"/>
-          <w:lang w:val="ru-RU"/>
-        </w:rPr>
-        <w:t>-аутентификации и серверной проверки полномочий пользователей.</w:t>
-      </w:r>
-    </w:p>
-    <w:p>
-      <w:pPr>
-        <w:pStyle w:val="a0"/>
-        <w:spacing w:before="0" w:after="0" w:line="360" w:lineRule="auto"/>
-        <w:ind w:firstLine="709"/>
-        <w:jc w:val="both"/>
-        <w:rPr>
-          <w:rFonts w:ascii="Times New Roman" w:hAnsi="Times New Roman" w:cs="Times New Roman"/>
-          <w:sz w:val="28"/>
-          <w:szCs w:val="28"/>
-          <w:lang w:val="ru-RU"/>
-        </w:rPr>
-      </w:pPr>
-      <w:r>
-        <w:rPr>
-          <w:rFonts w:ascii="Times New Roman" w:eastAsia="Times New Roman" w:hAnsi="Times New Roman"/>
-          <w:b/>
-          <w:sz w:val="28"/>
-          <w:lang w:val="ru-RU"/>
-        </w:rPr>
-        <w:t>Структура работы</w:t>
-      </w:r>
-      <w:r>
-        <w:rPr>
-          <w:rFonts w:ascii="Times New Roman" w:eastAsia="Times New Roman" w:hAnsi="Times New Roman"/>
-          <w:sz w:val="28"/>
-          <w:lang w:val="ru-RU"/>
-        </w:rPr>
-        <w:t xml:space="preserve"> </w:t>
-      </w:r>
-      <w:r>
-        <w:rPr>
-          <w:rFonts w:ascii="Times New Roman" w:eastAsia="Times New Roman" w:hAnsi="Times New Roman"/>
-          <w:sz w:val="28"/>
-          <w:lang w:val="ru-RU"/>
-        </w:rPr>
-        <w:t>–</w:t>
-      </w:r>
-      <w:r>
-        <w:rPr>
-          <w:rFonts w:ascii="Times New Roman" w:eastAsia="Times New Roman" w:hAnsi="Times New Roman"/>
-          <w:sz w:val="28"/>
-          <w:lang w:val="ru-RU"/>
-        </w:rPr>
-        <w:t xml:space="preserve"> выпускная квалификационная работа состоит из введения, шести глав, заключения, списка использованных источников и приложений. Представленная структура обеспечивает последовательное изложение материала от анализа предметной области и постановки задачи до разработки, тестирования и внедрения программного обеспечения.</w:t>
-      </w:r>
-    </w:p>
-    <w:p>
-      <w:pPr>
-        <w:pStyle w:val="a0"/>
-        <w:spacing w:before="0" w:after="0" w:line="360" w:lineRule="auto"/>
-        <w:ind w:firstLine="709"/>
-        <w:jc w:val="both"/>
-        <w:rPr>
-          <w:rFonts w:ascii="Times New Roman" w:hAnsi="Times New Roman" w:cs="Times New Roman"/>
-          <w:sz w:val="28"/>
-          <w:szCs w:val="28"/>
-          <w:lang w:val="ru-RU"/>
-        </w:rPr>
-      </w:pPr>
-      <w:r>
-        <w:rPr>
-          <w:rFonts w:ascii="Times New Roman" w:eastAsia="Times New Roman" w:hAnsi="Times New Roman"/>
-          <w:sz w:val="28"/>
-          <w:lang w:val="ru-RU"/>
-        </w:rPr>
-        <w:t>Глава 1 «Техническое задание» определяет нормативно-правовую основу разработки веб-приложения «</w:t>
-      </w:r>
-      <w:proofErr w:type="spellStart"/>
-      <w:r>
-        <w:rPr>
-          <w:rFonts w:ascii="Times New Roman" w:eastAsia="Times New Roman" w:hAnsi="Times New Roman"/>
-          <w:sz w:val="28"/>
-        </w:rPr>
-        <w:t>TopLibrary</w:t>
-      </w:r>
-      <w:proofErr w:type="spellEnd"/>
-      <w:r>
-        <w:rPr>
-          <w:rFonts w:ascii="Times New Roman" w:eastAsia="Times New Roman" w:hAnsi="Times New Roman"/>
-          <w:sz w:val="28"/>
-          <w:lang w:val="ru-RU"/>
-        </w:rPr>
-        <w:t xml:space="preserve">». В данной главе </w:t>
-      </w:r>
-      <w:r>
-        <w:rPr>
-          <w:rFonts w:ascii="Times New Roman" w:eastAsia="Times New Roman" w:hAnsi="Times New Roman"/>
-          <w:sz w:val="28"/>
-          <w:lang w:val="ru-RU"/>
-        </w:rPr>
-        <w:lastRenderedPageBreak/>
-        <w:t xml:space="preserve">формулируются цели и назначение приложения, требования к функциональным возможностям системы, архитектуре, безопасности, программному и техническому обеспечению. Отдельное внимание уделяется ролям пользователей, структуре интерфейса и функциональным требованиям к основным разделам приложения. Глава составлена в соответствии с требованиями ГОСТ 34.602–2020 и ГОСТ 19.201–78. </w:t>
-      </w:r>
-    </w:p>
-    <w:p>
-      <w:pPr>
-        <w:pStyle w:val="a0"/>
-        <w:spacing w:before="0" w:after="0" w:line="360" w:lineRule="auto"/>
-        <w:ind w:firstLine="709"/>
-        <w:jc w:val="both"/>
-        <w:rPr>
-          <w:rFonts w:ascii="Times New Roman" w:hAnsi="Times New Roman" w:cs="Times New Roman"/>
-          <w:sz w:val="28"/>
-          <w:szCs w:val="28"/>
-          <w:lang w:val="ru-RU"/>
-        </w:rPr>
-      </w:pPr>
-      <w:r>
-        <w:rPr>
-          <w:rFonts w:ascii="Times New Roman" w:eastAsia="Times New Roman" w:hAnsi="Times New Roman"/>
-          <w:sz w:val="28"/>
-          <w:lang w:val="ru-RU"/>
-        </w:rPr>
-        <w:t xml:space="preserve">Глава 2 «Проектирование и разработка программного обеспечения» посвящена анализу предметной области, проектированию архитектуры системы и реализации программных модулей. В главе рассматриваются алгоритмы работы системы библиотечного учёта, обосновывается выбор технологий </w:t>
-      </w:r>
-      <w:r>
-        <w:rPr>
-          <w:rFonts w:ascii="Times New Roman" w:eastAsia="Times New Roman" w:hAnsi="Times New Roman"/>
-          <w:sz w:val="28"/>
-        </w:rPr>
-        <w:t>Vue</w:t>
-      </w:r>
-      <w:r>
-        <w:rPr>
-          <w:rFonts w:ascii="Times New Roman" w:eastAsia="Times New Roman" w:hAnsi="Times New Roman"/>
-          <w:sz w:val="28"/>
-          <w:lang w:val="ru-RU"/>
-        </w:rPr>
-        <w:t xml:space="preserve"> 3, </w:t>
-      </w:r>
-      <w:r>
-        <w:rPr>
-          <w:rFonts w:ascii="Times New Roman" w:eastAsia="Times New Roman" w:hAnsi="Times New Roman"/>
-          <w:sz w:val="28"/>
-        </w:rPr>
-        <w:t>Express</w:t>
-      </w:r>
-      <w:r>
-        <w:rPr>
-          <w:rFonts w:ascii="Times New Roman" w:eastAsia="Times New Roman" w:hAnsi="Times New Roman"/>
-          <w:sz w:val="28"/>
-          <w:lang w:val="ru-RU"/>
-        </w:rPr>
-        <w:t>.</w:t>
-      </w:r>
-      <w:proofErr w:type="spellStart"/>
-      <w:r>
-        <w:rPr>
-          <w:rFonts w:ascii="Times New Roman" w:eastAsia="Times New Roman" w:hAnsi="Times New Roman"/>
-          <w:sz w:val="28"/>
-        </w:rPr>
-        <w:t>js</w:t>
-      </w:r>
-      <w:proofErr w:type="spellEnd"/>
-      <w:r>
-        <w:rPr>
-          <w:rFonts w:ascii="Times New Roman" w:eastAsia="Times New Roman" w:hAnsi="Times New Roman"/>
-          <w:sz w:val="28"/>
-          <w:lang w:val="ru-RU"/>
-        </w:rPr>
-        <w:t xml:space="preserve">, </w:t>
-      </w:r>
-      <w:r>
-        <w:rPr>
-          <w:rFonts w:ascii="Times New Roman" w:eastAsia="Times New Roman" w:hAnsi="Times New Roman"/>
-          <w:sz w:val="28"/>
-        </w:rPr>
-        <w:t>PostgreSQL</w:t>
-      </w:r>
-      <w:r>
-        <w:rPr>
-          <w:rFonts w:ascii="Times New Roman" w:eastAsia="Times New Roman" w:hAnsi="Times New Roman"/>
-          <w:sz w:val="28"/>
-          <w:lang w:val="ru-RU"/>
-        </w:rPr>
-        <w:t xml:space="preserve"> и </w:t>
-      </w:r>
-      <w:r>
-        <w:rPr>
-          <w:rFonts w:ascii="Times New Roman" w:eastAsia="Times New Roman" w:hAnsi="Times New Roman"/>
-          <w:sz w:val="28"/>
-        </w:rPr>
-        <w:t>Prisma</w:t>
-      </w:r>
-      <w:r>
-        <w:rPr>
-          <w:rFonts w:ascii="Times New Roman" w:eastAsia="Times New Roman" w:hAnsi="Times New Roman"/>
-          <w:sz w:val="28"/>
-          <w:lang w:val="ru-RU"/>
-        </w:rPr>
-        <w:t xml:space="preserve"> </w:t>
-      </w:r>
-      <w:r>
-        <w:rPr>
-          <w:rFonts w:ascii="Times New Roman" w:eastAsia="Times New Roman" w:hAnsi="Times New Roman"/>
-          <w:sz w:val="28"/>
-        </w:rPr>
-        <w:t>ORM</w:t>
-      </w:r>
-      <w:r>
-        <w:rPr>
-          <w:rFonts w:ascii="Times New Roman" w:eastAsia="Times New Roman" w:hAnsi="Times New Roman"/>
-          <w:sz w:val="28"/>
-          <w:lang w:val="ru-RU"/>
-        </w:rPr>
-        <w:t xml:space="preserve">. Особое внимание уделяется проектированию базы данных, построению </w:t>
-      </w:r>
-      <w:r>
-        <w:rPr>
-          <w:rFonts w:ascii="Times New Roman" w:eastAsia="Times New Roman" w:hAnsi="Times New Roman"/>
-          <w:sz w:val="28"/>
-        </w:rPr>
-        <w:t>ER</w:t>
-      </w:r>
-      <w:r>
-        <w:rPr>
-          <w:rFonts w:ascii="Times New Roman" w:eastAsia="Times New Roman" w:hAnsi="Times New Roman"/>
-          <w:sz w:val="28"/>
-          <w:lang w:val="ru-RU"/>
-        </w:rPr>
-        <w:t xml:space="preserve">-диаграммы и разработке модулей каталога книг, системы бронирования, личного кабинета пользователя, административной панели и механизмов разграничения доступа. Содержание главы отражает выполнение профессиональных компетенций ПК 1.1–1.6, ПК 2.1–2.5 и ПК 11.1–11.4. </w:t>
-      </w:r>
-    </w:p>
-    <w:p>
-      <w:pPr>
-        <w:pStyle w:val="a0"/>
-        <w:spacing w:before="0" w:after="0" w:line="360" w:lineRule="auto"/>
-        <w:ind w:firstLine="709"/>
-        <w:jc w:val="both"/>
-        <w:rPr>
-          <w:rFonts w:ascii="Times New Roman" w:hAnsi="Times New Roman" w:cs="Times New Roman"/>
-          <w:sz w:val="28"/>
-          <w:szCs w:val="28"/>
-          <w:lang w:val="ru-RU"/>
-        </w:rPr>
-      </w:pPr>
-      <w:r>
-        <w:rPr>
-          <w:rFonts w:ascii="Times New Roman" w:eastAsia="Times New Roman" w:hAnsi="Times New Roman" w:cs="Times New Roman"/>
-          <w:sz w:val="28"/>
-          <w:szCs w:val="28"/>
-          <w:lang w:val="ru-RU"/>
-        </w:rPr>
-        <w:t xml:space="preserve">Глава 3 «Тестирование программного обеспечения» посвящена проверке работоспособности и надёжности разработанной системы. В главе рассматриваются методы функционального и структурного тестирования, выполняется проверка процессов авторизации, бронирования, выдачи и возврата книг, а также анализируется корректность ролевого разграничения доступа. Дополнительно оцениваются эксплуатационные характеристики системы: время отклика </w:t>
-      </w:r>
-      <w:r>
-        <w:rPr>
-          <w:rFonts w:ascii="Times New Roman" w:eastAsia="Times New Roman" w:hAnsi="Times New Roman" w:cs="Times New Roman"/>
-          <w:sz w:val="28"/>
-          <w:szCs w:val="28"/>
-        </w:rPr>
-        <w:t>API</w:t>
-      </w:r>
-      <w:r>
-        <w:rPr>
-          <w:rFonts w:ascii="Times New Roman" w:eastAsia="Times New Roman" w:hAnsi="Times New Roman" w:cs="Times New Roman"/>
-          <w:sz w:val="28"/>
-          <w:szCs w:val="28"/>
-          <w:lang w:val="ru-RU"/>
-        </w:rPr>
-        <w:t>, производительность интерфейса и корректность адаптивного отображения на различных устройствах. Данная глава демонстрирует освоение компетенций ПК 1.3, ПК 1.4, ПК 2.3, ПК 2.4 и ПК 4.2.</w:t>
-      </w:r>
-    </w:p>
-    <w:p>
-      <w:pPr>
-        <w:pStyle w:val="a0"/>
-        <w:spacing w:before="0" w:after="0" w:line="360" w:lineRule="auto"/>
-        <w:ind w:firstLine="709"/>
-        <w:jc w:val="both"/>
-        <w:rPr>
-          <w:rFonts w:ascii="Times New Roman" w:hAnsi="Times New Roman" w:cs="Times New Roman"/>
-          <w:sz w:val="28"/>
-          <w:szCs w:val="28"/>
-          <w:lang w:val="ru-RU"/>
-        </w:rPr>
-      </w:pPr>
-      <w:r>
-        <w:rPr>
-          <w:rFonts w:ascii="Times New Roman" w:eastAsia="Times New Roman" w:hAnsi="Times New Roman" w:cs="Times New Roman"/>
-          <w:sz w:val="28"/>
-          <w:szCs w:val="28"/>
-          <w:lang w:val="ru-RU"/>
-        </w:rPr>
-        <w:lastRenderedPageBreak/>
-        <w:t xml:space="preserve">Глава 4 «Руководство системного программиста» содержит сведения, необходимые для установки, настройки и сопровождения веб-приложения. В данной главе описываются структура программного обеспечения, настройка </w:t>
-      </w:r>
-      <w:r>
-        <w:rPr>
-          <w:rFonts w:ascii="Times New Roman" w:eastAsia="Times New Roman" w:hAnsi="Times New Roman" w:cs="Times New Roman"/>
-          <w:sz w:val="28"/>
-          <w:szCs w:val="28"/>
-        </w:rPr>
-        <w:t>Docker</w:t>
-      </w:r>
-      <w:r>
-        <w:rPr>
-          <w:rFonts w:ascii="Times New Roman" w:eastAsia="Times New Roman" w:hAnsi="Times New Roman" w:cs="Times New Roman"/>
-          <w:sz w:val="28"/>
-          <w:szCs w:val="28"/>
-          <w:lang w:val="ru-RU"/>
-        </w:rPr>
-        <w:t xml:space="preserve"> </w:t>
-      </w:r>
-      <w:r>
-        <w:rPr>
-          <w:rFonts w:ascii="Times New Roman" w:eastAsia="Times New Roman" w:hAnsi="Times New Roman" w:cs="Times New Roman"/>
-          <w:sz w:val="28"/>
-          <w:szCs w:val="28"/>
-        </w:rPr>
-        <w:t>Compose</w:t>
-      </w:r>
-      <w:r>
-        <w:rPr>
-          <w:rFonts w:ascii="Times New Roman" w:eastAsia="Times New Roman" w:hAnsi="Times New Roman" w:cs="Times New Roman"/>
-          <w:sz w:val="28"/>
-          <w:szCs w:val="28"/>
-          <w:lang w:val="ru-RU"/>
-        </w:rPr>
-        <w:t xml:space="preserve">, </w:t>
-      </w:r>
-      <w:r>
-        <w:rPr>
-          <w:rFonts w:ascii="Times New Roman" w:eastAsia="Times New Roman" w:hAnsi="Times New Roman" w:cs="Times New Roman"/>
-          <w:sz w:val="28"/>
-          <w:szCs w:val="28"/>
-        </w:rPr>
-        <w:t>Nginx</w:t>
-      </w:r>
-      <w:r>
-        <w:rPr>
-          <w:rFonts w:ascii="Times New Roman" w:eastAsia="Times New Roman" w:hAnsi="Times New Roman" w:cs="Times New Roman"/>
-          <w:sz w:val="28"/>
-          <w:szCs w:val="28"/>
-          <w:lang w:val="ru-RU"/>
-        </w:rPr>
-        <w:t xml:space="preserve">, </w:t>
-      </w:r>
-      <w:r>
-        <w:rPr>
-          <w:rFonts w:ascii="Times New Roman" w:eastAsia="Times New Roman" w:hAnsi="Times New Roman" w:cs="Times New Roman"/>
-          <w:sz w:val="28"/>
-          <w:szCs w:val="28"/>
-        </w:rPr>
-        <w:t>PostgreSQL</w:t>
-      </w:r>
-      <w:r>
-        <w:rPr>
-          <w:rFonts w:ascii="Times New Roman" w:eastAsia="Times New Roman" w:hAnsi="Times New Roman" w:cs="Times New Roman"/>
-          <w:sz w:val="28"/>
-          <w:szCs w:val="28"/>
-          <w:lang w:val="ru-RU"/>
-        </w:rPr>
-        <w:t xml:space="preserve"> и </w:t>
-      </w:r>
-      <w:proofErr w:type="spellStart"/>
-      <w:r>
-        <w:rPr>
-          <w:rFonts w:ascii="Times New Roman" w:eastAsia="Times New Roman" w:hAnsi="Times New Roman" w:cs="Times New Roman"/>
-          <w:sz w:val="28"/>
-          <w:szCs w:val="28"/>
-        </w:rPr>
-        <w:t>MinIO</w:t>
-      </w:r>
-      <w:proofErr w:type="spellEnd"/>
-      <w:r>
-        <w:rPr>
-          <w:rFonts w:ascii="Times New Roman" w:eastAsia="Times New Roman" w:hAnsi="Times New Roman" w:cs="Times New Roman"/>
-          <w:sz w:val="28"/>
-          <w:szCs w:val="28"/>
-          <w:lang w:val="ru-RU"/>
-        </w:rPr>
-        <w:t>, процедуры запуска приложения и резервного копирования базы данных. Руководство разработано в соответствии с требованиями ЕСПД и подтверждает выполнение компетенций ПК 4.1, ПК 4.3 и ПК 11.5.</w:t>
-      </w:r>
-    </w:p>
-    <w:p>
-      <w:pPr>
-        <w:pStyle w:val="a0"/>
-        <w:spacing w:before="0" w:after="0" w:line="360" w:lineRule="auto"/>
-        <w:ind w:firstLine="709"/>
-        <w:jc w:val="both"/>
-        <w:rPr>
-          <w:rFonts w:ascii="Times New Roman" w:hAnsi="Times New Roman" w:cs="Times New Roman"/>
-          <w:sz w:val="28"/>
-          <w:szCs w:val="28"/>
-          <w:lang w:val="ru-RU"/>
-        </w:rPr>
-      </w:pPr>
-      <w:r>
-        <w:rPr>
-          <w:rFonts w:ascii="Times New Roman" w:eastAsia="Times New Roman" w:hAnsi="Times New Roman" w:cs="Times New Roman"/>
-          <w:sz w:val="28"/>
-          <w:szCs w:val="28"/>
-          <w:lang w:val="ru-RU"/>
-        </w:rPr>
-        <w:t>Глава 5 «Руководство оператора» предназначена для конечных пользователей системы. В главе приводятся инструкции по работе с каталогом книг, бронированием литературы, управлением профилем пользователя, обработкой выдач и возвратов, а также использованием административной панели и системы уведомлений. Наличие данного руководства обеспечивает практическую применимость разработанного программного обеспечения.</w:t>
-      </w:r>
-    </w:p>
-    <w:p>
-      <w:pPr>
-        <w:pStyle w:val="a0"/>
-        <w:spacing w:before="0" w:after="0" w:line="360" w:lineRule="auto"/>
-        <w:ind w:firstLine="709"/>
-        <w:jc w:val="both"/>
-        <w:rPr>
-          <w:rFonts w:ascii="Times New Roman" w:hAnsi="Times New Roman" w:cs="Times New Roman"/>
-          <w:sz w:val="28"/>
-          <w:szCs w:val="28"/>
-          <w:lang w:val="ru-RU"/>
-        </w:rPr>
-      </w:pPr>
-      <w:r>
-        <w:rPr>
-          <w:rFonts w:ascii="Times New Roman" w:eastAsia="Times New Roman" w:hAnsi="Times New Roman" w:cs="Times New Roman"/>
-          <w:sz w:val="28"/>
-          <w:szCs w:val="28"/>
-          <w:lang w:val="ru-RU"/>
-        </w:rPr>
-        <w:t>Глава 6 «Охрана труда и безопасность жизнедеятельности» рассматривает вопросы безопасной эксплуатации компьютерной техники и программного обеспечения. Анализируются требования к организации рабочего места, режиму труда и отдыха, электробезопасности, а также факторы, влияющие на безопасность пользователей при длительной работе за персональным компьютером.</w:t>
-      </w:r>
-    </w:p>
-    <w:p>
-      <w:pPr>
-        <w:pStyle w:val="a0"/>
-        <w:spacing w:before="0" w:after="0" w:line="360" w:lineRule="auto"/>
-        <w:ind w:firstLine="709"/>
-        <w:jc w:val="both"/>
-        <w:rPr>
-          <w:rFonts w:ascii="Times New Roman" w:hAnsi="Times New Roman" w:cs="Times New Roman"/>
-          <w:sz w:val="28"/>
-          <w:szCs w:val="28"/>
-          <w:lang w:val="ru-RU"/>
-        </w:rPr>
-      </w:pPr>
-      <w:r>
-        <w:rPr>
-          <w:rFonts w:ascii="Times New Roman" w:eastAsia="Times New Roman" w:hAnsi="Times New Roman" w:cs="Times New Roman"/>
-          <w:sz w:val="28"/>
-          <w:szCs w:val="28"/>
-          <w:lang w:val="ru-RU"/>
-        </w:rPr>
-        <w:t>Заключение содержит оценку результатов выполненной работы, анализ степени достижения поставленной цели и решения поставленных задач. В заключении подтверждается практическая значимость разработанного веб-приложения «</w:t>
-      </w:r>
-      <w:proofErr w:type="spellStart"/>
-      <w:r>
-        <w:rPr>
-          <w:rFonts w:ascii="Times New Roman" w:eastAsia="Times New Roman" w:hAnsi="Times New Roman" w:cs="Times New Roman"/>
-          <w:sz w:val="28"/>
-          <w:szCs w:val="28"/>
-        </w:rPr>
-        <w:t>TopLibrary</w:t>
-      </w:r>
-      <w:proofErr w:type="spellEnd"/>
-      <w:r>
-        <w:rPr>
-          <w:rFonts w:ascii="Times New Roman" w:eastAsia="Times New Roman" w:hAnsi="Times New Roman" w:cs="Times New Roman"/>
-          <w:sz w:val="28"/>
-          <w:szCs w:val="28"/>
-          <w:lang w:val="ru-RU"/>
-        </w:rPr>
-        <w:t>» для автоматизации библиотечного учёта, а также формулируются перспективы дальнейшего развития системы.</w:t>
-      </w:r>
-    </w:p>
-    <w:p>
-      <w:pPr>
-        <w:pStyle w:val="a0"/>
-        <w:spacing w:before="0" w:after="0" w:line="360" w:lineRule="auto"/>
-        <w:ind w:firstLine="709"/>
-        <w:jc w:val="both"/>
-        <w:rPr>
-          <w:rFonts w:ascii="Times New Roman" w:hAnsi="Times New Roman" w:cs="Times New Roman"/>
-          <w:sz w:val="28"/>
-          <w:szCs w:val="28"/>
-          <w:lang w:val="ru-RU"/>
-        </w:rPr>
-      </w:pPr>
-      <w:r>
-        <w:rPr>
-          <w:rFonts w:ascii="Times New Roman" w:eastAsia="Times New Roman" w:hAnsi="Times New Roman"/>
-          <w:sz w:val="28"/>
-          <w:lang w:val="ru-RU"/>
-        </w:rPr>
-        <w:t xml:space="preserve">Список использованных источников включает нормативно-правовую документацию, международные стандарты в области качества программного </w:t>
-      </w:r>
-      <w:r>
-        <w:rPr>
-          <w:rFonts w:ascii="Times New Roman" w:eastAsia="Times New Roman" w:hAnsi="Times New Roman"/>
-          <w:sz w:val="28"/>
-          <w:lang w:val="ru-RU"/>
-        </w:rPr>
-        <w:lastRenderedPageBreak/>
-        <w:t>обеспечения и тестирования, документацию по используемым технологиям (</w:t>
+        <w:t>Список использованных источников включает нормативно-правовую документацию, международные стандарты в области качества программного обеспечения и тестирования, документацию по используемым технологиям (</w:t>
       </w:r>
       <w:r>
         <w:rPr>
